--- a/docs/resumenes/Normas_ElPeruano_20261001.docx
+++ b/docs/resumenes/Normas_ElPeruano_20261001.docx
@@ -4,69 +4,148 @@
   <w:body>
     <w:p>
       <w:pPr>
-        <w:pStyle w:val="Title"/>
+        <w:spacing w:before="0" w:after="40" w:line="276" w:lineRule="auto"/>
         <w:jc w:val="center"/>
       </w:pPr>
       <w:r>
-        <w:t>Resumen de Normas Legales – Diario Oficial El Peruano</w:t>
+        <w:rPr>
+          <w:rFonts w:ascii="Arial" w:hAnsi="Arial" w:eastAsia="Arial"/>
+          <w:b/>
+          <w:i w:val="0"/>
+          <w:color w:val="0A2F5C"/>
+          <w:sz w:val="36"/>
+        </w:rPr>
+        <w:t>RESUMEN DE NORMAS LEGALES</w:t>
       </w:r>
     </w:p>
     <w:p>
       <w:pPr>
+        <w:spacing w:before="0" w:after="40" w:line="276" w:lineRule="auto"/>
         <w:jc w:val="center"/>
       </w:pPr>
       <w:r>
         <w:rPr>
-          <w:b/>
+          <w:rFonts w:ascii="Arial" w:hAnsi="Arial" w:eastAsia="Arial"/>
+          <w:b w:val="0"/>
+          <w:i w:val="0"/>
+          <w:color w:val="5B6880"/>
+          <w:sz w:val="21"/>
         </w:rPr>
-        <w:t>Periodo revisado: 01/10/2026</w:t>
-        <w:br/>
-      </w:r>
-      <w:r>
-        <w:t>Generado: 26/10/2026 10:12  ·  Fuente: diariooficial.elperuano.pe</w:t>
+        <w:t>Diario Oficial El Peruano · Jueves 1 de octubre de 2026</w:t>
       </w:r>
     </w:p>
     <w:p>
       <w:pPr>
-        <w:pStyle w:val="Heading1"/>
+        <w:spacing w:before="0" w:after="200" w:line="276" w:lineRule="auto"/>
+        <w:pBdr>
+          <w:bottom w:val="single" w:sz="18" w:space="1" w:color="0A2F5C"/>
+        </w:pBdr>
       </w:pPr>
-      <w:r>
-        <w:t>1. Resumen ejecutivo</w:t>
-      </w:r>
-    </w:p>
-    <w:p>
-      <w:r>
-        <w:t>Se revisaron 78 normas publicadas en el periodo. 9 resultan de interés para la ATU por tratar sobre la entidad, la normatividad presupuestal o las inversiones.</w:t>
-      </w:r>
     </w:p>
     <w:tbl>
       <w:tblPr>
-        <w:tblStyle w:val="LightGrid-Accent1"/>
         <w:tblW w:type="auto" w:w="0"/>
         <w:tblLook w:firstColumn="1" w:firstRow="1" w:lastColumn="0" w:lastRow="0" w:noHBand="0" w:noVBand="1" w:val="04A0"/>
+        <w:tblBorders>
+          <w:top w:val="single" w:sz="4" w:space="0" w:color="C9D2DF"/>
+          <w:left w:val="single" w:sz="4" w:space="0" w:color="C9D2DF"/>
+          <w:bottom w:val="single" w:sz="4" w:space="0" w:color="C9D2DF"/>
+          <w:right w:val="single" w:sz="4" w:space="0" w:color="C9D2DF"/>
+          <w:insideH w:val="single" w:sz="4" w:space="0" w:color="C9D2DF"/>
+          <w:insideV w:val="single" w:sz="4" w:space="0" w:color="C9D2DF"/>
+        </w:tblBorders>
+        <w:tblLayout w:type="fixed"/>
+        <w:tblCellMar>
+          <w:top w:w="50" w:type="dxa"/>
+          <w:bottom w:w="50" w:type="dxa"/>
+          <w:left w:w="100" w:type="dxa"/>
+          <w:right w:w="100" w:type="dxa"/>
+        </w:tblCellMar>
       </w:tblPr>
       <w:tblGrid>
-        <w:gridCol w:w="4986"/>
-        <w:gridCol w:w="4986"/>
+        <w:gridCol w:w="2353"/>
+        <w:gridCol w:w="2353"/>
+        <w:gridCol w:w="2353"/>
+        <w:gridCol w:w="2353"/>
       </w:tblGrid>
       <w:tr>
         <w:tc>
           <w:tcPr>
-            <w:tcW w:type="dxa" w:w="4986"/>
+            <w:tcW w:type="dxa" w:w="2041"/>
+            <w:shd w:val="clear" w:color="auto" w:fill="F2F5FA"/>
           </w:tcPr>
           <w:p>
+            <w:pPr>
+              <w:spacing w:before="20" w:after="20" w:line="264" w:lineRule="auto"/>
+            </w:pPr>
             <w:r>
-              <w:t>Tema</w:t>
+              <w:rPr>
+                <w:rFonts w:ascii="Arial" w:hAnsi="Arial" w:eastAsia="Arial"/>
+                <w:b/>
+                <w:i w:val="0"/>
+                <w:color w:val="0A2F5C"/>
+                <w:sz w:val="17"/>
+              </w:rPr>
+              <w:t>Periodo revisado</w:t>
             </w:r>
           </w:p>
         </w:tc>
         <w:tc>
           <w:tcPr>
-            <w:tcW w:type="dxa" w:w="4986"/>
+            <w:tcW w:type="dxa" w:w="2665"/>
           </w:tcPr>
           <w:p>
+            <w:pPr>
+              <w:spacing w:before="20" w:after="20" w:line="264" w:lineRule="auto"/>
+            </w:pPr>
             <w:r>
-              <w:t>N.° de normas</w:t>
+              <w:rPr>
+                <w:rFonts w:ascii="Arial" w:hAnsi="Arial" w:eastAsia="Arial"/>
+                <w:b w:val="0"/>
+                <w:i w:val="0"/>
+                <w:sz w:val="19"/>
+              </w:rPr>
+              <w:t>01/10/2026</w:t>
+            </w:r>
+          </w:p>
+        </w:tc>
+        <w:tc>
+          <w:tcPr>
+            <w:tcW w:type="dxa" w:w="2041"/>
+            <w:shd w:val="clear" w:color="auto" w:fill="F2F5FA"/>
+          </w:tcPr>
+          <w:p>
+            <w:pPr>
+              <w:spacing w:before="20" w:after="20" w:line="264" w:lineRule="auto"/>
+            </w:pPr>
+            <w:r>
+              <w:rPr>
+                <w:rFonts w:ascii="Arial" w:hAnsi="Arial" w:eastAsia="Arial"/>
+                <w:b/>
+                <w:i w:val="0"/>
+                <w:color w:val="0A2F5C"/>
+                <w:sz w:val="17"/>
+              </w:rPr>
+              <w:t>Fecha de elaboración</w:t>
+            </w:r>
+          </w:p>
+        </w:tc>
+        <w:tc>
+          <w:tcPr>
+            <w:tcW w:type="dxa" w:w="2665"/>
+          </w:tcPr>
+          <w:p>
+            <w:pPr>
+              <w:spacing w:before="20" w:after="20" w:line="264" w:lineRule="auto"/>
+            </w:pPr>
+            <w:r>
+              <w:rPr>
+                <w:rFonts w:ascii="Arial" w:hAnsi="Arial" w:eastAsia="Arial"/>
+                <w:b w:val="0"/>
+                <w:i w:val="0"/>
+                <w:sz w:val="19"/>
+              </w:rPr>
+              <w:t>26/10/2026 17:04</w:t>
             </w:r>
           </w:p>
         </w:tc>
@@ -74,65 +153,82 @@
       <w:tr>
         <w:tc>
           <w:tcPr>
-            <w:tcW w:type="dxa" w:w="4986"/>
+            <w:tcW w:type="dxa" w:w="2041"/>
+            <w:shd w:val="clear" w:color="auto" w:fill="F2F5FA"/>
           </w:tcPr>
           <w:p>
+            <w:pPr>
+              <w:spacing w:before="20" w:after="20" w:line="264" w:lineRule="auto"/>
+            </w:pPr>
             <w:r>
-              <w:t>ATU y transporte urbano</w:t>
+              <w:rPr>
+                <w:rFonts w:ascii="Arial" w:hAnsi="Arial" w:eastAsia="Arial"/>
+                <w:b/>
+                <w:i w:val="0"/>
+                <w:color w:val="0A2F5C"/>
+                <w:sz w:val="17"/>
+              </w:rPr>
+              <w:t>Normas publicadas</w:t>
             </w:r>
           </w:p>
         </w:tc>
         <w:tc>
           <w:tcPr>
-            <w:tcW w:type="dxa" w:w="4986"/>
+            <w:tcW w:type="dxa" w:w="2665"/>
           </w:tcPr>
           <w:p>
+            <w:pPr>
+              <w:spacing w:before="20" w:after="20" w:line="264" w:lineRule="auto"/>
+            </w:pPr>
             <w:r>
-              <w:t>0</w:t>
-            </w:r>
-          </w:p>
-        </w:tc>
-      </w:tr>
-      <w:tr>
-        <w:tc>
-          <w:tcPr>
-            <w:tcW w:type="dxa" w:w="4986"/>
-          </w:tcPr>
-          <w:p>
-            <w:r>
-              <w:t>Normatividad presupuestal</w:t>
+              <w:rPr>
+                <w:rFonts w:ascii="Arial" w:hAnsi="Arial" w:eastAsia="Arial"/>
+                <w:b w:val="0"/>
+                <w:i w:val="0"/>
+                <w:sz w:val="19"/>
+              </w:rPr>
+              <w:t>78</w:t>
             </w:r>
           </w:p>
         </w:tc>
         <w:tc>
           <w:tcPr>
-            <w:tcW w:type="dxa" w:w="4986"/>
+            <w:tcW w:type="dxa" w:w="2041"/>
+            <w:shd w:val="clear" w:color="auto" w:fill="F2F5FA"/>
           </w:tcPr>
           <w:p>
+            <w:pPr>
+              <w:spacing w:before="20" w:after="20" w:line="264" w:lineRule="auto"/>
+            </w:pPr>
             <w:r>
-              <w:t>4</w:t>
-            </w:r>
-          </w:p>
-        </w:tc>
-      </w:tr>
-      <w:tr>
-        <w:tc>
-          <w:tcPr>
-            <w:tcW w:type="dxa" w:w="4986"/>
-          </w:tcPr>
-          <w:p>
-            <w:r>
-              <w:t>Inversiones</w:t>
+              <w:rPr>
+                <w:rFonts w:ascii="Arial" w:hAnsi="Arial" w:eastAsia="Arial"/>
+                <w:b/>
+                <w:i w:val="0"/>
+                <w:color w:val="0A2F5C"/>
+                <w:sz w:val="17"/>
+              </w:rPr>
+              <w:t>Normas de interés</w:t>
             </w:r>
           </w:p>
         </w:tc>
         <w:tc>
           <w:tcPr>
-            <w:tcW w:type="dxa" w:w="4986"/>
+            <w:tcW w:type="dxa" w:w="2665"/>
           </w:tcPr>
           <w:p>
+            <w:pPr>
+              <w:spacing w:before="20" w:after="20" w:line="264" w:lineRule="auto"/>
+            </w:pPr>
             <w:r>
-              <w:t>5</w:t>
+              <w:rPr>
+                <w:rFonts w:ascii="Arial" w:hAnsi="Arial" w:eastAsia="Arial"/>
+                <w:b/>
+                <w:i w:val="0"/>
+                <w:color w:val="0A2F5C"/>
+                <w:sz w:val="19"/>
+              </w:rPr>
+              <w:t>9</w:t>
             </w:r>
           </w:p>
         </w:tc>
@@ -140,112 +236,261 @@
     </w:tbl>
     <w:p>
       <w:pPr>
-        <w:pStyle w:val="Heading1"/>
+        <w:spacing w:before="280" w:after="120" w:line="276" w:lineRule="auto"/>
+        <w:keepNext/>
+        <w:pBdr>
+          <w:bottom w:val="single" w:sz="6" w:space="2" w:color="C9D2DF"/>
+        </w:pBdr>
       </w:pPr>
       <w:r>
-        <w:t>2. Normatividad presupuestal (4)</w:t>
+        <w:rPr>
+          <w:rFonts w:ascii="Arial" w:hAnsi="Arial" w:eastAsia="Arial"/>
+          <w:b/>
+          <w:i w:val="0"/>
+          <w:color w:val="0A2F5C"/>
+          <w:sz w:val="22"/>
+        </w:rPr>
+        <w:t>1. RESUMEN EJECUTIVO</w:t>
+      </w:r>
+    </w:p>
+    <w:p>
+      <w:pPr>
+        <w:spacing w:before="0" w:after="160" w:line="276" w:lineRule="auto"/>
+        <w:jc w:val="both"/>
+      </w:pPr>
+      <w:r>
+        <w:rPr>
+          <w:rFonts w:ascii="Arial" w:hAnsi="Arial" w:eastAsia="Arial"/>
+          <w:b w:val="0"/>
+          <w:i w:val="0"/>
+          <w:sz w:val="20"/>
+        </w:rPr>
+        <w:t>De las 78 normas publicadas en el periodo, 9 resultan de interés institucional: 4 de normatividad presupuestal y 5 de inversiones. No se identificaron normas que involucren a la ATU. El Cuadro 1 presenta la relación completa y la sección 2, el detalle de cada norma.</w:t>
+      </w:r>
+    </w:p>
+    <w:p>
+      <w:pPr>
+        <w:keepNext/>
+        <w:spacing w:before="80" w:after="60" w:line="276" w:lineRule="auto"/>
+      </w:pPr>
+      <w:r>
+        <w:rPr>
+          <w:rFonts w:ascii="Arial" w:hAnsi="Arial" w:eastAsia="Arial"/>
+          <w:b/>
+          <w:i w:val="0"/>
+          <w:color w:val="0A2F5C"/>
+          <w:sz w:val="18"/>
+        </w:rPr>
+        <w:t>Cuadro 1. Normas de interés identificadas</w:t>
       </w:r>
     </w:p>
     <w:tbl>
       <w:tblPr>
-        <w:tblStyle w:val="TableGrid"/>
         <w:tblW w:type="auto" w:w="0"/>
         <w:tblLook w:firstColumn="1" w:firstRow="1" w:lastColumn="0" w:lastRow="0" w:noHBand="0" w:noVBand="1" w:val="04A0"/>
+        <w:tblBorders>
+          <w:top w:val="single" w:sz="4" w:space="0" w:color="C9D2DF"/>
+          <w:left w:val="single" w:sz="4" w:space="0" w:color="C9D2DF"/>
+          <w:bottom w:val="single" w:sz="4" w:space="0" w:color="C9D2DF"/>
+          <w:right w:val="single" w:sz="4" w:space="0" w:color="C9D2DF"/>
+          <w:insideH w:val="single" w:sz="4" w:space="0" w:color="C9D2DF"/>
+          <w:insideV w:val="single" w:sz="4" w:space="0" w:color="C9D2DF"/>
+        </w:tblBorders>
+        <w:tblLayout w:type="fixed"/>
+        <w:tblCellMar>
+          <w:top w:w="50" w:type="dxa"/>
+          <w:bottom w:w="50" w:type="dxa"/>
+          <w:left w:w="100" w:type="dxa"/>
+          <w:right w:w="100" w:type="dxa"/>
+        </w:tblCellMar>
       </w:tblPr>
       <w:tblGrid>
-        <w:gridCol w:w="2493"/>
-        <w:gridCol w:w="2493"/>
-        <w:gridCol w:w="2493"/>
-        <w:gridCol w:w="2493"/>
+        <w:gridCol w:w="2353"/>
+        <w:gridCol w:w="2353"/>
+        <w:gridCol w:w="2353"/>
+        <w:gridCol w:w="2353"/>
       </w:tblGrid>
       <w:tr>
+        <w:trPr>
+          <w:cantSplit/>
+          <w:tblHeader/>
+        </w:trPr>
         <w:tc>
           <w:tcPr>
-            <w:tcW w:type="dxa" w:w="1247"/>
-            <w:shd w:val="clear" w:color="auto" w:fill="1F4E79"/>
+            <w:tcW w:type="dxa" w:w="567"/>
+            <w:shd w:val="clear" w:color="auto" w:fill="0A2F5C"/>
           </w:tcPr>
           <w:p>
+            <w:pPr>
+              <w:spacing w:before="20" w:after="20" w:line="264" w:lineRule="auto"/>
+              <w:jc w:val="center"/>
+            </w:pPr>
             <w:r>
               <w:rPr>
+                <w:rFonts w:ascii="Arial" w:hAnsi="Arial" w:eastAsia="Arial"/>
                 <w:b/>
+                <w:i w:val="0"/>
                 <w:color w:val="FFFFFF"/>
-                <w:sz w:val="18"/>
+                <w:sz w:val="17"/>
               </w:rPr>
-              <w:t>Fecha</w:t>
+              <w:t>N.°</w:t>
             </w:r>
           </w:p>
         </w:tc>
         <w:tc>
           <w:tcPr>
-            <w:tcW w:type="dxa" w:w="1984"/>
-            <w:shd w:val="clear" w:color="auto" w:fill="1F4E79"/>
+            <w:tcW w:type="dxa" w:w="2835"/>
+            <w:shd w:val="clear" w:color="auto" w:fill="0A2F5C"/>
           </w:tcPr>
           <w:p>
+            <w:pPr>
+              <w:spacing w:before="20" w:after="20" w:line="264" w:lineRule="auto"/>
+              <w:jc w:val="center"/>
+            </w:pPr>
             <w:r>
               <w:rPr>
+                <w:rFonts w:ascii="Arial" w:hAnsi="Arial" w:eastAsia="Arial"/>
                 <w:b/>
+                <w:i w:val="0"/>
                 <w:color w:val="FFFFFF"/>
-                <w:sz w:val="18"/>
+                <w:sz w:val="17"/>
               </w:rPr>
-              <w:t>Entidad</w:t>
+              <w:t>Norma y entidad emisora</w:t>
             </w:r>
           </w:p>
         </w:tc>
         <w:tc>
           <w:tcPr>
-            <w:tcW w:type="dxa" w:w="2268"/>
-            <w:shd w:val="clear" w:color="auto" w:fill="1F4E79"/>
+            <w:tcW w:type="dxa" w:w="4762"/>
+            <w:shd w:val="clear" w:color="auto" w:fill="0A2F5C"/>
           </w:tcPr>
           <w:p>
+            <w:pPr>
+              <w:spacing w:before="20" w:after="20" w:line="264" w:lineRule="auto"/>
+              <w:jc w:val="center"/>
+            </w:pPr>
             <w:r>
               <w:rPr>
+                <w:rFonts w:ascii="Arial" w:hAnsi="Arial" w:eastAsia="Arial"/>
                 <w:b/>
+                <w:i w:val="0"/>
                 <w:color w:val="FFFFFF"/>
-                <w:sz w:val="18"/>
+                <w:sz w:val="17"/>
               </w:rPr>
-              <w:t>Norma</w:t>
+              <w:t>Sumilla</w:t>
             </w:r>
           </w:p>
         </w:tc>
         <w:tc>
           <w:tcPr>
-            <w:tcW w:type="dxa" w:w="4139"/>
-            <w:shd w:val="clear" w:color="auto" w:fill="1F4E79"/>
+            <w:tcW w:type="dxa" w:w="1247"/>
+            <w:shd w:val="clear" w:color="auto" w:fill="0A2F5C"/>
           </w:tcPr>
           <w:p>
+            <w:pPr>
+              <w:spacing w:before="20" w:after="20" w:line="264" w:lineRule="auto"/>
+              <w:jc w:val="center"/>
+            </w:pPr>
             <w:r>
               <w:rPr>
+                <w:rFonts w:ascii="Arial" w:hAnsi="Arial" w:eastAsia="Arial"/>
                 <w:b/>
+                <w:i w:val="0"/>
                 <w:color w:val="FFFFFF"/>
-                <w:sz w:val="18"/>
+                <w:sz w:val="17"/>
               </w:rPr>
-              <w:t>Sumilla</w:t>
+              <w:t>Publicación</w:t>
             </w:r>
           </w:p>
         </w:tc>
       </w:tr>
       <w:tr>
+        <w:trPr>
+          <w:cantSplit/>
+        </w:trPr>
         <w:tc>
           <w:tcPr>
             <w:tcW w:type="dxa" w:w="1247"/>
+            <w:gridSpan w:val="4"/>
+            <w:shd w:val="clear" w:color="auto" w:fill="F2F5FA"/>
+            <w:tcBorders>
+              <w:left w:val="single" w:sz="30" w:space="0" w:color="EB6834"/>
+            </w:tcBorders>
           </w:tcPr>
           <w:p>
+            <w:pPr>
+              <w:spacing w:before="20" w:after="20" w:line="264" w:lineRule="auto"/>
+            </w:pPr>
             <w:r>
               <w:rPr>
+                <w:rFonts w:ascii="Arial" w:hAnsi="Arial" w:eastAsia="Arial"/>
+                <w:b/>
+                <w:i w:val="0"/>
+                <w:color w:val="0A2F5C"/>
+                <w:sz w:val="17"/>
+              </w:rPr>
+              <w:t>NORMATIVIDAD PRESUPUESTAL  (4)</w:t>
+            </w:r>
+          </w:p>
+        </w:tc>
+      </w:tr>
+      <w:tr>
+        <w:trPr>
+          <w:cantSplit/>
+        </w:trPr>
+        <w:tc>
+          <w:tcPr>
+            <w:tcW w:type="dxa" w:w="567"/>
+          </w:tcPr>
+          <w:p>
+            <w:pPr>
+              <w:spacing w:before="20" w:after="20" w:line="264" w:lineRule="auto"/>
+              <w:jc w:val="center"/>
+            </w:pPr>
+            <w:r>
+              <w:rPr>
+                <w:rFonts w:ascii="Arial" w:hAnsi="Arial" w:eastAsia="Arial"/>
+                <w:b/>
+                <w:i w:val="0"/>
+                <w:color w:val="0A2F5C"/>
                 <w:sz w:val="18"/>
               </w:rPr>
-              <w:t>01/10/2026 (Ext.)</w:t>
+              <w:t>1</w:t>
             </w:r>
           </w:p>
         </w:tc>
         <w:tc>
           <w:tcPr>
-            <w:tcW w:type="dxa" w:w="1984"/>
+            <w:tcW w:type="dxa" w:w="2835"/>
           </w:tcPr>
           <w:p>
+            <w:pPr>
+              <w:spacing w:before="20" w:after="20" w:line="264" w:lineRule="auto"/>
+            </w:pPr>
+            <w:hyperlink r:id="rId11">
+              <w:r>
+                <w:rPr>
+                  <w:rFonts w:ascii="Arial" w:hAnsi="Arial" w:eastAsia="Arial" w:cs="Arial"/>
+                  <w:b/>
+                  <w:color w:val="0B5CAD"/>
+                  <w:sz w:val="17"/>
+                  <w:u w:val="single"/>
+                </w:rPr>
+                <w:t xml:space="preserve">RESOLUCIÓN N° 000214-2026-DV-PE</w:t>
+              </w:r>
+            </w:hyperlink>
+          </w:p>
+          <w:p>
+            <w:pPr>
+              <w:spacing w:before="0" w:after="20" w:line="252" w:lineRule="auto"/>
+            </w:pPr>
             <w:r>
               <w:rPr>
-                <w:sz w:val="18"/>
+                <w:rFonts w:ascii="Arial" w:hAnsi="Arial" w:eastAsia="Arial"/>
+                <w:b w:val="0"/>
+                <w:i w:val="0"/>
+                <w:color w:val="5B6880"/>
+                <w:sz w:val="15"/>
               </w:rPr>
               <w:t>COMISIÓN NACIONAL PARA EL DESARROLLO Y VIDA SIN DROGAS</w:t>
             </w:r>
@@ -253,32 +498,1249 @@
         </w:tc>
         <w:tc>
           <w:tcPr>
-            <w:tcW w:type="dxa" w:w="2268"/>
+            <w:tcW w:type="dxa" w:w="4762"/>
           </w:tcPr>
           <w:p>
+            <w:pPr>
+              <w:spacing w:before="20" w:after="20" w:line="264" w:lineRule="auto"/>
+            </w:pPr>
             <w:r>
               <w:rPr>
-                <w:sz w:val="18"/>
+                <w:rFonts w:ascii="Arial" w:hAnsi="Arial" w:eastAsia="Arial"/>
+                <w:b w:val="0"/>
+                <w:i w:val="0"/>
+                <w:sz w:val="17"/>
               </w:rPr>
+              <w:t>Autorizan transferencia financiera a favor de la Fuerza Aérea del Perú</w:t>
             </w:r>
-            <w:hyperlink r:id="rId9">
-              <w:r>
-                <w:rPr>
-                  <w:color w:val="0563C1"/>
-                  <w:u w:val="single"/>
-                </w:rPr>
-                <w:t>RESOLUCIÓN N° 000214-2026-DV-PE</w:t>
-              </w:r>
-            </w:hyperlink>
           </w:p>
         </w:tc>
         <w:tc>
           <w:tcPr>
-            <w:tcW w:type="dxa" w:w="4139"/>
+            <w:tcW w:type="dxa" w:w="1247"/>
           </w:tcPr>
           <w:p>
+            <w:pPr>
+              <w:spacing w:before="20" w:after="20" w:line="264" w:lineRule="auto"/>
+              <w:jc w:val="center"/>
+            </w:pPr>
             <w:r>
               <w:rPr>
+                <w:rFonts w:ascii="Arial" w:hAnsi="Arial" w:eastAsia="Arial"/>
+                <w:b w:val="0"/>
+                <w:i w:val="0"/>
+                <w:sz w:val="17"/>
+              </w:rPr>
+              <w:t>01/10/2026</w:t>
+            </w:r>
+          </w:p>
+          <w:p>
+            <w:pPr>
+              <w:spacing w:before="0" w:after="0" w:line="240" w:lineRule="auto"/>
+              <w:jc w:val="center"/>
+            </w:pPr>
+            <w:r>
+              <w:rPr>
+                <w:rFonts w:ascii="Arial" w:hAnsi="Arial" w:eastAsia="Arial"/>
+                <w:b w:val="0"/>
+                <w:i w:val="0"/>
+                <w:color w:val="B42318"/>
+                <w:sz w:val="14"/>
+              </w:rPr>
+              <w:t>Edición extraordinaria</w:t>
+            </w:r>
+          </w:p>
+        </w:tc>
+      </w:tr>
+      <w:tr>
+        <w:trPr>
+          <w:cantSplit/>
+        </w:trPr>
+        <w:tc>
+          <w:tcPr>
+            <w:tcW w:type="dxa" w:w="567"/>
+          </w:tcPr>
+          <w:p>
+            <w:pPr>
+              <w:spacing w:before="20" w:after="20" w:line="264" w:lineRule="auto"/>
+              <w:jc w:val="center"/>
+            </w:pPr>
+            <w:r>
+              <w:rPr>
+                <w:rFonts w:ascii="Arial" w:hAnsi="Arial" w:eastAsia="Arial"/>
+                <w:b/>
+                <w:i w:val="0"/>
+                <w:color w:val="0A2F5C"/>
+                <w:sz w:val="18"/>
+              </w:rPr>
+              <w:t>2</w:t>
+            </w:r>
+          </w:p>
+        </w:tc>
+        <w:tc>
+          <w:tcPr>
+            <w:tcW w:type="dxa" w:w="2835"/>
+          </w:tcPr>
+          <w:p>
+            <w:pPr>
+              <w:spacing w:before="20" w:after="20" w:line="264" w:lineRule="auto"/>
+            </w:pPr>
+            <w:hyperlink r:id="rId12">
+              <w:r>
+                <w:rPr>
+                  <w:rFonts w:ascii="Arial" w:hAnsi="Arial" w:eastAsia="Arial" w:cs="Arial"/>
+                  <w:b/>
+                  <w:color w:val="0B5CAD"/>
+                  <w:sz w:val="17"/>
+                  <w:u w:val="single"/>
+                </w:rPr>
+                <w:t xml:space="preserve">RESOLUCIÓN N° 000215-2026-DV-PE</w:t>
+              </w:r>
+            </w:hyperlink>
+          </w:p>
+          <w:p>
+            <w:pPr>
+              <w:spacing w:before="0" w:after="20" w:line="252" w:lineRule="auto"/>
+            </w:pPr>
+            <w:r>
+              <w:rPr>
+                <w:rFonts w:ascii="Arial" w:hAnsi="Arial" w:eastAsia="Arial"/>
+                <w:b w:val="0"/>
+                <w:i w:val="0"/>
+                <w:color w:val="5B6880"/>
+                <w:sz w:val="15"/>
+              </w:rPr>
+              <w:t>COMISIÓN NACIONAL PARA EL DESARROLLO Y VIDA SIN DROGAS</w:t>
+            </w:r>
+          </w:p>
+        </w:tc>
+        <w:tc>
+          <w:tcPr>
+            <w:tcW w:type="dxa" w:w="4762"/>
+          </w:tcPr>
+          <w:p>
+            <w:pPr>
+              <w:spacing w:before="20" w:after="20" w:line="264" w:lineRule="auto"/>
+            </w:pPr>
+            <w:r>
+              <w:rPr>
+                <w:rFonts w:ascii="Arial" w:hAnsi="Arial" w:eastAsia="Arial"/>
+                <w:b w:val="0"/>
+                <w:i w:val="0"/>
+                <w:sz w:val="17"/>
+              </w:rPr>
+              <w:t>Autorizan transferencia financiera a favor del Ejército del Perú</w:t>
+            </w:r>
+          </w:p>
+        </w:tc>
+        <w:tc>
+          <w:tcPr>
+            <w:tcW w:type="dxa" w:w="1247"/>
+          </w:tcPr>
+          <w:p>
+            <w:pPr>
+              <w:spacing w:before="20" w:after="20" w:line="264" w:lineRule="auto"/>
+              <w:jc w:val="center"/>
+            </w:pPr>
+            <w:r>
+              <w:rPr>
+                <w:rFonts w:ascii="Arial" w:hAnsi="Arial" w:eastAsia="Arial"/>
+                <w:b w:val="0"/>
+                <w:i w:val="0"/>
+                <w:sz w:val="17"/>
+              </w:rPr>
+              <w:t>01/10/2026</w:t>
+            </w:r>
+          </w:p>
+          <w:p>
+            <w:pPr>
+              <w:spacing w:before="0" w:after="0" w:line="240" w:lineRule="auto"/>
+              <w:jc w:val="center"/>
+            </w:pPr>
+            <w:r>
+              <w:rPr>
+                <w:rFonts w:ascii="Arial" w:hAnsi="Arial" w:eastAsia="Arial"/>
+                <w:b w:val="0"/>
+                <w:i w:val="0"/>
+                <w:color w:val="B42318"/>
+                <w:sz w:val="14"/>
+              </w:rPr>
+              <w:t>Edición extraordinaria</w:t>
+            </w:r>
+          </w:p>
+        </w:tc>
+      </w:tr>
+      <w:tr>
+        <w:trPr>
+          <w:cantSplit/>
+        </w:trPr>
+        <w:tc>
+          <w:tcPr>
+            <w:tcW w:type="dxa" w:w="567"/>
+          </w:tcPr>
+          <w:p>
+            <w:pPr>
+              <w:spacing w:before="20" w:after="20" w:line="264" w:lineRule="auto"/>
+              <w:jc w:val="center"/>
+            </w:pPr>
+            <w:r>
+              <w:rPr>
+                <w:rFonts w:ascii="Arial" w:hAnsi="Arial" w:eastAsia="Arial"/>
+                <w:b/>
+                <w:i w:val="0"/>
+                <w:color w:val="0A2F5C"/>
+                <w:sz w:val="18"/>
+              </w:rPr>
+              <w:t>3</w:t>
+            </w:r>
+          </w:p>
+        </w:tc>
+        <w:tc>
+          <w:tcPr>
+            <w:tcW w:type="dxa" w:w="2835"/>
+          </w:tcPr>
+          <w:p>
+            <w:pPr>
+              <w:spacing w:before="20" w:after="20" w:line="264" w:lineRule="auto"/>
+            </w:pPr>
+            <w:hyperlink r:id="rId13">
+              <w:r>
+                <w:rPr>
+                  <w:rFonts w:ascii="Arial" w:hAnsi="Arial" w:eastAsia="Arial" w:cs="Arial"/>
+                  <w:b/>
+                  <w:color w:val="0B5CAD"/>
+                  <w:sz w:val="17"/>
+                  <w:u w:val="single"/>
+                </w:rPr>
+                <w:t xml:space="preserve">RESOLUCIÓN N° 109-2026-GRA/GR</w:t>
+              </w:r>
+            </w:hyperlink>
+          </w:p>
+          <w:p>
+            <w:pPr>
+              <w:spacing w:before="0" w:after="20" w:line="252" w:lineRule="auto"/>
+            </w:pPr>
+            <w:r>
+              <w:rPr>
+                <w:rFonts w:ascii="Arial" w:hAnsi="Arial" w:eastAsia="Arial"/>
+                <w:b w:val="0"/>
+                <w:i w:val="0"/>
+                <w:color w:val="5B6880"/>
+                <w:sz w:val="15"/>
+              </w:rPr>
+              <w:t>GOBIERNO REGIONAL DE ANCASH</w:t>
+            </w:r>
+          </w:p>
+        </w:tc>
+        <w:tc>
+          <w:tcPr>
+            <w:tcW w:type="dxa" w:w="4762"/>
+          </w:tcPr>
+          <w:p>
+            <w:pPr>
+              <w:spacing w:before="20" w:after="20" w:line="264" w:lineRule="auto"/>
+            </w:pPr>
+            <w:r>
+              <w:rPr>
+                <w:rFonts w:ascii="Arial" w:hAnsi="Arial" w:eastAsia="Arial"/>
+                <w:b w:val="0"/>
+                <w:i w:val="0"/>
+                <w:sz w:val="17"/>
+              </w:rPr>
+              <w:t>Disponen efectuar transferencia financiera a favor de las municipalidades provinciales y distritales del departamento de Ancash</w:t>
+            </w:r>
+          </w:p>
+        </w:tc>
+        <w:tc>
+          <w:tcPr>
+            <w:tcW w:type="dxa" w:w="1247"/>
+          </w:tcPr>
+          <w:p>
+            <w:pPr>
+              <w:spacing w:before="20" w:after="20" w:line="264" w:lineRule="auto"/>
+              <w:jc w:val="center"/>
+            </w:pPr>
+            <w:r>
+              <w:rPr>
+                <w:rFonts w:ascii="Arial" w:hAnsi="Arial" w:eastAsia="Arial"/>
+                <w:b w:val="0"/>
+                <w:i w:val="0"/>
+                <w:sz w:val="17"/>
+              </w:rPr>
+              <w:t>01/10/2026</w:t>
+            </w:r>
+          </w:p>
+          <w:p>
+            <w:pPr>
+              <w:spacing w:before="0" w:after="0" w:line="240" w:lineRule="auto"/>
+              <w:jc w:val="center"/>
+            </w:pPr>
+            <w:r>
+              <w:rPr>
+                <w:rFonts w:ascii="Arial" w:hAnsi="Arial" w:eastAsia="Arial"/>
+                <w:b w:val="0"/>
+                <w:i w:val="0"/>
+                <w:color w:val="B42318"/>
+                <w:sz w:val="14"/>
+              </w:rPr>
+              <w:t>Edición extraordinaria</w:t>
+            </w:r>
+          </w:p>
+        </w:tc>
+      </w:tr>
+      <w:tr>
+        <w:trPr>
+          <w:cantSplit/>
+        </w:trPr>
+        <w:tc>
+          <w:tcPr>
+            <w:tcW w:type="dxa" w:w="567"/>
+          </w:tcPr>
+          <w:p>
+            <w:pPr>
+              <w:spacing w:before="20" w:after="20" w:line="264" w:lineRule="auto"/>
+              <w:jc w:val="center"/>
+            </w:pPr>
+            <w:r>
+              <w:rPr>
+                <w:rFonts w:ascii="Arial" w:hAnsi="Arial" w:eastAsia="Arial"/>
+                <w:b/>
+                <w:i w:val="0"/>
+                <w:color w:val="0A2F5C"/>
+                <w:sz w:val="18"/>
+              </w:rPr>
+              <w:t>4</w:t>
+            </w:r>
+          </w:p>
+        </w:tc>
+        <w:tc>
+          <w:tcPr>
+            <w:tcW w:type="dxa" w:w="2835"/>
+          </w:tcPr>
+          <w:p>
+            <w:pPr>
+              <w:spacing w:before="20" w:after="20" w:line="264" w:lineRule="auto"/>
+            </w:pPr>
+            <w:hyperlink r:id="rId14">
+              <w:r>
+                <w:rPr>
+                  <w:rFonts w:ascii="Arial" w:hAnsi="Arial" w:eastAsia="Arial" w:cs="Arial"/>
+                  <w:b/>
+                  <w:color w:val="0B5CAD"/>
+                  <w:sz w:val="17"/>
+                  <w:u w:val="single"/>
+                </w:rPr>
+                <w:t xml:space="preserve">RESOLUCIÓN  N° 00215-2026-SUNARP/SN</w:t>
+              </w:r>
+            </w:hyperlink>
+          </w:p>
+          <w:p>
+            <w:pPr>
+              <w:spacing w:before="0" w:after="20" w:line="252" w:lineRule="auto"/>
+            </w:pPr>
+            <w:r>
+              <w:rPr>
+                <w:rFonts w:ascii="Arial" w:hAnsi="Arial" w:eastAsia="Arial"/>
+                <w:b w:val="0"/>
+                <w:i w:val="0"/>
+                <w:color w:val="5B6880"/>
+                <w:sz w:val="15"/>
+              </w:rPr>
+              <w:t>SUPERINTENDENCIA NACIONAL DE LOS REGISTROS PÚBLICOS</w:t>
+            </w:r>
+          </w:p>
+        </w:tc>
+        <w:tc>
+          <w:tcPr>
+            <w:tcW w:type="dxa" w:w="4762"/>
+          </w:tcPr>
+          <w:p>
+            <w:pPr>
+              <w:spacing w:before="20" w:after="20" w:line="264" w:lineRule="auto"/>
+            </w:pPr>
+            <w:r>
+              <w:rPr>
+                <w:rFonts w:ascii="Arial" w:hAnsi="Arial" w:eastAsia="Arial"/>
+                <w:b w:val="0"/>
+                <w:i w:val="0"/>
+                <w:sz w:val="17"/>
+              </w:rPr>
+              <w:t>Autorizan transferencia financiera a favor de la Contraloría General de la República</w:t>
+            </w:r>
+          </w:p>
+        </w:tc>
+        <w:tc>
+          <w:tcPr>
+            <w:tcW w:type="dxa" w:w="1247"/>
+          </w:tcPr>
+          <w:p>
+            <w:pPr>
+              <w:spacing w:before="20" w:after="20" w:line="264" w:lineRule="auto"/>
+              <w:jc w:val="center"/>
+            </w:pPr>
+            <w:r>
+              <w:rPr>
+                <w:rFonts w:ascii="Arial" w:hAnsi="Arial" w:eastAsia="Arial"/>
+                <w:b w:val="0"/>
+                <w:i w:val="0"/>
+                <w:sz w:val="17"/>
+              </w:rPr>
+              <w:t>01/10/2026</w:t>
+            </w:r>
+          </w:p>
+        </w:tc>
+      </w:tr>
+      <w:tr>
+        <w:trPr>
+          <w:cantSplit/>
+        </w:trPr>
+        <w:tc>
+          <w:tcPr>
+            <w:tcW w:type="dxa" w:w="1247"/>
+            <w:gridSpan w:val="4"/>
+            <w:shd w:val="clear" w:color="auto" w:fill="F2F5FA"/>
+            <w:tcBorders>
+              <w:left w:val="single" w:sz="30" w:space="0" w:color="1BAF7A"/>
+            </w:tcBorders>
+          </w:tcPr>
+          <w:p>
+            <w:pPr>
+              <w:spacing w:before="20" w:after="20" w:line="264" w:lineRule="auto"/>
+            </w:pPr>
+            <w:r>
+              <w:rPr>
+                <w:rFonts w:ascii="Arial" w:hAnsi="Arial" w:eastAsia="Arial"/>
+                <w:b/>
+                <w:i w:val="0"/>
+                <w:color w:val="0A2F5C"/>
+                <w:sz w:val="17"/>
+              </w:rPr>
+              <w:t>INVERSIONES  (5)</w:t>
+            </w:r>
+          </w:p>
+        </w:tc>
+      </w:tr>
+      <w:tr>
+        <w:trPr>
+          <w:cantSplit/>
+        </w:trPr>
+        <w:tc>
+          <w:tcPr>
+            <w:tcW w:type="dxa" w:w="567"/>
+          </w:tcPr>
+          <w:p>
+            <w:pPr>
+              <w:spacing w:before="20" w:after="20" w:line="264" w:lineRule="auto"/>
+              <w:jc w:val="center"/>
+            </w:pPr>
+            <w:r>
+              <w:rPr>
+                <w:rFonts w:ascii="Arial" w:hAnsi="Arial" w:eastAsia="Arial"/>
+                <w:b/>
+                <w:i w:val="0"/>
+                <w:color w:val="0A2F5C"/>
+                <w:sz w:val="18"/>
+              </w:rPr>
+              <w:t>5</w:t>
+            </w:r>
+          </w:p>
+        </w:tc>
+        <w:tc>
+          <w:tcPr>
+            <w:tcW w:type="dxa" w:w="2835"/>
+          </w:tcPr>
+          <w:p>
+            <w:pPr>
+              <w:spacing w:before="20" w:after="20" w:line="264" w:lineRule="auto"/>
+            </w:pPr>
+            <w:hyperlink r:id="rId15">
+              <w:r>
+                <w:rPr>
+                  <w:rFonts w:ascii="Arial" w:hAnsi="Arial" w:eastAsia="Arial" w:cs="Arial"/>
+                  <w:b/>
+                  <w:color w:val="0B5CAD"/>
+                  <w:sz w:val="17"/>
+                  <w:u w:val="single"/>
+                </w:rPr>
+                <w:t xml:space="preserve">RESOLUCIÓN MINISTERIAL  N° 443-2026-EF/54</w:t>
+              </w:r>
+            </w:hyperlink>
+          </w:p>
+          <w:p>
+            <w:pPr>
+              <w:spacing w:before="0" w:after="20" w:line="252" w:lineRule="auto"/>
+            </w:pPr>
+            <w:r>
+              <w:rPr>
+                <w:rFonts w:ascii="Arial" w:hAnsi="Arial" w:eastAsia="Arial"/>
+                <w:b w:val="0"/>
+                <w:i w:val="0"/>
+                <w:color w:val="5B6880"/>
+                <w:sz w:val="15"/>
+              </w:rPr>
+              <w:t>ECONOMÍA Y FINANZAS</w:t>
+            </w:r>
+          </w:p>
+        </w:tc>
+        <w:tc>
+          <w:tcPr>
+            <w:tcW w:type="dxa" w:w="4762"/>
+          </w:tcPr>
+          <w:p>
+            <w:pPr>
+              <w:spacing w:before="20" w:after="20" w:line="264" w:lineRule="auto"/>
+            </w:pPr>
+            <w:r>
+              <w:rPr>
+                <w:rFonts w:ascii="Arial" w:hAnsi="Arial" w:eastAsia="Arial"/>
+                <w:b w:val="0"/>
+                <w:i w:val="0"/>
+                <w:sz w:val="17"/>
+              </w:rPr>
+              <w:t>Resolución Ministerial que dispone la publicación del proyecto de Resolución Directoral que aprueba la Directiva que establece las bases estándar en el marco de la Ley Nº 32069 Ley General de Contrataciones Públicas</w:t>
+            </w:r>
+          </w:p>
+        </w:tc>
+        <w:tc>
+          <w:tcPr>
+            <w:tcW w:type="dxa" w:w="1247"/>
+          </w:tcPr>
+          <w:p>
+            <w:pPr>
+              <w:spacing w:before="20" w:after="20" w:line="264" w:lineRule="auto"/>
+              <w:jc w:val="center"/>
+            </w:pPr>
+            <w:r>
+              <w:rPr>
+                <w:rFonts w:ascii="Arial" w:hAnsi="Arial" w:eastAsia="Arial"/>
+                <w:b w:val="0"/>
+                <w:i w:val="0"/>
+                <w:sz w:val="17"/>
+              </w:rPr>
+              <w:t>01/10/2026</w:t>
+            </w:r>
+          </w:p>
+        </w:tc>
+      </w:tr>
+      <w:tr>
+        <w:trPr>
+          <w:cantSplit/>
+        </w:trPr>
+        <w:tc>
+          <w:tcPr>
+            <w:tcW w:type="dxa" w:w="567"/>
+          </w:tcPr>
+          <w:p>
+            <w:pPr>
+              <w:spacing w:before="20" w:after="20" w:line="264" w:lineRule="auto"/>
+              <w:jc w:val="center"/>
+            </w:pPr>
+            <w:r>
+              <w:rPr>
+                <w:rFonts w:ascii="Arial" w:hAnsi="Arial" w:eastAsia="Arial"/>
+                <w:b/>
+                <w:i w:val="0"/>
+                <w:color w:val="0A2F5C"/>
+                <w:sz w:val="18"/>
+              </w:rPr>
+              <w:t>6</w:t>
+            </w:r>
+          </w:p>
+        </w:tc>
+        <w:tc>
+          <w:tcPr>
+            <w:tcW w:type="dxa" w:w="2835"/>
+          </w:tcPr>
+          <w:p>
+            <w:pPr>
+              <w:spacing w:before="20" w:after="20" w:line="264" w:lineRule="auto"/>
+            </w:pPr>
+            <w:hyperlink r:id="rId16">
+              <w:r>
+                <w:rPr>
+                  <w:rFonts w:ascii="Arial" w:hAnsi="Arial" w:eastAsia="Arial" w:cs="Arial"/>
+                  <w:b/>
+                  <w:color w:val="0B5CAD"/>
+                  <w:sz w:val="17"/>
+                  <w:u w:val="single"/>
+                </w:rPr>
+                <w:t xml:space="preserve">DECRETO SUPREMO  N° 210-2026-EF</w:t>
+              </w:r>
+            </w:hyperlink>
+          </w:p>
+          <w:p>
+            <w:pPr>
+              <w:spacing w:before="0" w:after="20" w:line="252" w:lineRule="auto"/>
+            </w:pPr>
+            <w:r>
+              <w:rPr>
+                <w:rFonts w:ascii="Arial" w:hAnsi="Arial" w:eastAsia="Arial"/>
+                <w:b w:val="0"/>
+                <w:i w:val="0"/>
+                <w:color w:val="5B6880"/>
+                <w:sz w:val="15"/>
+              </w:rPr>
+              <w:t>ECONOMÍA Y FINANZAS</w:t>
+            </w:r>
+          </w:p>
+        </w:tc>
+        <w:tc>
+          <w:tcPr>
+            <w:tcW w:type="dxa" w:w="4762"/>
+          </w:tcPr>
+          <w:p>
+            <w:pPr>
+              <w:spacing w:before="20" w:after="20" w:line="264" w:lineRule="auto"/>
+            </w:pPr>
+            <w:r>
+              <w:rPr>
+                <w:rFonts w:ascii="Arial" w:hAnsi="Arial" w:eastAsia="Arial"/>
+                <w:b w:val="0"/>
+                <w:i w:val="0"/>
+                <w:sz w:val="17"/>
+              </w:rPr>
+              <w:t>Decreto Supremo que otorga mediante contrato las seguridades y garantías del Estado Peruano en respaldo de las declaraciones seguridades y obligaciones a cargo del concedente contenidas en el Contrato de Concesión del Proyecto Mejoramiento del sistema de alcantarillado y tratamiento de aguas servidas de la ciudad de Puerto Maldonado - distrito de Tambopata provincia de Tambopata departamento de Madre de Dios</w:t>
+            </w:r>
+          </w:p>
+        </w:tc>
+        <w:tc>
+          <w:tcPr>
+            <w:tcW w:type="dxa" w:w="1247"/>
+          </w:tcPr>
+          <w:p>
+            <w:pPr>
+              <w:spacing w:before="20" w:after="20" w:line="264" w:lineRule="auto"/>
+              <w:jc w:val="center"/>
+            </w:pPr>
+            <w:r>
+              <w:rPr>
+                <w:rFonts w:ascii="Arial" w:hAnsi="Arial" w:eastAsia="Arial"/>
+                <w:b w:val="0"/>
+                <w:i w:val="0"/>
+                <w:sz w:val="17"/>
+              </w:rPr>
+              <w:t>01/10/2026</w:t>
+            </w:r>
+          </w:p>
+        </w:tc>
+      </w:tr>
+      <w:tr>
+        <w:trPr>
+          <w:cantSplit/>
+        </w:trPr>
+        <w:tc>
+          <w:tcPr>
+            <w:tcW w:type="dxa" w:w="567"/>
+          </w:tcPr>
+          <w:p>
+            <w:pPr>
+              <w:spacing w:before="20" w:after="20" w:line="264" w:lineRule="auto"/>
+              <w:jc w:val="center"/>
+            </w:pPr>
+            <w:r>
+              <w:rPr>
+                <w:rFonts w:ascii="Arial" w:hAnsi="Arial" w:eastAsia="Arial"/>
+                <w:b/>
+                <w:i w:val="0"/>
+                <w:color w:val="0A2F5C"/>
+                <w:sz w:val="18"/>
+              </w:rPr>
+              <w:t>7</w:t>
+            </w:r>
+          </w:p>
+        </w:tc>
+        <w:tc>
+          <w:tcPr>
+            <w:tcW w:type="dxa" w:w="2835"/>
+          </w:tcPr>
+          <w:p>
+            <w:pPr>
+              <w:spacing w:before="20" w:after="20" w:line="264" w:lineRule="auto"/>
+            </w:pPr>
+            <w:hyperlink r:id="rId17">
+              <w:r>
+                <w:rPr>
+                  <w:rFonts w:ascii="Arial" w:hAnsi="Arial" w:eastAsia="Arial" w:cs="Arial"/>
+                  <w:b/>
+                  <w:color w:val="0B5CAD"/>
+                  <w:sz w:val="17"/>
+                  <w:u w:val="single"/>
+                </w:rPr>
+                <w:t xml:space="preserve">RESOLUCIÓN MINISTERIAL N° 421-2026-MINEM/DM</w:t>
+              </w:r>
+            </w:hyperlink>
+          </w:p>
+          <w:p>
+            <w:pPr>
+              <w:spacing w:before="0" w:after="20" w:line="252" w:lineRule="auto"/>
+            </w:pPr>
+            <w:r>
+              <w:rPr>
+                <w:rFonts w:ascii="Arial" w:hAnsi="Arial" w:eastAsia="Arial"/>
+                <w:b w:val="0"/>
+                <w:i w:val="0"/>
+                <w:color w:val="5B6880"/>
+                <w:sz w:val="15"/>
+              </w:rPr>
+              <w:t>ENERGÍA Y MINAS</w:t>
+            </w:r>
+          </w:p>
+        </w:tc>
+        <w:tc>
+          <w:tcPr>
+            <w:tcW w:type="dxa" w:w="4762"/>
+          </w:tcPr>
+          <w:p>
+            <w:pPr>
+              <w:spacing w:before="20" w:after="20" w:line="264" w:lineRule="auto"/>
+            </w:pPr>
+            <w:r>
+              <w:rPr>
+                <w:rFonts w:ascii="Arial" w:hAnsi="Arial" w:eastAsia="Arial"/>
+                <w:b w:val="0"/>
+                <w:i w:val="0"/>
+                <w:sz w:val="17"/>
+              </w:rPr>
+              <w:t>Aprueban modificación de la cartera de inversiones del Programa Multianual de Inversiones – PMI correspondiente al periodo 2026-2028 del Sector Energía y Minas</w:t>
+            </w:r>
+          </w:p>
+        </w:tc>
+        <w:tc>
+          <w:tcPr>
+            <w:tcW w:type="dxa" w:w="1247"/>
+          </w:tcPr>
+          <w:p>
+            <w:pPr>
+              <w:spacing w:before="20" w:after="20" w:line="264" w:lineRule="auto"/>
+              <w:jc w:val="center"/>
+            </w:pPr>
+            <w:r>
+              <w:rPr>
+                <w:rFonts w:ascii="Arial" w:hAnsi="Arial" w:eastAsia="Arial"/>
+                <w:b w:val="0"/>
+                <w:i w:val="0"/>
+                <w:sz w:val="17"/>
+              </w:rPr>
+              <w:t>01/10/2026</w:t>
+            </w:r>
+          </w:p>
+          <w:p>
+            <w:pPr>
+              <w:spacing w:before="0" w:after="0" w:line="240" w:lineRule="auto"/>
+              <w:jc w:val="center"/>
+            </w:pPr>
+            <w:r>
+              <w:rPr>
+                <w:rFonts w:ascii="Arial" w:hAnsi="Arial" w:eastAsia="Arial"/>
+                <w:b w:val="0"/>
+                <w:i w:val="0"/>
+                <w:color w:val="B42318"/>
+                <w:sz w:val="14"/>
+              </w:rPr>
+              <w:t>Edición extraordinaria</w:t>
+            </w:r>
+          </w:p>
+        </w:tc>
+      </w:tr>
+      <w:tr>
+        <w:trPr>
+          <w:cantSplit/>
+        </w:trPr>
+        <w:tc>
+          <w:tcPr>
+            <w:tcW w:type="dxa" w:w="567"/>
+          </w:tcPr>
+          <w:p>
+            <w:pPr>
+              <w:spacing w:before="20" w:after="20" w:line="264" w:lineRule="auto"/>
+              <w:jc w:val="center"/>
+            </w:pPr>
+            <w:r>
+              <w:rPr>
+                <w:rFonts w:ascii="Arial" w:hAnsi="Arial" w:eastAsia="Arial"/>
+                <w:b/>
+                <w:i w:val="0"/>
+                <w:color w:val="0A2F5C"/>
+                <w:sz w:val="18"/>
+              </w:rPr>
+              <w:t>8</w:t>
+            </w:r>
+          </w:p>
+        </w:tc>
+        <w:tc>
+          <w:tcPr>
+            <w:tcW w:type="dxa" w:w="2835"/>
+          </w:tcPr>
+          <w:p>
+            <w:pPr>
+              <w:spacing w:before="20" w:after="20" w:line="264" w:lineRule="auto"/>
+            </w:pPr>
+            <w:hyperlink r:id="rId18">
+              <w:r>
+                <w:rPr>
+                  <w:rFonts w:ascii="Arial" w:hAnsi="Arial" w:eastAsia="Arial" w:cs="Arial"/>
+                  <w:b/>
+                  <w:color w:val="0B5CAD"/>
+                  <w:sz w:val="17"/>
+                  <w:u w:val="single"/>
+                </w:rPr>
+                <w:t xml:space="preserve">RESOLUCIÓN MINISTERIAL N° 422-2026-MINEM/DM</w:t>
+              </w:r>
+            </w:hyperlink>
+          </w:p>
+          <w:p>
+            <w:pPr>
+              <w:spacing w:before="0" w:after="20" w:line="252" w:lineRule="auto"/>
+            </w:pPr>
+            <w:r>
+              <w:rPr>
+                <w:rFonts w:ascii="Arial" w:hAnsi="Arial" w:eastAsia="Arial"/>
+                <w:b w:val="0"/>
+                <w:i w:val="0"/>
+                <w:color w:val="5B6880"/>
+                <w:sz w:val="15"/>
+              </w:rPr>
+              <w:t>ENERGÍA Y MINAS</w:t>
+            </w:r>
+          </w:p>
+        </w:tc>
+        <w:tc>
+          <w:tcPr>
+            <w:tcW w:type="dxa" w:w="4762"/>
+          </w:tcPr>
+          <w:p>
+            <w:pPr>
+              <w:spacing w:before="20" w:after="20" w:line="264" w:lineRule="auto"/>
+            </w:pPr>
+            <w:r>
+              <w:rPr>
+                <w:rFonts w:ascii="Arial" w:hAnsi="Arial" w:eastAsia="Arial"/>
+                <w:b w:val="0"/>
+                <w:i w:val="0"/>
+                <w:sz w:val="17"/>
+              </w:rPr>
+              <w:t>Aprueban modificación de la cartera de inversiones del Programa Multianual de Inversiones – PMI correspondiente al periodo 2026-2028 del Sector Energía y Minas</w:t>
+            </w:r>
+          </w:p>
+        </w:tc>
+        <w:tc>
+          <w:tcPr>
+            <w:tcW w:type="dxa" w:w="1247"/>
+          </w:tcPr>
+          <w:p>
+            <w:pPr>
+              <w:spacing w:before="20" w:after="20" w:line="264" w:lineRule="auto"/>
+              <w:jc w:val="center"/>
+            </w:pPr>
+            <w:r>
+              <w:rPr>
+                <w:rFonts w:ascii="Arial" w:hAnsi="Arial" w:eastAsia="Arial"/>
+                <w:b w:val="0"/>
+                <w:i w:val="0"/>
+                <w:sz w:val="17"/>
+              </w:rPr>
+              <w:t>01/10/2026</w:t>
+            </w:r>
+          </w:p>
+          <w:p>
+            <w:pPr>
+              <w:spacing w:before="0" w:after="0" w:line="240" w:lineRule="auto"/>
+              <w:jc w:val="center"/>
+            </w:pPr>
+            <w:r>
+              <w:rPr>
+                <w:rFonts w:ascii="Arial" w:hAnsi="Arial" w:eastAsia="Arial"/>
+                <w:b w:val="0"/>
+                <w:i w:val="0"/>
+                <w:color w:val="B42318"/>
+                <w:sz w:val="14"/>
+              </w:rPr>
+              <w:t>Edición extraordinaria</w:t>
+            </w:r>
+          </w:p>
+        </w:tc>
+      </w:tr>
+      <w:tr>
+        <w:trPr>
+          <w:cantSplit/>
+        </w:trPr>
+        <w:tc>
+          <w:tcPr>
+            <w:tcW w:type="dxa" w:w="567"/>
+          </w:tcPr>
+          <w:p>
+            <w:pPr>
+              <w:spacing w:before="20" w:after="20" w:line="264" w:lineRule="auto"/>
+              <w:jc w:val="center"/>
+            </w:pPr>
+            <w:r>
+              <w:rPr>
+                <w:rFonts w:ascii="Arial" w:hAnsi="Arial" w:eastAsia="Arial"/>
+                <w:b/>
+                <w:i w:val="0"/>
+                <w:color w:val="0A2F5C"/>
+                <w:sz w:val="18"/>
+              </w:rPr>
+              <w:t>9</w:t>
+            </w:r>
+          </w:p>
+        </w:tc>
+        <w:tc>
+          <w:tcPr>
+            <w:tcW w:type="dxa" w:w="2835"/>
+          </w:tcPr>
+          <w:p>
+            <w:pPr>
+              <w:spacing w:before="20" w:after="20" w:line="264" w:lineRule="auto"/>
+            </w:pPr>
+            <w:hyperlink r:id="rId19">
+              <w:r>
+                <w:rPr>
+                  <w:rFonts w:ascii="Arial" w:hAnsi="Arial" w:eastAsia="Arial" w:cs="Arial"/>
+                  <w:b/>
+                  <w:color w:val="0B5CAD"/>
+                  <w:sz w:val="17"/>
+                  <w:u w:val="single"/>
+                </w:rPr>
+                <w:t xml:space="preserve">RESOLUCIÓN MINISTERIAL N° 540-2026-MTC/01</w:t>
+              </w:r>
+            </w:hyperlink>
+          </w:p>
+          <w:p>
+            <w:pPr>
+              <w:spacing w:before="0" w:after="20" w:line="252" w:lineRule="auto"/>
+            </w:pPr>
+            <w:r>
+              <w:rPr>
+                <w:rFonts w:ascii="Arial" w:hAnsi="Arial" w:eastAsia="Arial"/>
+                <w:b w:val="0"/>
+                <w:i w:val="0"/>
+                <w:color w:val="5B6880"/>
+                <w:sz w:val="15"/>
+              </w:rPr>
+              <w:t>TRANSPORTES Y COMUNICACIONES</w:t>
+            </w:r>
+          </w:p>
+        </w:tc>
+        <w:tc>
+          <w:tcPr>
+            <w:tcW w:type="dxa" w:w="4762"/>
+          </w:tcPr>
+          <w:p>
+            <w:pPr>
+              <w:spacing w:before="20" w:after="20" w:line="264" w:lineRule="auto"/>
+            </w:pPr>
+            <w:r>
+              <w:rPr>
+                <w:rFonts w:ascii="Arial" w:hAnsi="Arial" w:eastAsia="Arial"/>
+                <w:b w:val="0"/>
+                <w:i w:val="0"/>
+                <w:sz w:val="17"/>
+              </w:rPr>
+              <w:t>Aprueban incorporación de dos (2) Inversiones No Programadas (INP) en la Cartera de Inversiones del Programa Multianual de Inversiones (PMI) 2026-2028 del Sector Transportes y Comunicaciones</w:t>
+            </w:r>
+          </w:p>
+        </w:tc>
+        <w:tc>
+          <w:tcPr>
+            <w:tcW w:type="dxa" w:w="1247"/>
+          </w:tcPr>
+          <w:p>
+            <w:pPr>
+              <w:spacing w:before="20" w:after="20" w:line="264" w:lineRule="auto"/>
+              <w:jc w:val="center"/>
+            </w:pPr>
+            <w:r>
+              <w:rPr>
+                <w:rFonts w:ascii="Arial" w:hAnsi="Arial" w:eastAsia="Arial"/>
+                <w:b w:val="0"/>
+                <w:i w:val="0"/>
+                <w:sz w:val="17"/>
+              </w:rPr>
+              <w:t>01/10/2026</w:t>
+            </w:r>
+          </w:p>
+          <w:p>
+            <w:pPr>
+              <w:spacing w:before="0" w:after="0" w:line="240" w:lineRule="auto"/>
+              <w:jc w:val="center"/>
+            </w:pPr>
+            <w:r>
+              <w:rPr>
+                <w:rFonts w:ascii="Arial" w:hAnsi="Arial" w:eastAsia="Arial"/>
+                <w:b w:val="0"/>
+                <w:i w:val="0"/>
+                <w:color w:val="B42318"/>
+                <w:sz w:val="14"/>
+              </w:rPr>
+              <w:t>Edición extraordinaria</w:t>
+            </w:r>
+          </w:p>
+        </w:tc>
+      </w:tr>
+    </w:tbl>
+    <w:p>
+      <w:pPr>
+        <w:spacing w:before="280" w:after="120" w:line="276" w:lineRule="auto"/>
+        <w:keepNext/>
+        <w:pBdr>
+          <w:bottom w:val="single" w:sz="6" w:space="2" w:color="C9D2DF"/>
+        </w:pBdr>
+      </w:pPr>
+      <w:r>
+        <w:rPr>
+          <w:rFonts w:ascii="Arial" w:hAnsi="Arial" w:eastAsia="Arial"/>
+          <w:b/>
+          <w:i w:val="0"/>
+          <w:color w:val="0A2F5C"/>
+          <w:sz w:val="22"/>
+        </w:rPr>
+        <w:t>2. DETALLE DE LAS NORMAS</w:t>
+      </w:r>
+    </w:p>
+    <w:p>
+      <w:pPr>
+        <w:keepNext/>
+        <w:spacing w:before="160" w:after="80" w:line="276" w:lineRule="auto"/>
+      </w:pPr>
+      <w:r>
+        <w:rPr>
+          <w:rFonts w:ascii="Arial" w:hAnsi="Arial" w:eastAsia="Arial"/>
+          <w:b/>
+          <w:i w:val="0"/>
+          <w:color w:val="0B5CAD"/>
+          <w:sz w:val="21"/>
+        </w:rPr>
+        <w:t>2.1  Normatividad presupuestal</w:t>
+      </w:r>
+    </w:p>
+    <w:tbl>
+      <w:tblPr>
+        <w:tblW w:type="auto" w:w="0"/>
+        <w:tblLook w:firstColumn="1" w:firstRow="1" w:lastColumn="0" w:lastRow="0" w:noHBand="0" w:noVBand="1" w:val="04A0"/>
+        <w:tblBorders>
+          <w:top w:val="single" w:sz="4" w:space="0" w:color="C9D2DF"/>
+          <w:left w:val="single" w:sz="4" w:space="0" w:color="C9D2DF"/>
+          <w:bottom w:val="single" w:sz="4" w:space="0" w:color="C9D2DF"/>
+          <w:right w:val="single" w:sz="4" w:space="0" w:color="C9D2DF"/>
+          <w:insideH w:val="single" w:sz="4" w:space="0" w:color="C9D2DF"/>
+          <w:insideV w:val="single" w:sz="4" w:space="0" w:color="C9D2DF"/>
+        </w:tblBorders>
+        <w:tblLayout w:type="fixed"/>
+        <w:tblCellMar>
+          <w:top w:w="50" w:type="dxa"/>
+          <w:bottom w:w="50" w:type="dxa"/>
+          <w:left w:w="100" w:type="dxa"/>
+          <w:right w:w="100" w:type="dxa"/>
+        </w:tblCellMar>
+      </w:tblPr>
+      <w:tblGrid>
+        <w:gridCol w:w="4706"/>
+        <w:gridCol w:w="4706"/>
+      </w:tblGrid>
+      <w:tr>
+        <w:trPr>
+          <w:cantSplit/>
+        </w:trPr>
+        <w:tc>
+          <w:tcPr>
+            <w:tcW w:type="dxa" w:w="7370"/>
+            <w:gridSpan w:val="2"/>
+            <w:shd w:val="clear" w:color="auto" w:fill="E8F0FA"/>
+            <w:tcBorders>
+              <w:left w:val="single" w:sz="30" w:space="0" w:color="EB6834"/>
+            </w:tcBorders>
+          </w:tcPr>
+          <w:p>
+            <w:pPr>
+              <w:spacing w:before="20" w:after="20" w:line="264" w:lineRule="auto"/>
+            </w:pPr>
+            <w:r>
+              <w:rPr>
+                <w:rFonts w:ascii="Arial" w:hAnsi="Arial" w:eastAsia="Arial"/>
+                <w:b/>
+                <w:i w:val="0"/>
+                <w:color w:val="0A2F5C"/>
+                <w:sz w:val="19"/>
+              </w:rPr>
+              <w:t>1.  RESOLUCIÓN N° 000214-2026-DV-PE</w:t>
+            </w:r>
+          </w:p>
+        </w:tc>
+      </w:tr>
+      <w:tr>
+        <w:trPr>
+          <w:cantSplit/>
+        </w:trPr>
+        <w:tc>
+          <w:tcPr>
+            <w:tcW w:type="dxa" w:w="2041"/>
+            <w:shd w:val="clear" w:color="auto" w:fill="F2F5FA"/>
+          </w:tcPr>
+          <w:p>
+            <w:pPr>
+              <w:spacing w:before="20" w:after="20" w:line="264" w:lineRule="auto"/>
+            </w:pPr>
+            <w:r>
+              <w:rPr>
+                <w:rFonts w:ascii="Arial" w:hAnsi="Arial" w:eastAsia="Arial"/>
+                <w:b/>
+                <w:i w:val="0"/>
+                <w:color w:val="0A2F5C"/>
+                <w:sz w:val="17"/>
+              </w:rPr>
+              <w:t>Entidad emisora</w:t>
+            </w:r>
+          </w:p>
+        </w:tc>
+        <w:tc>
+          <w:tcPr>
+            <w:tcW w:type="dxa" w:w="7370"/>
+          </w:tcPr>
+          <w:p>
+            <w:pPr>
+              <w:spacing w:before="20" w:after="20" w:line="264" w:lineRule="auto"/>
+            </w:pPr>
+            <w:r>
+              <w:rPr>
+                <w:rFonts w:ascii="Arial" w:hAnsi="Arial" w:eastAsia="Arial"/>
+                <w:b w:val="0"/>
+                <w:i w:val="0"/>
+                <w:sz w:val="18"/>
+              </w:rPr>
+              <w:t>COMISIÓN NACIONAL PARA EL DESARROLLO Y VIDA SIN DROGAS</w:t>
+            </w:r>
+          </w:p>
+        </w:tc>
+      </w:tr>
+      <w:tr>
+        <w:trPr>
+          <w:cantSplit/>
+        </w:trPr>
+        <w:tc>
+          <w:tcPr>
+            <w:tcW w:type="dxa" w:w="2041"/>
+            <w:shd w:val="clear" w:color="auto" w:fill="F2F5FA"/>
+          </w:tcPr>
+          <w:p>
+            <w:pPr>
+              <w:spacing w:before="20" w:after="20" w:line="264" w:lineRule="auto"/>
+            </w:pPr>
+            <w:r>
+              <w:rPr>
+                <w:rFonts w:ascii="Arial" w:hAnsi="Arial" w:eastAsia="Arial"/>
+                <w:b/>
+                <w:i w:val="0"/>
+                <w:color w:val="0A2F5C"/>
+                <w:sz w:val="17"/>
+              </w:rPr>
+              <w:t>Publicación</w:t>
+            </w:r>
+          </w:p>
+        </w:tc>
+        <w:tc>
+          <w:tcPr>
+            <w:tcW w:type="dxa" w:w="7370"/>
+          </w:tcPr>
+          <w:p>
+            <w:pPr>
+              <w:spacing w:before="20" w:after="20" w:line="264" w:lineRule="auto"/>
+            </w:pPr>
+            <w:r>
+              <w:rPr>
+                <w:rFonts w:ascii="Arial" w:hAnsi="Arial" w:eastAsia="Arial"/>
+                <w:b w:val="0"/>
+                <w:i w:val="0"/>
+                <w:sz w:val="18"/>
+              </w:rPr>
+              <w:t>01/10/2026 · Edición extraordinaria</w:t>
+            </w:r>
+          </w:p>
+        </w:tc>
+      </w:tr>
+      <w:tr>
+        <w:trPr>
+          <w:cantSplit/>
+        </w:trPr>
+        <w:tc>
+          <w:tcPr>
+            <w:tcW w:type="dxa" w:w="2041"/>
+            <w:shd w:val="clear" w:color="auto" w:fill="F2F5FA"/>
+          </w:tcPr>
+          <w:p>
+            <w:pPr>
+              <w:spacing w:before="20" w:after="20" w:line="264" w:lineRule="auto"/>
+            </w:pPr>
+            <w:r>
+              <w:rPr>
+                <w:rFonts w:ascii="Arial" w:hAnsi="Arial" w:eastAsia="Arial"/>
+                <w:b/>
+                <w:i w:val="0"/>
+                <w:color w:val="0A2F5C"/>
+                <w:sz w:val="17"/>
+              </w:rPr>
+              <w:t>Temas</w:t>
+            </w:r>
+          </w:p>
+        </w:tc>
+        <w:tc>
+          <w:tcPr>
+            <w:tcW w:type="dxa" w:w="7370"/>
+          </w:tcPr>
+          <w:p>
+            <w:pPr>
+              <w:spacing w:before="20" w:after="20" w:line="264" w:lineRule="auto"/>
+            </w:pPr>
+            <w:r>
+              <w:rPr>
+                <w:rFonts w:ascii="Arial" w:hAnsi="Arial" w:eastAsia="Arial"/>
+                <w:b w:val="0"/>
+                <w:i w:val="0"/>
+                <w:sz w:val="18"/>
+              </w:rPr>
+              <w:t>Normatividad presupuestal</w:t>
+            </w:r>
+          </w:p>
+        </w:tc>
+      </w:tr>
+      <w:tr>
+        <w:trPr>
+          <w:cantSplit/>
+        </w:trPr>
+        <w:tc>
+          <w:tcPr>
+            <w:tcW w:type="dxa" w:w="2041"/>
+            <w:shd w:val="clear" w:color="auto" w:fill="F2F5FA"/>
+          </w:tcPr>
+          <w:p>
+            <w:pPr>
+              <w:spacing w:before="20" w:after="20" w:line="264" w:lineRule="auto"/>
+            </w:pPr>
+            <w:r>
+              <w:rPr>
+                <w:rFonts w:ascii="Arial" w:hAnsi="Arial" w:eastAsia="Arial"/>
+                <w:b/>
+                <w:i w:val="0"/>
+                <w:color w:val="0A2F5C"/>
+                <w:sz w:val="17"/>
+              </w:rPr>
+              <w:t>Sumilla</w:t>
+            </w:r>
+          </w:p>
+        </w:tc>
+        <w:tc>
+          <w:tcPr>
+            <w:tcW w:type="dxa" w:w="7370"/>
+          </w:tcPr>
+          <w:p>
+            <w:pPr>
+              <w:spacing w:before="20" w:after="20" w:line="264" w:lineRule="auto"/>
+            </w:pPr>
+            <w:r>
+              <w:rPr>
+                <w:rFonts w:ascii="Arial" w:hAnsi="Arial" w:eastAsia="Arial"/>
+                <w:b w:val="0"/>
+                <w:i w:val="0"/>
                 <w:sz w:val="18"/>
               </w:rPr>
               <w:t>Autorizan transferencia financiera a favor de la Fuerza Aérea del Perú</w:t>
@@ -287,60 +1749,417 @@
         </w:tc>
       </w:tr>
       <w:tr>
+        <w:trPr>
+          <w:cantSplit/>
+        </w:trPr>
         <w:tc>
           <w:tcPr>
-            <w:tcW w:type="dxa" w:w="1247"/>
+            <w:tcW w:type="dxa" w:w="2041"/>
+            <w:shd w:val="clear" w:color="auto" w:fill="F2F5FA"/>
           </w:tcPr>
           <w:p>
+            <w:pPr>
+              <w:spacing w:before="20" w:after="20" w:line="264" w:lineRule="auto"/>
+            </w:pPr>
             <w:r>
               <w:rPr>
-                <w:sz w:val="18"/>
+                <w:rFonts w:ascii="Arial" w:hAnsi="Arial" w:eastAsia="Arial"/>
+                <w:b/>
+                <w:i w:val="0"/>
+                <w:color w:val="0A2F5C"/>
+                <w:sz w:val="17"/>
               </w:rPr>
-              <w:t>01/10/2026 (Ext.)</w:t>
+              <w:t>Disposición principal</w:t>
             </w:r>
           </w:p>
         </w:tc>
         <w:tc>
           <w:tcPr>
-            <w:tcW w:type="dxa" w:w="1984"/>
+            <w:tcW w:type="dxa" w:w="7370"/>
           </w:tcPr>
           <w:p>
+            <w:pPr>
+              <w:spacing w:before="20" w:after="20" w:line="264" w:lineRule="auto"/>
+            </w:pPr>
             <w:r>
               <w:rPr>
+                <w:rFonts w:ascii="Arial" w:hAnsi="Arial" w:eastAsia="Arial"/>
+                <w:b w:val="0"/>
+                <w:i w:val="0"/>
+                <w:sz w:val="18"/>
+              </w:rPr>
+              <w:t>Artículo Primero.- AUTORIZAR la transferencia financiera hasta por la suma total de CIENTO DIECISIETE MIL SEISCIENTOS Y 00/100 SOLES (S/ 117,600.00), para financiar la Actividad a favor de la entidad ejecutora que se detalla en el Anexo Nº 1, que forma parte integrante de la presente resolución. Artículo Segundo.- DISPONER que la transferencia financiera autorizada por el Artículo Primero, se realice con cargo al presupuesto del año fiscal 2026 del Pliego 012: Comisión Nacional para el Desarrollo y Vida sin Drogas, correspondiente a la fuente de financiamiento “Recursos Ordinarios”. Artículo Tercero.- RATIFICAR que la entidad ejecutora, bajo responsabilidad, sólo destinará los recursos…</w:t>
+            </w:r>
+          </w:p>
+        </w:tc>
+      </w:tr>
+      <w:tr>
+        <w:trPr>
+          <w:cantSplit/>
+        </w:trPr>
+        <w:tc>
+          <w:tcPr>
+            <w:tcW w:type="dxa" w:w="2041"/>
+            <w:shd w:val="clear" w:color="auto" w:fill="F2F5FA"/>
+          </w:tcPr>
+          <w:p>
+            <w:pPr>
+              <w:spacing w:before="20" w:after="20" w:line="264" w:lineRule="auto"/>
+            </w:pPr>
+            <w:r>
+              <w:rPr>
+                <w:rFonts w:ascii="Arial" w:hAnsi="Arial" w:eastAsia="Arial"/>
+                <w:b/>
+                <w:i w:val="0"/>
+                <w:color w:val="0A2F5C"/>
+                <w:sz w:val="17"/>
+              </w:rPr>
+              <w:t>Montos citados</w:t>
+            </w:r>
+          </w:p>
+        </w:tc>
+        <w:tc>
+          <w:tcPr>
+            <w:tcW w:type="dxa" w:w="7370"/>
+          </w:tcPr>
+          <w:p>
+            <w:pPr>
+              <w:spacing w:before="20" w:after="20" w:line="264" w:lineRule="auto"/>
+            </w:pPr>
+            <w:r>
+              <w:rPr>
+                <w:rFonts w:ascii="Arial" w:hAnsi="Arial" w:eastAsia="Arial"/>
+                <w:b w:val="0"/>
+                <w:i w:val="0"/>
+                <w:sz w:val="18"/>
+              </w:rPr>
+              <w:t>S/ 117,600.00</w:t>
+            </w:r>
+          </w:p>
+        </w:tc>
+      </w:tr>
+      <w:tr>
+        <w:trPr>
+          <w:cantSplit/>
+        </w:trPr>
+        <w:tc>
+          <w:tcPr>
+            <w:tcW w:type="dxa" w:w="2041"/>
+            <w:shd w:val="clear" w:color="auto" w:fill="F2F5FA"/>
+          </w:tcPr>
+          <w:p>
+            <w:pPr>
+              <w:spacing w:before="20" w:after="20" w:line="264" w:lineRule="auto"/>
+            </w:pPr>
+            <w:r>
+              <w:rPr>
+                <w:rFonts w:ascii="Arial" w:hAnsi="Arial" w:eastAsia="Arial"/>
+                <w:b/>
+                <w:i w:val="0"/>
+                <w:color w:val="0A2F5C"/>
+                <w:sz w:val="17"/>
+              </w:rPr>
+              <w:t>Enlaces</w:t>
+            </w:r>
+          </w:p>
+        </w:tc>
+        <w:tc>
+          <w:tcPr>
+            <w:tcW w:type="dxa" w:w="7370"/>
+          </w:tcPr>
+          <w:p>
+            <w:pPr>
+              <w:spacing w:before="20" w:after="20" w:line="264" w:lineRule="auto"/>
+            </w:pPr>
+            <w:hyperlink r:id="rId11">
+              <w:r>
+                <w:rPr>
+                  <w:rFonts w:ascii="Arial" w:hAnsi="Arial" w:eastAsia="Arial" w:cs="Arial"/>
+                  <w:color w:val="0B5CAD"/>
+                  <w:sz w:val="17"/>
+                  <w:u w:val="single"/>
+                </w:rPr>
+                <w:t xml:space="preserve">Texto completo</w:t>
+              </w:r>
+            </w:hyperlink>
+            <w:r>
+              <w:rPr>
+                <w:rFonts w:ascii="Arial" w:hAnsi="Arial" w:eastAsia="Arial"/>
+                <w:b w:val="0"/>
+                <w:i w:val="0"/>
+                <w:color w:val="5B6880"/>
+                <w:sz w:val="17"/>
+              </w:rPr>
+              <w:t xml:space="preserve">   ·   </w:t>
+            </w:r>
+            <w:hyperlink r:id="rId20">
+              <w:r>
+                <w:rPr>
+                  <w:rFonts w:ascii="Arial" w:hAnsi="Arial" w:eastAsia="Arial" w:cs="Arial"/>
+                  <w:color w:val="0B5CAD"/>
+                  <w:sz w:val="17"/>
+                  <w:u w:val="single"/>
+                </w:rPr>
+                <w:t xml:space="preserve">El Peruano</w:t>
+              </w:r>
+            </w:hyperlink>
+            <w:r>
+              <w:rPr>
+                <w:rFonts w:ascii="Arial" w:hAnsi="Arial" w:eastAsia="Arial"/>
+                <w:b w:val="0"/>
+                <w:i w:val="0"/>
+                <w:color w:val="5B6880"/>
+                <w:sz w:val="17"/>
+              </w:rPr>
+              <w:t xml:space="preserve">   ·   </w:t>
+            </w:r>
+            <w:hyperlink r:id="rId21">
+              <w:r>
+                <w:rPr>
+                  <w:rFonts w:ascii="Arial" w:hAnsi="Arial" w:eastAsia="Arial" w:cs="Arial"/>
+                  <w:color w:val="0B5CAD"/>
+                  <w:sz w:val="17"/>
+                  <w:u w:val="single"/>
+                </w:rPr>
+                <w:t xml:space="preserve">PDF</w:t>
+              </w:r>
+            </w:hyperlink>
+          </w:p>
+        </w:tc>
+      </w:tr>
+    </w:tbl>
+    <w:p>
+      <w:pPr>
+        <w:spacing w:before="0" w:after="120" w:line="276" w:lineRule="auto"/>
+      </w:pPr>
+    </w:p>
+    <w:tbl>
+      <w:tblPr>
+        <w:tblW w:type="auto" w:w="0"/>
+        <w:tblLook w:firstColumn="1" w:firstRow="1" w:lastColumn="0" w:lastRow="0" w:noHBand="0" w:noVBand="1" w:val="04A0"/>
+        <w:tblBorders>
+          <w:top w:val="single" w:sz="4" w:space="0" w:color="C9D2DF"/>
+          <w:left w:val="single" w:sz="4" w:space="0" w:color="C9D2DF"/>
+          <w:bottom w:val="single" w:sz="4" w:space="0" w:color="C9D2DF"/>
+          <w:right w:val="single" w:sz="4" w:space="0" w:color="C9D2DF"/>
+          <w:insideH w:val="single" w:sz="4" w:space="0" w:color="C9D2DF"/>
+          <w:insideV w:val="single" w:sz="4" w:space="0" w:color="C9D2DF"/>
+        </w:tblBorders>
+        <w:tblLayout w:type="fixed"/>
+        <w:tblCellMar>
+          <w:top w:w="50" w:type="dxa"/>
+          <w:bottom w:w="50" w:type="dxa"/>
+          <w:left w:w="100" w:type="dxa"/>
+          <w:right w:w="100" w:type="dxa"/>
+        </w:tblCellMar>
+      </w:tblPr>
+      <w:tblGrid>
+        <w:gridCol w:w="4706"/>
+        <w:gridCol w:w="4706"/>
+      </w:tblGrid>
+      <w:tr>
+        <w:trPr>
+          <w:cantSplit/>
+        </w:trPr>
+        <w:tc>
+          <w:tcPr>
+            <w:tcW w:type="dxa" w:w="7370"/>
+            <w:gridSpan w:val="2"/>
+            <w:shd w:val="clear" w:color="auto" w:fill="E8F0FA"/>
+            <w:tcBorders>
+              <w:left w:val="single" w:sz="30" w:space="0" w:color="EB6834"/>
+            </w:tcBorders>
+          </w:tcPr>
+          <w:p>
+            <w:pPr>
+              <w:spacing w:before="20" w:after="20" w:line="264" w:lineRule="auto"/>
+            </w:pPr>
+            <w:r>
+              <w:rPr>
+                <w:rFonts w:ascii="Arial" w:hAnsi="Arial" w:eastAsia="Arial"/>
+                <w:b/>
+                <w:i w:val="0"/>
+                <w:color w:val="0A2F5C"/>
+                <w:sz w:val="19"/>
+              </w:rPr>
+              <w:t>2.  RESOLUCIÓN N° 000215-2026-DV-PE</w:t>
+            </w:r>
+          </w:p>
+        </w:tc>
+      </w:tr>
+      <w:tr>
+        <w:trPr>
+          <w:cantSplit/>
+        </w:trPr>
+        <w:tc>
+          <w:tcPr>
+            <w:tcW w:type="dxa" w:w="2041"/>
+            <w:shd w:val="clear" w:color="auto" w:fill="F2F5FA"/>
+          </w:tcPr>
+          <w:p>
+            <w:pPr>
+              <w:spacing w:before="20" w:after="20" w:line="264" w:lineRule="auto"/>
+            </w:pPr>
+            <w:r>
+              <w:rPr>
+                <w:rFonts w:ascii="Arial" w:hAnsi="Arial" w:eastAsia="Arial"/>
+                <w:b/>
+                <w:i w:val="0"/>
+                <w:color w:val="0A2F5C"/>
+                <w:sz w:val="17"/>
+              </w:rPr>
+              <w:t>Entidad emisora</w:t>
+            </w:r>
+          </w:p>
+        </w:tc>
+        <w:tc>
+          <w:tcPr>
+            <w:tcW w:type="dxa" w:w="7370"/>
+          </w:tcPr>
+          <w:p>
+            <w:pPr>
+              <w:spacing w:before="20" w:after="20" w:line="264" w:lineRule="auto"/>
+            </w:pPr>
+            <w:r>
+              <w:rPr>
+                <w:rFonts w:ascii="Arial" w:hAnsi="Arial" w:eastAsia="Arial"/>
+                <w:b w:val="0"/>
+                <w:i w:val="0"/>
                 <w:sz w:val="18"/>
               </w:rPr>
               <w:t>COMISIÓN NACIONAL PARA EL DESARROLLO Y VIDA SIN DROGAS</w:t>
             </w:r>
           </w:p>
         </w:tc>
+      </w:tr>
+      <w:tr>
+        <w:trPr>
+          <w:cantSplit/>
+        </w:trPr>
         <w:tc>
           <w:tcPr>
-            <w:tcW w:type="dxa" w:w="2268"/>
+            <w:tcW w:type="dxa" w:w="2041"/>
+            <w:shd w:val="clear" w:color="auto" w:fill="F2F5FA"/>
           </w:tcPr>
           <w:p>
+            <w:pPr>
+              <w:spacing w:before="20" w:after="20" w:line="264" w:lineRule="auto"/>
+            </w:pPr>
             <w:r>
               <w:rPr>
-                <w:sz w:val="18"/>
+                <w:rFonts w:ascii="Arial" w:hAnsi="Arial" w:eastAsia="Arial"/>
+                <w:b/>
+                <w:i w:val="0"/>
+                <w:color w:val="0A2F5C"/>
+                <w:sz w:val="17"/>
               </w:rPr>
+              <w:t>Publicación</w:t>
             </w:r>
-            <w:hyperlink r:id="rId10">
-              <w:r>
-                <w:rPr>
-                  <w:color w:val="0563C1"/>
-                  <w:u w:val="single"/>
-                </w:rPr>
-                <w:t>RESOLUCIÓN N° 000215-2026-DV-PE</w:t>
-              </w:r>
-            </w:hyperlink>
           </w:p>
         </w:tc>
         <w:tc>
           <w:tcPr>
-            <w:tcW w:type="dxa" w:w="4139"/>
+            <w:tcW w:type="dxa" w:w="7370"/>
           </w:tcPr>
           <w:p>
+            <w:pPr>
+              <w:spacing w:before="20" w:after="20" w:line="264" w:lineRule="auto"/>
+            </w:pPr>
             <w:r>
               <w:rPr>
+                <w:rFonts w:ascii="Arial" w:hAnsi="Arial" w:eastAsia="Arial"/>
+                <w:b w:val="0"/>
+                <w:i w:val="0"/>
+                <w:sz w:val="18"/>
+              </w:rPr>
+              <w:t>01/10/2026 · Edición extraordinaria</w:t>
+            </w:r>
+          </w:p>
+        </w:tc>
+      </w:tr>
+      <w:tr>
+        <w:trPr>
+          <w:cantSplit/>
+        </w:trPr>
+        <w:tc>
+          <w:tcPr>
+            <w:tcW w:type="dxa" w:w="2041"/>
+            <w:shd w:val="clear" w:color="auto" w:fill="F2F5FA"/>
+          </w:tcPr>
+          <w:p>
+            <w:pPr>
+              <w:spacing w:before="20" w:after="20" w:line="264" w:lineRule="auto"/>
+            </w:pPr>
+            <w:r>
+              <w:rPr>
+                <w:rFonts w:ascii="Arial" w:hAnsi="Arial" w:eastAsia="Arial"/>
+                <w:b/>
+                <w:i w:val="0"/>
+                <w:color w:val="0A2F5C"/>
+                <w:sz w:val="17"/>
+              </w:rPr>
+              <w:t>Temas</w:t>
+            </w:r>
+          </w:p>
+        </w:tc>
+        <w:tc>
+          <w:tcPr>
+            <w:tcW w:type="dxa" w:w="7370"/>
+          </w:tcPr>
+          <w:p>
+            <w:pPr>
+              <w:spacing w:before="20" w:after="20" w:line="264" w:lineRule="auto"/>
+            </w:pPr>
+            <w:r>
+              <w:rPr>
+                <w:rFonts w:ascii="Arial" w:hAnsi="Arial" w:eastAsia="Arial"/>
+                <w:b w:val="0"/>
+                <w:i w:val="0"/>
+                <w:sz w:val="18"/>
+              </w:rPr>
+              <w:t>Normatividad presupuestal</w:t>
+            </w:r>
+          </w:p>
+        </w:tc>
+      </w:tr>
+      <w:tr>
+        <w:trPr>
+          <w:cantSplit/>
+        </w:trPr>
+        <w:tc>
+          <w:tcPr>
+            <w:tcW w:type="dxa" w:w="2041"/>
+            <w:shd w:val="clear" w:color="auto" w:fill="F2F5FA"/>
+          </w:tcPr>
+          <w:p>
+            <w:pPr>
+              <w:spacing w:before="20" w:after="20" w:line="264" w:lineRule="auto"/>
+            </w:pPr>
+            <w:r>
+              <w:rPr>
+                <w:rFonts w:ascii="Arial" w:hAnsi="Arial" w:eastAsia="Arial"/>
+                <w:b/>
+                <w:i w:val="0"/>
+                <w:color w:val="0A2F5C"/>
+                <w:sz w:val="17"/>
+              </w:rPr>
+              <w:t>Sumilla</w:t>
+            </w:r>
+          </w:p>
+        </w:tc>
+        <w:tc>
+          <w:tcPr>
+            <w:tcW w:type="dxa" w:w="7370"/>
+          </w:tcPr>
+          <w:p>
+            <w:pPr>
+              <w:spacing w:before="20" w:after="20" w:line="264" w:lineRule="auto"/>
+            </w:pPr>
+            <w:r>
+              <w:rPr>
+                <w:rFonts w:ascii="Arial" w:hAnsi="Arial" w:eastAsia="Arial"/>
+                <w:b w:val="0"/>
+                <w:i w:val="0"/>
                 <w:sz w:val="18"/>
               </w:rPr>
               <w:t>Autorizan transferencia financiera a favor del Ejército del Perú</w:t>
@@ -349,60 +2168,417 @@
         </w:tc>
       </w:tr>
       <w:tr>
+        <w:trPr>
+          <w:cantSplit/>
+        </w:trPr>
         <w:tc>
           <w:tcPr>
-            <w:tcW w:type="dxa" w:w="1247"/>
+            <w:tcW w:type="dxa" w:w="2041"/>
+            <w:shd w:val="clear" w:color="auto" w:fill="F2F5FA"/>
           </w:tcPr>
           <w:p>
+            <w:pPr>
+              <w:spacing w:before="20" w:after="20" w:line="264" w:lineRule="auto"/>
+            </w:pPr>
             <w:r>
               <w:rPr>
-                <w:sz w:val="18"/>
+                <w:rFonts w:ascii="Arial" w:hAnsi="Arial" w:eastAsia="Arial"/>
+                <w:b/>
+                <w:i w:val="0"/>
+                <w:color w:val="0A2F5C"/>
+                <w:sz w:val="17"/>
               </w:rPr>
-              <w:t>01/10/2026 (Ext.)</w:t>
+              <w:t>Disposición principal</w:t>
             </w:r>
           </w:p>
         </w:tc>
         <w:tc>
           <w:tcPr>
-            <w:tcW w:type="dxa" w:w="1984"/>
+            <w:tcW w:type="dxa" w:w="7370"/>
           </w:tcPr>
           <w:p>
+            <w:pPr>
+              <w:spacing w:before="20" w:after="20" w:line="264" w:lineRule="auto"/>
+            </w:pPr>
             <w:r>
               <w:rPr>
+                <w:rFonts w:ascii="Arial" w:hAnsi="Arial" w:eastAsia="Arial"/>
+                <w:b w:val="0"/>
+                <w:i w:val="0"/>
+                <w:sz w:val="18"/>
+              </w:rPr>
+              <w:t>Artículo Primero.- AUTORIZAR la transferencia financiera hasta por la suma total de TRESCIENTOS TREINTA Y CINCO MIL DOSCIENTOS Y 00/100 SOLES (S/ 335,200.00), para financiar la Actividad a favor de la entidad ejecutora que se detalla en el Anexo Nº 1, que forma parte integrante de la presente resolución. Artículo Segundo.- DISPONER que la transferencia financiera autorizada por el Artículo Primero, se realice con cargo al presupuesto del año fiscal 2026 del Pliego 012: Comisión Nacional para el Desarrollo y Vida sin Drogas, correspondiente a la fuente de financiamiento “Recursos Ordinarios”. Artículo Tercero.- RATIFICAR que la entidad ejecutora, bajo responsabilidad, sólo destinará los…</w:t>
+            </w:r>
+          </w:p>
+        </w:tc>
+      </w:tr>
+      <w:tr>
+        <w:trPr>
+          <w:cantSplit/>
+        </w:trPr>
+        <w:tc>
+          <w:tcPr>
+            <w:tcW w:type="dxa" w:w="2041"/>
+            <w:shd w:val="clear" w:color="auto" w:fill="F2F5FA"/>
+          </w:tcPr>
+          <w:p>
+            <w:pPr>
+              <w:spacing w:before="20" w:after="20" w:line="264" w:lineRule="auto"/>
+            </w:pPr>
+            <w:r>
+              <w:rPr>
+                <w:rFonts w:ascii="Arial" w:hAnsi="Arial" w:eastAsia="Arial"/>
+                <w:b/>
+                <w:i w:val="0"/>
+                <w:color w:val="0A2F5C"/>
+                <w:sz w:val="17"/>
+              </w:rPr>
+              <w:t>Montos citados</w:t>
+            </w:r>
+          </w:p>
+        </w:tc>
+        <w:tc>
+          <w:tcPr>
+            <w:tcW w:type="dxa" w:w="7370"/>
+          </w:tcPr>
+          <w:p>
+            <w:pPr>
+              <w:spacing w:before="20" w:after="20" w:line="264" w:lineRule="auto"/>
+            </w:pPr>
+            <w:r>
+              <w:rPr>
+                <w:rFonts w:ascii="Arial" w:hAnsi="Arial" w:eastAsia="Arial"/>
+                <w:b w:val="0"/>
+                <w:i w:val="0"/>
+                <w:sz w:val="18"/>
+              </w:rPr>
+              <w:t>S/ 335,200.00</w:t>
+            </w:r>
+          </w:p>
+        </w:tc>
+      </w:tr>
+      <w:tr>
+        <w:trPr>
+          <w:cantSplit/>
+        </w:trPr>
+        <w:tc>
+          <w:tcPr>
+            <w:tcW w:type="dxa" w:w="2041"/>
+            <w:shd w:val="clear" w:color="auto" w:fill="F2F5FA"/>
+          </w:tcPr>
+          <w:p>
+            <w:pPr>
+              <w:spacing w:before="20" w:after="20" w:line="264" w:lineRule="auto"/>
+            </w:pPr>
+            <w:r>
+              <w:rPr>
+                <w:rFonts w:ascii="Arial" w:hAnsi="Arial" w:eastAsia="Arial"/>
+                <w:b/>
+                <w:i w:val="0"/>
+                <w:color w:val="0A2F5C"/>
+                <w:sz w:val="17"/>
+              </w:rPr>
+              <w:t>Enlaces</w:t>
+            </w:r>
+          </w:p>
+        </w:tc>
+        <w:tc>
+          <w:tcPr>
+            <w:tcW w:type="dxa" w:w="7370"/>
+          </w:tcPr>
+          <w:p>
+            <w:pPr>
+              <w:spacing w:before="20" w:after="20" w:line="264" w:lineRule="auto"/>
+            </w:pPr>
+            <w:hyperlink r:id="rId12">
+              <w:r>
+                <w:rPr>
+                  <w:rFonts w:ascii="Arial" w:hAnsi="Arial" w:eastAsia="Arial" w:cs="Arial"/>
+                  <w:color w:val="0B5CAD"/>
+                  <w:sz w:val="17"/>
+                  <w:u w:val="single"/>
+                </w:rPr>
+                <w:t xml:space="preserve">Texto completo</w:t>
+              </w:r>
+            </w:hyperlink>
+            <w:r>
+              <w:rPr>
+                <w:rFonts w:ascii="Arial" w:hAnsi="Arial" w:eastAsia="Arial"/>
+                <w:b w:val="0"/>
+                <w:i w:val="0"/>
+                <w:color w:val="5B6880"/>
+                <w:sz w:val="17"/>
+              </w:rPr>
+              <w:t xml:space="preserve">   ·   </w:t>
+            </w:r>
+            <w:hyperlink r:id="rId22">
+              <w:r>
+                <w:rPr>
+                  <w:rFonts w:ascii="Arial" w:hAnsi="Arial" w:eastAsia="Arial" w:cs="Arial"/>
+                  <w:color w:val="0B5CAD"/>
+                  <w:sz w:val="17"/>
+                  <w:u w:val="single"/>
+                </w:rPr>
+                <w:t xml:space="preserve">El Peruano</w:t>
+              </w:r>
+            </w:hyperlink>
+            <w:r>
+              <w:rPr>
+                <w:rFonts w:ascii="Arial" w:hAnsi="Arial" w:eastAsia="Arial"/>
+                <w:b w:val="0"/>
+                <w:i w:val="0"/>
+                <w:color w:val="5B6880"/>
+                <w:sz w:val="17"/>
+              </w:rPr>
+              <w:t xml:space="preserve">   ·   </w:t>
+            </w:r>
+            <w:hyperlink r:id="rId23">
+              <w:r>
+                <w:rPr>
+                  <w:rFonts w:ascii="Arial" w:hAnsi="Arial" w:eastAsia="Arial" w:cs="Arial"/>
+                  <w:color w:val="0B5CAD"/>
+                  <w:sz w:val="17"/>
+                  <w:u w:val="single"/>
+                </w:rPr>
+                <w:t xml:space="preserve">PDF</w:t>
+              </w:r>
+            </w:hyperlink>
+          </w:p>
+        </w:tc>
+      </w:tr>
+    </w:tbl>
+    <w:p>
+      <w:pPr>
+        <w:spacing w:before="0" w:after="120" w:line="276" w:lineRule="auto"/>
+      </w:pPr>
+    </w:p>
+    <w:tbl>
+      <w:tblPr>
+        <w:tblW w:type="auto" w:w="0"/>
+        <w:tblLook w:firstColumn="1" w:firstRow="1" w:lastColumn="0" w:lastRow="0" w:noHBand="0" w:noVBand="1" w:val="04A0"/>
+        <w:tblBorders>
+          <w:top w:val="single" w:sz="4" w:space="0" w:color="C9D2DF"/>
+          <w:left w:val="single" w:sz="4" w:space="0" w:color="C9D2DF"/>
+          <w:bottom w:val="single" w:sz="4" w:space="0" w:color="C9D2DF"/>
+          <w:right w:val="single" w:sz="4" w:space="0" w:color="C9D2DF"/>
+          <w:insideH w:val="single" w:sz="4" w:space="0" w:color="C9D2DF"/>
+          <w:insideV w:val="single" w:sz="4" w:space="0" w:color="C9D2DF"/>
+        </w:tblBorders>
+        <w:tblLayout w:type="fixed"/>
+        <w:tblCellMar>
+          <w:top w:w="50" w:type="dxa"/>
+          <w:bottom w:w="50" w:type="dxa"/>
+          <w:left w:w="100" w:type="dxa"/>
+          <w:right w:w="100" w:type="dxa"/>
+        </w:tblCellMar>
+      </w:tblPr>
+      <w:tblGrid>
+        <w:gridCol w:w="4706"/>
+        <w:gridCol w:w="4706"/>
+      </w:tblGrid>
+      <w:tr>
+        <w:trPr>
+          <w:cantSplit/>
+        </w:trPr>
+        <w:tc>
+          <w:tcPr>
+            <w:tcW w:type="dxa" w:w="7370"/>
+            <w:gridSpan w:val="2"/>
+            <w:shd w:val="clear" w:color="auto" w:fill="E8F0FA"/>
+            <w:tcBorders>
+              <w:left w:val="single" w:sz="30" w:space="0" w:color="EB6834"/>
+            </w:tcBorders>
+          </w:tcPr>
+          <w:p>
+            <w:pPr>
+              <w:spacing w:before="20" w:after="20" w:line="264" w:lineRule="auto"/>
+            </w:pPr>
+            <w:r>
+              <w:rPr>
+                <w:rFonts w:ascii="Arial" w:hAnsi="Arial" w:eastAsia="Arial"/>
+                <w:b/>
+                <w:i w:val="0"/>
+                <w:color w:val="0A2F5C"/>
+                <w:sz w:val="19"/>
+              </w:rPr>
+              <w:t>3.  RESOLUCIÓN N° 109-2026-GRA/GR</w:t>
+            </w:r>
+          </w:p>
+        </w:tc>
+      </w:tr>
+      <w:tr>
+        <w:trPr>
+          <w:cantSplit/>
+        </w:trPr>
+        <w:tc>
+          <w:tcPr>
+            <w:tcW w:type="dxa" w:w="2041"/>
+            <w:shd w:val="clear" w:color="auto" w:fill="F2F5FA"/>
+          </w:tcPr>
+          <w:p>
+            <w:pPr>
+              <w:spacing w:before="20" w:after="20" w:line="264" w:lineRule="auto"/>
+            </w:pPr>
+            <w:r>
+              <w:rPr>
+                <w:rFonts w:ascii="Arial" w:hAnsi="Arial" w:eastAsia="Arial"/>
+                <w:b/>
+                <w:i w:val="0"/>
+                <w:color w:val="0A2F5C"/>
+                <w:sz w:val="17"/>
+              </w:rPr>
+              <w:t>Entidad emisora</w:t>
+            </w:r>
+          </w:p>
+        </w:tc>
+        <w:tc>
+          <w:tcPr>
+            <w:tcW w:type="dxa" w:w="7370"/>
+          </w:tcPr>
+          <w:p>
+            <w:pPr>
+              <w:spacing w:before="20" w:after="20" w:line="264" w:lineRule="auto"/>
+            </w:pPr>
+            <w:r>
+              <w:rPr>
+                <w:rFonts w:ascii="Arial" w:hAnsi="Arial" w:eastAsia="Arial"/>
+                <w:b w:val="0"/>
+                <w:i w:val="0"/>
                 <w:sz w:val="18"/>
               </w:rPr>
               <w:t>GOBIERNO REGIONAL DE ANCASH</w:t>
             </w:r>
           </w:p>
         </w:tc>
+      </w:tr>
+      <w:tr>
+        <w:trPr>
+          <w:cantSplit/>
+        </w:trPr>
         <w:tc>
           <w:tcPr>
-            <w:tcW w:type="dxa" w:w="2268"/>
+            <w:tcW w:type="dxa" w:w="2041"/>
+            <w:shd w:val="clear" w:color="auto" w:fill="F2F5FA"/>
           </w:tcPr>
           <w:p>
+            <w:pPr>
+              <w:spacing w:before="20" w:after="20" w:line="264" w:lineRule="auto"/>
+            </w:pPr>
             <w:r>
               <w:rPr>
-                <w:sz w:val="18"/>
+                <w:rFonts w:ascii="Arial" w:hAnsi="Arial" w:eastAsia="Arial"/>
+                <w:b/>
+                <w:i w:val="0"/>
+                <w:color w:val="0A2F5C"/>
+                <w:sz w:val="17"/>
               </w:rPr>
+              <w:t>Publicación</w:t>
             </w:r>
-            <w:hyperlink r:id="rId11">
-              <w:r>
-                <w:rPr>
-                  <w:color w:val="0563C1"/>
-                  <w:u w:val="single"/>
-                </w:rPr>
-                <w:t>RESOLUCIÓN N° 109-2026-GRA/GR</w:t>
-              </w:r>
-            </w:hyperlink>
           </w:p>
         </w:tc>
         <w:tc>
           <w:tcPr>
-            <w:tcW w:type="dxa" w:w="4139"/>
+            <w:tcW w:type="dxa" w:w="7370"/>
           </w:tcPr>
           <w:p>
+            <w:pPr>
+              <w:spacing w:before="20" w:after="20" w:line="264" w:lineRule="auto"/>
+            </w:pPr>
             <w:r>
               <w:rPr>
+                <w:rFonts w:ascii="Arial" w:hAnsi="Arial" w:eastAsia="Arial"/>
+                <w:b w:val="0"/>
+                <w:i w:val="0"/>
+                <w:sz w:val="18"/>
+              </w:rPr>
+              <w:t>01/10/2026 · Edición extraordinaria</w:t>
+            </w:r>
+          </w:p>
+        </w:tc>
+      </w:tr>
+      <w:tr>
+        <w:trPr>
+          <w:cantSplit/>
+        </w:trPr>
+        <w:tc>
+          <w:tcPr>
+            <w:tcW w:type="dxa" w:w="2041"/>
+            <w:shd w:val="clear" w:color="auto" w:fill="F2F5FA"/>
+          </w:tcPr>
+          <w:p>
+            <w:pPr>
+              <w:spacing w:before="20" w:after="20" w:line="264" w:lineRule="auto"/>
+            </w:pPr>
+            <w:r>
+              <w:rPr>
+                <w:rFonts w:ascii="Arial" w:hAnsi="Arial" w:eastAsia="Arial"/>
+                <w:b/>
+                <w:i w:val="0"/>
+                <w:color w:val="0A2F5C"/>
+                <w:sz w:val="17"/>
+              </w:rPr>
+              <w:t>Temas</w:t>
+            </w:r>
+          </w:p>
+        </w:tc>
+        <w:tc>
+          <w:tcPr>
+            <w:tcW w:type="dxa" w:w="7370"/>
+          </w:tcPr>
+          <w:p>
+            <w:pPr>
+              <w:spacing w:before="20" w:after="20" w:line="264" w:lineRule="auto"/>
+            </w:pPr>
+            <w:r>
+              <w:rPr>
+                <w:rFonts w:ascii="Arial" w:hAnsi="Arial" w:eastAsia="Arial"/>
+                <w:b w:val="0"/>
+                <w:i w:val="0"/>
+                <w:sz w:val="18"/>
+              </w:rPr>
+              <w:t>Normatividad presupuestal</w:t>
+            </w:r>
+          </w:p>
+        </w:tc>
+      </w:tr>
+      <w:tr>
+        <w:trPr>
+          <w:cantSplit/>
+        </w:trPr>
+        <w:tc>
+          <w:tcPr>
+            <w:tcW w:type="dxa" w:w="2041"/>
+            <w:shd w:val="clear" w:color="auto" w:fill="F2F5FA"/>
+          </w:tcPr>
+          <w:p>
+            <w:pPr>
+              <w:spacing w:before="20" w:after="20" w:line="264" w:lineRule="auto"/>
+            </w:pPr>
+            <w:r>
+              <w:rPr>
+                <w:rFonts w:ascii="Arial" w:hAnsi="Arial" w:eastAsia="Arial"/>
+                <w:b/>
+                <w:i w:val="0"/>
+                <w:color w:val="0A2F5C"/>
+                <w:sz w:val="17"/>
+              </w:rPr>
+              <w:t>Sumilla</w:t>
+            </w:r>
+          </w:p>
+        </w:tc>
+        <w:tc>
+          <w:tcPr>
+            <w:tcW w:type="dxa" w:w="7370"/>
+          </w:tcPr>
+          <w:p>
+            <w:pPr>
+              <w:spacing w:before="20" w:after="20" w:line="264" w:lineRule="auto"/>
+            </w:pPr>
+            <w:r>
+              <w:rPr>
+                <w:rFonts w:ascii="Arial" w:hAnsi="Arial" w:eastAsia="Arial"/>
+                <w:b w:val="0"/>
+                <w:i w:val="0"/>
                 <w:sz w:val="18"/>
               </w:rPr>
               <w:t>Disponen efectuar transferencia financiera a favor de las municipalidades provinciales y distritales del departamento de Ancash</w:t>
@@ -411,60 +2587,417 @@
         </w:tc>
       </w:tr>
       <w:tr>
+        <w:trPr>
+          <w:cantSplit/>
+        </w:trPr>
         <w:tc>
           <w:tcPr>
-            <w:tcW w:type="dxa" w:w="1247"/>
+            <w:tcW w:type="dxa" w:w="2041"/>
+            <w:shd w:val="clear" w:color="auto" w:fill="F2F5FA"/>
           </w:tcPr>
           <w:p>
+            <w:pPr>
+              <w:spacing w:before="20" w:after="20" w:line="264" w:lineRule="auto"/>
+            </w:pPr>
             <w:r>
               <w:rPr>
-                <w:sz w:val="18"/>
+                <w:rFonts w:ascii="Arial" w:hAnsi="Arial" w:eastAsia="Arial"/>
+                <w:b/>
+                <w:i w:val="0"/>
+                <w:color w:val="0A2F5C"/>
+                <w:sz w:val="17"/>
               </w:rPr>
-              <w:t>01/10/2026</w:t>
+              <w:t>Disposición principal</w:t>
             </w:r>
           </w:p>
         </w:tc>
         <w:tc>
           <w:tcPr>
-            <w:tcW w:type="dxa" w:w="1984"/>
+            <w:tcW w:type="dxa" w:w="7370"/>
           </w:tcPr>
           <w:p>
+            <w:pPr>
+              <w:spacing w:before="20" w:after="20" w:line="264" w:lineRule="auto"/>
+            </w:pPr>
             <w:r>
               <w:rPr>
+                <w:rFonts w:ascii="Arial" w:hAnsi="Arial" w:eastAsia="Arial"/>
+                <w:b w:val="0"/>
+                <w:i w:val="0"/>
+                <w:sz w:val="18"/>
+              </w:rPr>
+              <w:t>Artículo Primero.- DISPONER efectuar la transferencia financiera de recursos, hasta por la suma de S/ 150 000 000,00 (Ciento cincuenta millones con 00/100 soles), con cargo a la fuente de financiamiento 4 Donaciones y Transferencias, rubro 13 Donaciones y Transferencias, por el por el importe de S/ 27,926,739.00 y en la fuente de financiamiento 5 Recursos Determinados, rubro 18 Canon, Sobrecanon, Regalías, Renta de Aduanas y Participaciones, por el importe de S/ 122,073,261.00 destinada al financiamiento de los proyectos de inversión priorizados mediante Resolución Gerencial General Regional Nº 529-2026-GRA/GGR, a favor de las Municipalidades Provinciales y Distritales del Departamento de…</w:t>
+            </w:r>
+          </w:p>
+        </w:tc>
+      </w:tr>
+      <w:tr>
+        <w:trPr>
+          <w:cantSplit/>
+        </w:trPr>
+        <w:tc>
+          <w:tcPr>
+            <w:tcW w:type="dxa" w:w="2041"/>
+            <w:shd w:val="clear" w:color="auto" w:fill="F2F5FA"/>
+          </w:tcPr>
+          <w:p>
+            <w:pPr>
+              <w:spacing w:before="20" w:after="20" w:line="264" w:lineRule="auto"/>
+            </w:pPr>
+            <w:r>
+              <w:rPr>
+                <w:rFonts w:ascii="Arial" w:hAnsi="Arial" w:eastAsia="Arial"/>
+                <w:b/>
+                <w:i w:val="0"/>
+                <w:color w:val="0A2F5C"/>
+                <w:sz w:val="17"/>
+              </w:rPr>
+              <w:t>Montos citados</w:t>
+            </w:r>
+          </w:p>
+        </w:tc>
+        <w:tc>
+          <w:tcPr>
+            <w:tcW w:type="dxa" w:w="7370"/>
+          </w:tcPr>
+          <w:p>
+            <w:pPr>
+              <w:spacing w:before="20" w:after="20" w:line="264" w:lineRule="auto"/>
+            </w:pPr>
+            <w:r>
+              <w:rPr>
+                <w:rFonts w:ascii="Arial" w:hAnsi="Arial" w:eastAsia="Arial"/>
+                <w:b w:val="0"/>
+                <w:i w:val="0"/>
+                <w:sz w:val="18"/>
+              </w:rPr>
+              <w:t>S/ 150,000,000.00 · S/ 27,926,739.00 · S/ 122,073,261.00 · S/ 41,440,207.00</w:t>
+            </w:r>
+          </w:p>
+        </w:tc>
+      </w:tr>
+      <w:tr>
+        <w:trPr>
+          <w:cantSplit/>
+        </w:trPr>
+        <w:tc>
+          <w:tcPr>
+            <w:tcW w:type="dxa" w:w="2041"/>
+            <w:shd w:val="clear" w:color="auto" w:fill="F2F5FA"/>
+          </w:tcPr>
+          <w:p>
+            <w:pPr>
+              <w:spacing w:before="20" w:after="20" w:line="264" w:lineRule="auto"/>
+            </w:pPr>
+            <w:r>
+              <w:rPr>
+                <w:rFonts w:ascii="Arial" w:hAnsi="Arial" w:eastAsia="Arial"/>
+                <w:b/>
+                <w:i w:val="0"/>
+                <w:color w:val="0A2F5C"/>
+                <w:sz w:val="17"/>
+              </w:rPr>
+              <w:t>Enlaces</w:t>
+            </w:r>
+          </w:p>
+        </w:tc>
+        <w:tc>
+          <w:tcPr>
+            <w:tcW w:type="dxa" w:w="7370"/>
+          </w:tcPr>
+          <w:p>
+            <w:pPr>
+              <w:spacing w:before="20" w:after="20" w:line="264" w:lineRule="auto"/>
+            </w:pPr>
+            <w:hyperlink r:id="rId13">
+              <w:r>
+                <w:rPr>
+                  <w:rFonts w:ascii="Arial" w:hAnsi="Arial" w:eastAsia="Arial" w:cs="Arial"/>
+                  <w:color w:val="0B5CAD"/>
+                  <w:sz w:val="17"/>
+                  <w:u w:val="single"/>
+                </w:rPr>
+                <w:t xml:space="preserve">Texto completo</w:t>
+              </w:r>
+            </w:hyperlink>
+            <w:r>
+              <w:rPr>
+                <w:rFonts w:ascii="Arial" w:hAnsi="Arial" w:eastAsia="Arial"/>
+                <w:b w:val="0"/>
+                <w:i w:val="0"/>
+                <w:color w:val="5B6880"/>
+                <w:sz w:val="17"/>
+              </w:rPr>
+              <w:t xml:space="preserve">   ·   </w:t>
+            </w:r>
+            <w:hyperlink r:id="rId24">
+              <w:r>
+                <w:rPr>
+                  <w:rFonts w:ascii="Arial" w:hAnsi="Arial" w:eastAsia="Arial" w:cs="Arial"/>
+                  <w:color w:val="0B5CAD"/>
+                  <w:sz w:val="17"/>
+                  <w:u w:val="single"/>
+                </w:rPr>
+                <w:t xml:space="preserve">El Peruano</w:t>
+              </w:r>
+            </w:hyperlink>
+            <w:r>
+              <w:rPr>
+                <w:rFonts w:ascii="Arial" w:hAnsi="Arial" w:eastAsia="Arial"/>
+                <w:b w:val="0"/>
+                <w:i w:val="0"/>
+                <w:color w:val="5B6880"/>
+                <w:sz w:val="17"/>
+              </w:rPr>
+              <w:t xml:space="preserve">   ·   </w:t>
+            </w:r>
+            <w:hyperlink r:id="rId25">
+              <w:r>
+                <w:rPr>
+                  <w:rFonts w:ascii="Arial" w:hAnsi="Arial" w:eastAsia="Arial" w:cs="Arial"/>
+                  <w:color w:val="0B5CAD"/>
+                  <w:sz w:val="17"/>
+                  <w:u w:val="single"/>
+                </w:rPr>
+                <w:t xml:space="preserve">PDF</w:t>
+              </w:r>
+            </w:hyperlink>
+          </w:p>
+        </w:tc>
+      </w:tr>
+    </w:tbl>
+    <w:p>
+      <w:pPr>
+        <w:spacing w:before="0" w:after="120" w:line="276" w:lineRule="auto"/>
+      </w:pPr>
+    </w:p>
+    <w:tbl>
+      <w:tblPr>
+        <w:tblW w:type="auto" w:w="0"/>
+        <w:tblLook w:firstColumn="1" w:firstRow="1" w:lastColumn="0" w:lastRow="0" w:noHBand="0" w:noVBand="1" w:val="04A0"/>
+        <w:tblBorders>
+          <w:top w:val="single" w:sz="4" w:space="0" w:color="C9D2DF"/>
+          <w:left w:val="single" w:sz="4" w:space="0" w:color="C9D2DF"/>
+          <w:bottom w:val="single" w:sz="4" w:space="0" w:color="C9D2DF"/>
+          <w:right w:val="single" w:sz="4" w:space="0" w:color="C9D2DF"/>
+          <w:insideH w:val="single" w:sz="4" w:space="0" w:color="C9D2DF"/>
+          <w:insideV w:val="single" w:sz="4" w:space="0" w:color="C9D2DF"/>
+        </w:tblBorders>
+        <w:tblLayout w:type="fixed"/>
+        <w:tblCellMar>
+          <w:top w:w="50" w:type="dxa"/>
+          <w:bottom w:w="50" w:type="dxa"/>
+          <w:left w:w="100" w:type="dxa"/>
+          <w:right w:w="100" w:type="dxa"/>
+        </w:tblCellMar>
+      </w:tblPr>
+      <w:tblGrid>
+        <w:gridCol w:w="4706"/>
+        <w:gridCol w:w="4706"/>
+      </w:tblGrid>
+      <w:tr>
+        <w:trPr>
+          <w:cantSplit/>
+        </w:trPr>
+        <w:tc>
+          <w:tcPr>
+            <w:tcW w:type="dxa" w:w="7370"/>
+            <w:gridSpan w:val="2"/>
+            <w:shd w:val="clear" w:color="auto" w:fill="E8F0FA"/>
+            <w:tcBorders>
+              <w:left w:val="single" w:sz="30" w:space="0" w:color="EB6834"/>
+            </w:tcBorders>
+          </w:tcPr>
+          <w:p>
+            <w:pPr>
+              <w:spacing w:before="20" w:after="20" w:line="264" w:lineRule="auto"/>
+            </w:pPr>
+            <w:r>
+              <w:rPr>
+                <w:rFonts w:ascii="Arial" w:hAnsi="Arial" w:eastAsia="Arial"/>
+                <w:b/>
+                <w:i w:val="0"/>
+                <w:color w:val="0A2F5C"/>
+                <w:sz w:val="19"/>
+              </w:rPr>
+              <w:t>4.  RESOLUCIÓN  N° 00215-2026-SUNARP/SN</w:t>
+            </w:r>
+          </w:p>
+        </w:tc>
+      </w:tr>
+      <w:tr>
+        <w:trPr>
+          <w:cantSplit/>
+        </w:trPr>
+        <w:tc>
+          <w:tcPr>
+            <w:tcW w:type="dxa" w:w="2041"/>
+            <w:shd w:val="clear" w:color="auto" w:fill="F2F5FA"/>
+          </w:tcPr>
+          <w:p>
+            <w:pPr>
+              <w:spacing w:before="20" w:after="20" w:line="264" w:lineRule="auto"/>
+            </w:pPr>
+            <w:r>
+              <w:rPr>
+                <w:rFonts w:ascii="Arial" w:hAnsi="Arial" w:eastAsia="Arial"/>
+                <w:b/>
+                <w:i w:val="0"/>
+                <w:color w:val="0A2F5C"/>
+                <w:sz w:val="17"/>
+              </w:rPr>
+              <w:t>Entidad emisora</w:t>
+            </w:r>
+          </w:p>
+        </w:tc>
+        <w:tc>
+          <w:tcPr>
+            <w:tcW w:type="dxa" w:w="7370"/>
+          </w:tcPr>
+          <w:p>
+            <w:pPr>
+              <w:spacing w:before="20" w:after="20" w:line="264" w:lineRule="auto"/>
+            </w:pPr>
+            <w:r>
+              <w:rPr>
+                <w:rFonts w:ascii="Arial" w:hAnsi="Arial" w:eastAsia="Arial"/>
+                <w:b w:val="0"/>
+                <w:i w:val="0"/>
                 <w:sz w:val="18"/>
               </w:rPr>
               <w:t>SUPERINTENDENCIA NACIONAL DE LOS REGISTROS PÚBLICOS</w:t>
             </w:r>
           </w:p>
         </w:tc>
+      </w:tr>
+      <w:tr>
+        <w:trPr>
+          <w:cantSplit/>
+        </w:trPr>
         <w:tc>
           <w:tcPr>
-            <w:tcW w:type="dxa" w:w="2268"/>
+            <w:tcW w:type="dxa" w:w="2041"/>
+            <w:shd w:val="clear" w:color="auto" w:fill="F2F5FA"/>
           </w:tcPr>
           <w:p>
+            <w:pPr>
+              <w:spacing w:before="20" w:after="20" w:line="264" w:lineRule="auto"/>
+            </w:pPr>
             <w:r>
               <w:rPr>
-                <w:sz w:val="18"/>
+                <w:rFonts w:ascii="Arial" w:hAnsi="Arial" w:eastAsia="Arial"/>
+                <w:b/>
+                <w:i w:val="0"/>
+                <w:color w:val="0A2F5C"/>
+                <w:sz w:val="17"/>
               </w:rPr>
+              <w:t>Publicación</w:t>
             </w:r>
-            <w:hyperlink r:id="rId12">
-              <w:r>
-                <w:rPr>
-                  <w:color w:val="0563C1"/>
-                  <w:u w:val="single"/>
-                </w:rPr>
-                <w:t>RESOLUCIÓN  N° 00215-2026-SUNARP/SN</w:t>
-              </w:r>
-            </w:hyperlink>
           </w:p>
         </w:tc>
         <w:tc>
           <w:tcPr>
-            <w:tcW w:type="dxa" w:w="4139"/>
+            <w:tcW w:type="dxa" w:w="7370"/>
           </w:tcPr>
           <w:p>
+            <w:pPr>
+              <w:spacing w:before="20" w:after="20" w:line="264" w:lineRule="auto"/>
+            </w:pPr>
             <w:r>
               <w:rPr>
+                <w:rFonts w:ascii="Arial" w:hAnsi="Arial" w:eastAsia="Arial"/>
+                <w:b w:val="0"/>
+                <w:i w:val="0"/>
+                <w:sz w:val="18"/>
+              </w:rPr>
+              <w:t>01/10/2026 · Edición ordinaria</w:t>
+            </w:r>
+          </w:p>
+        </w:tc>
+      </w:tr>
+      <w:tr>
+        <w:trPr>
+          <w:cantSplit/>
+        </w:trPr>
+        <w:tc>
+          <w:tcPr>
+            <w:tcW w:type="dxa" w:w="2041"/>
+            <w:shd w:val="clear" w:color="auto" w:fill="F2F5FA"/>
+          </w:tcPr>
+          <w:p>
+            <w:pPr>
+              <w:spacing w:before="20" w:after="20" w:line="264" w:lineRule="auto"/>
+            </w:pPr>
+            <w:r>
+              <w:rPr>
+                <w:rFonts w:ascii="Arial" w:hAnsi="Arial" w:eastAsia="Arial"/>
+                <w:b/>
+                <w:i w:val="0"/>
+                <w:color w:val="0A2F5C"/>
+                <w:sz w:val="17"/>
+              </w:rPr>
+              <w:t>Temas</w:t>
+            </w:r>
+          </w:p>
+        </w:tc>
+        <w:tc>
+          <w:tcPr>
+            <w:tcW w:type="dxa" w:w="7370"/>
+          </w:tcPr>
+          <w:p>
+            <w:pPr>
+              <w:spacing w:before="20" w:after="20" w:line="264" w:lineRule="auto"/>
+            </w:pPr>
+            <w:r>
+              <w:rPr>
+                <w:rFonts w:ascii="Arial" w:hAnsi="Arial" w:eastAsia="Arial"/>
+                <w:b w:val="0"/>
+                <w:i w:val="0"/>
+                <w:sz w:val="18"/>
+              </w:rPr>
+              <w:t>Normatividad presupuestal</w:t>
+            </w:r>
+          </w:p>
+        </w:tc>
+      </w:tr>
+      <w:tr>
+        <w:trPr>
+          <w:cantSplit/>
+        </w:trPr>
+        <w:tc>
+          <w:tcPr>
+            <w:tcW w:type="dxa" w:w="2041"/>
+            <w:shd w:val="clear" w:color="auto" w:fill="F2F5FA"/>
+          </w:tcPr>
+          <w:p>
+            <w:pPr>
+              <w:spacing w:before="20" w:after="20" w:line="264" w:lineRule="auto"/>
+            </w:pPr>
+            <w:r>
+              <w:rPr>
+                <w:rFonts w:ascii="Arial" w:hAnsi="Arial" w:eastAsia="Arial"/>
+                <w:b/>
+                <w:i w:val="0"/>
+                <w:color w:val="0A2F5C"/>
+                <w:sz w:val="17"/>
+              </w:rPr>
+              <w:t>Sumilla</w:t>
+            </w:r>
+          </w:p>
+        </w:tc>
+        <w:tc>
+          <w:tcPr>
+            <w:tcW w:type="dxa" w:w="7370"/>
+          </w:tcPr>
+          <w:p>
+            <w:pPr>
+              <w:spacing w:before="20" w:after="20" w:line="264" w:lineRule="auto"/>
+            </w:pPr>
+            <w:r>
+              <w:rPr>
+                <w:rFonts w:ascii="Arial" w:hAnsi="Arial" w:eastAsia="Arial"/>
+                <w:b w:val="0"/>
+                <w:i w:val="0"/>
                 <w:sz w:val="18"/>
               </w:rPr>
               <w:t>Autorizan transferencia financiera a favor de la Contraloría General de la República</w:t>
@@ -472,546 +3005,434 @@
           </w:p>
         </w:tc>
       </w:tr>
-    </w:tbl>
-    <w:p/>
-    <w:p>
-      <w:pPr>
-        <w:pStyle w:val="Heading3"/>
-      </w:pPr>
-      <w:r>
-        <w:t>RESOLUCIÓN N° 000214-2026-DV-PE</w:t>
-      </w:r>
-    </w:p>
-    <w:p>
-      <w:r>
-        <w:rPr>
-          <w:b/>
-        </w:rPr>
-        <w:t xml:space="preserve">Entidad: </w:t>
-      </w:r>
-      <w:r>
-        <w:t xml:space="preserve">COMISIÓN NACIONAL PARA EL DESARROLLO Y VIDA SIN DROGAS   </w:t>
-      </w:r>
-      <w:r>
-        <w:rPr>
-          <w:b/>
-        </w:rPr>
-        <w:t xml:space="preserve">Fecha: </w:t>
-      </w:r>
-      <w:r>
-        <w:t>01/10/2026  (Edición Extraordinaria)</w:t>
-      </w:r>
-    </w:p>
-    <w:p>
-      <w:r>
-        <w:rPr>
-          <w:b/>
-        </w:rPr>
-        <w:t xml:space="preserve">Temas: </w:t>
-      </w:r>
-      <w:r>
-        <w:t>Normatividad presupuestal</w:t>
-      </w:r>
-    </w:p>
-    <w:p>
-      <w:r>
-        <w:rPr>
-          <w:b/>
-        </w:rPr>
-        <w:t xml:space="preserve">Sumilla: </w:t>
-      </w:r>
-      <w:r>
-        <w:t>Autorizan transferencia financiera a favor de la Fuerza Aérea del Perú</w:t>
-      </w:r>
-    </w:p>
-    <w:p>
-      <w:r>
-        <w:rPr>
-          <w:b/>
-        </w:rPr>
-        <w:t xml:space="preserve">Montos citados: </w:t>
-      </w:r>
-      <w:r>
-        <w:t>S/ 117,600.00</w:t>
-      </w:r>
-    </w:p>
-    <w:p>
-      <w:hyperlink r:id="rId9">
-        <w:r>
-          <w:rPr>
-            <w:color w:val="0563C1"/>
-            <w:u w:val="single"/>
-          </w:rPr>
-          <w:t>Ver texto completo</w:t>
-        </w:r>
-      </w:hyperlink>
-      <w:r>
-        <w:t xml:space="preserve">   </w:t>
-      </w:r>
-      <w:hyperlink r:id="rId13">
-        <w:r>
-          <w:rPr>
-            <w:color w:val="0563C1"/>
-            <w:u w:val="single"/>
-          </w:rPr>
-          <w:t>Ver en El Peruano</w:t>
-        </w:r>
-      </w:hyperlink>
-      <w:r>
-        <w:t xml:space="preserve">   </w:t>
-      </w:r>
-      <w:hyperlink r:id="rId14">
-        <w:r>
-          <w:rPr>
-            <w:color w:val="0563C1"/>
-            <w:u w:val="single"/>
-          </w:rPr>
-          <w:t>PDF</w:t>
-        </w:r>
-      </w:hyperlink>
-    </w:p>
-    <w:p>
-      <w:pPr>
-        <w:pStyle w:val="Heading3"/>
-      </w:pPr>
-      <w:r>
-        <w:t>RESOLUCIÓN N° 000215-2026-DV-PE</w:t>
-      </w:r>
-    </w:p>
-    <w:p>
-      <w:r>
-        <w:rPr>
-          <w:b/>
-        </w:rPr>
-        <w:t xml:space="preserve">Entidad: </w:t>
-      </w:r>
-      <w:r>
-        <w:t xml:space="preserve">COMISIÓN NACIONAL PARA EL DESARROLLO Y VIDA SIN DROGAS   </w:t>
-      </w:r>
-      <w:r>
-        <w:rPr>
-          <w:b/>
-        </w:rPr>
-        <w:t xml:space="preserve">Fecha: </w:t>
-      </w:r>
-      <w:r>
-        <w:t>01/10/2026  (Edición Extraordinaria)</w:t>
-      </w:r>
-    </w:p>
-    <w:p>
-      <w:r>
-        <w:rPr>
-          <w:b/>
-        </w:rPr>
-        <w:t xml:space="preserve">Temas: </w:t>
-      </w:r>
-      <w:r>
-        <w:t>Normatividad presupuestal</w:t>
-      </w:r>
-    </w:p>
-    <w:p>
-      <w:r>
-        <w:rPr>
-          <w:b/>
-        </w:rPr>
-        <w:t xml:space="preserve">Sumilla: </w:t>
-      </w:r>
-      <w:r>
-        <w:t>Autorizan transferencia financiera a favor del Ejército del Perú</w:t>
-      </w:r>
-    </w:p>
-    <w:p>
-      <w:r>
-        <w:rPr>
-          <w:b/>
-        </w:rPr>
-        <w:t xml:space="preserve">Montos citados: </w:t>
-      </w:r>
-      <w:r>
-        <w:t>S/ 335,200.00, S/</w:t>
-        <w:br/>
-        <w:t>1</w:t>
-      </w:r>
-    </w:p>
-    <w:p>
-      <w:hyperlink r:id="rId10">
-        <w:r>
-          <w:rPr>
-            <w:color w:val="0563C1"/>
-            <w:u w:val="single"/>
-          </w:rPr>
-          <w:t>Ver texto completo</w:t>
-        </w:r>
-      </w:hyperlink>
-      <w:r>
-        <w:t xml:space="preserve">   </w:t>
-      </w:r>
-      <w:hyperlink r:id="rId15">
-        <w:r>
-          <w:rPr>
-            <w:color w:val="0563C1"/>
-            <w:u w:val="single"/>
-          </w:rPr>
-          <w:t>Ver en El Peruano</w:t>
-        </w:r>
-      </w:hyperlink>
-      <w:r>
-        <w:t xml:space="preserve">   </w:t>
-      </w:r>
-      <w:hyperlink r:id="rId16">
-        <w:r>
-          <w:rPr>
-            <w:color w:val="0563C1"/>
-            <w:u w:val="single"/>
-          </w:rPr>
-          <w:t>PDF</w:t>
-        </w:r>
-      </w:hyperlink>
-    </w:p>
-    <w:p>
-      <w:pPr>
-        <w:pStyle w:val="Heading3"/>
-      </w:pPr>
-      <w:r>
-        <w:t>RESOLUCIÓN N° 109-2026-GRA/GR</w:t>
-      </w:r>
-    </w:p>
-    <w:p>
-      <w:r>
-        <w:rPr>
-          <w:b/>
-        </w:rPr>
-        <w:t xml:space="preserve">Entidad: </w:t>
-      </w:r>
-      <w:r>
-        <w:t xml:space="preserve">GOBIERNO REGIONAL DE ANCASH   </w:t>
-      </w:r>
-      <w:r>
-        <w:rPr>
-          <w:b/>
-        </w:rPr>
-        <w:t xml:space="preserve">Fecha: </w:t>
-      </w:r>
-      <w:r>
-        <w:t>01/10/2026  (Edición Extraordinaria)</w:t>
-      </w:r>
-    </w:p>
-    <w:p>
-      <w:r>
-        <w:rPr>
-          <w:b/>
-        </w:rPr>
-        <w:t xml:space="preserve">Temas: </w:t>
-      </w:r>
-      <w:r>
-        <w:t>Normatividad presupuestal</w:t>
-      </w:r>
-    </w:p>
-    <w:p>
-      <w:r>
-        <w:rPr>
-          <w:b/>
-        </w:rPr>
-        <w:t xml:space="preserve">Sumilla: </w:t>
-      </w:r>
-      <w:r>
-        <w:t>Disponen efectuar transferencia financiera a favor de las municipalidades provinciales y distritales del departamento de Ancash</w:t>
-      </w:r>
-    </w:p>
-    <w:p>
-      <w:r>
-        <w:rPr>
-          <w:b/>
-        </w:rPr>
-        <w:t xml:space="preserve">Montos citados: </w:t>
-      </w:r>
-      <w:r>
-        <w:t>S/ 150,000,000.00, S/ 27,926,739.00, S/ 122,073,261.00, S/ 41,440,207.00</w:t>
-      </w:r>
-    </w:p>
-    <w:p>
-      <w:hyperlink r:id="rId11">
-        <w:r>
-          <w:rPr>
-            <w:color w:val="0563C1"/>
-            <w:u w:val="single"/>
-          </w:rPr>
-          <w:t>Ver texto completo</w:t>
-        </w:r>
-      </w:hyperlink>
-      <w:r>
-        <w:t xml:space="preserve">   </w:t>
-      </w:r>
-      <w:hyperlink r:id="rId17">
-        <w:r>
-          <w:rPr>
-            <w:color w:val="0563C1"/>
-            <w:u w:val="single"/>
-          </w:rPr>
-          <w:t>Ver en El Peruano</w:t>
-        </w:r>
-      </w:hyperlink>
-      <w:r>
-        <w:t xml:space="preserve">   </w:t>
-      </w:r>
-      <w:hyperlink r:id="rId18">
-        <w:r>
-          <w:rPr>
-            <w:color w:val="0563C1"/>
-            <w:u w:val="single"/>
-          </w:rPr>
-          <w:t>PDF</w:t>
-        </w:r>
-      </w:hyperlink>
-    </w:p>
-    <w:p>
-      <w:pPr>
-        <w:pStyle w:val="Heading3"/>
-      </w:pPr>
-      <w:r>
-        <w:t>RESOLUCIÓN  N° 00215-2026-SUNARP/SN</w:t>
-      </w:r>
-    </w:p>
-    <w:p>
-      <w:r>
-        <w:rPr>
-          <w:b/>
-        </w:rPr>
-        <w:t xml:space="preserve">Entidad: </w:t>
-      </w:r>
-      <w:r>
-        <w:t xml:space="preserve">SUPERINTENDENCIA NACIONAL DE LOS REGISTROS PÚBLICOS   </w:t>
-      </w:r>
-      <w:r>
-        <w:rPr>
-          <w:b/>
-        </w:rPr>
-        <w:t xml:space="preserve">Fecha: </w:t>
-      </w:r>
-      <w:r>
-        <w:t>01/10/2026</w:t>
-      </w:r>
-    </w:p>
-    <w:p>
-      <w:r>
-        <w:rPr>
-          <w:b/>
-        </w:rPr>
-        <w:t xml:space="preserve">Temas: </w:t>
-      </w:r>
-      <w:r>
-        <w:t>Normatividad presupuestal</w:t>
-      </w:r>
-    </w:p>
-    <w:p>
-      <w:r>
-        <w:rPr>
-          <w:b/>
-        </w:rPr>
-        <w:t xml:space="preserve">Sumilla: </w:t>
-      </w:r>
-      <w:r>
-        <w:t>Autorizan transferencia financiera a favor de la Contraloría General de la República</w:t>
-      </w:r>
-    </w:p>
-    <w:p>
-      <w:r>
-        <w:rPr>
-          <w:b/>
-        </w:rPr>
-        <w:t xml:space="preserve">Dispone: </w:t>
-      </w:r>
-      <w:r>
-        <w:t>Artículo 1.- Autorización de transferencia financiera Autorizar la transferencia financiera en favor de la Unidad Ejecutora 001-196: Contraloría General por el importe de S/ 1,484,534.00 correspondiente al pago de la retribución económica para la Auditoría Financiera Gubernamental del periodo 2026, conforme al detalle de la certificación de crédito presupuestal Nº 000000613, en cumplimiento del artículo 20 de la Ley N° 27785, Ley Orgánica del Sistema Nacional de Control y de la Contraloría General de la República, modificada por el artículo 3 de la Ley Nº 30742 Ley de Fortalecimiento de la Contraloría General de la República y del Sistema Nacional de Control. Artículo 2.- Financiamiento La…</w:t>
-      </w:r>
-    </w:p>
-    <w:p>
-      <w:r>
-        <w:rPr>
-          <w:b/>
-        </w:rPr>
-        <w:t xml:space="preserve">Montos citados: </w:t>
-      </w:r>
-      <w:r>
-        <w:t>S/ 1, S/ 1,484,534.00, S/ 75,485.00</w:t>
-      </w:r>
-    </w:p>
-    <w:p>
-      <w:hyperlink r:id="rId12">
-        <w:r>
-          <w:rPr>
-            <w:color w:val="0563C1"/>
-            <w:u w:val="single"/>
-          </w:rPr>
-          <w:t>Ver texto completo</w:t>
-        </w:r>
-      </w:hyperlink>
-      <w:r>
-        <w:t xml:space="preserve">   </w:t>
-      </w:r>
-      <w:hyperlink r:id="rId19">
-        <w:r>
-          <w:rPr>
-            <w:color w:val="0563C1"/>
-            <w:u w:val="single"/>
-          </w:rPr>
-          <w:t>Ver en El Peruano</w:t>
-        </w:r>
-      </w:hyperlink>
-      <w:r>
-        <w:t xml:space="preserve">   </w:t>
-      </w:r>
-      <w:hyperlink r:id="rId20">
-        <w:r>
-          <w:rPr>
-            <w:color w:val="0563C1"/>
-            <w:u w:val="single"/>
-          </w:rPr>
-          <w:t>PDF</w:t>
-        </w:r>
-      </w:hyperlink>
-    </w:p>
-    <w:p>
-      <w:pPr>
-        <w:pStyle w:val="Heading1"/>
-      </w:pPr>
-      <w:r>
-        <w:t>3. Inversiones (5)</w:t>
-      </w:r>
-    </w:p>
-    <w:tbl>
-      <w:tblPr>
-        <w:tblStyle w:val="TableGrid"/>
-        <w:tblW w:type="auto" w:w="0"/>
-        <w:tblLook w:firstColumn="1" w:firstRow="1" w:lastColumn="0" w:lastRow="0" w:noHBand="0" w:noVBand="1" w:val="04A0"/>
-      </w:tblPr>
-      <w:tblGrid>
-        <w:gridCol w:w="2493"/>
-        <w:gridCol w:w="2493"/>
-        <w:gridCol w:w="2493"/>
-        <w:gridCol w:w="2493"/>
-      </w:tblGrid>
       <w:tr>
+        <w:trPr>
+          <w:cantSplit/>
+        </w:trPr>
         <w:tc>
           <w:tcPr>
-            <w:tcW w:type="dxa" w:w="1247"/>
-            <w:shd w:val="clear" w:color="auto" w:fill="1F4E79"/>
+            <w:tcW w:type="dxa" w:w="2041"/>
+            <w:shd w:val="clear" w:color="auto" w:fill="F2F5FA"/>
           </w:tcPr>
           <w:p>
+            <w:pPr>
+              <w:spacing w:before="20" w:after="20" w:line="264" w:lineRule="auto"/>
+            </w:pPr>
             <w:r>
               <w:rPr>
+                <w:rFonts w:ascii="Arial" w:hAnsi="Arial" w:eastAsia="Arial"/>
                 <w:b/>
-                <w:color w:val="FFFFFF"/>
-                <w:sz w:val="18"/>
+                <w:i w:val="0"/>
+                <w:color w:val="0A2F5C"/>
+                <w:sz w:val="17"/>
               </w:rPr>
-              <w:t>Fecha</w:t>
+              <w:t>Disposición principal</w:t>
             </w:r>
           </w:p>
         </w:tc>
         <w:tc>
           <w:tcPr>
-            <w:tcW w:type="dxa" w:w="1984"/>
-            <w:shd w:val="clear" w:color="auto" w:fill="1F4E79"/>
+            <w:tcW w:type="dxa" w:w="7370"/>
           </w:tcPr>
           <w:p>
+            <w:pPr>
+              <w:spacing w:before="20" w:after="20" w:line="264" w:lineRule="auto"/>
+            </w:pPr>
             <w:r>
               <w:rPr>
-                <w:b/>
-                <w:color w:val="FFFFFF"/>
+                <w:rFonts w:ascii="Arial" w:hAnsi="Arial" w:eastAsia="Arial"/>
+                <w:b w:val="0"/>
+                <w:i w:val="0"/>
                 <w:sz w:val="18"/>
               </w:rPr>
-              <w:t>Entidad</w:t>
+              <w:t>Artículo 1.- Autorización de transferencia financiera Autorizar la transferencia financiera en favor de la Unidad Ejecutora 001-196: Contraloría General por el importe de S/ 1,484,534.00 correspondiente al pago de la retribución económica para la Auditoría Financiera Gubernamental del periodo 2026, conforme al detalle de la certificación de crédito presupuestal Nº 000000613, en cumplimiento del artículo 20 de la Ley N° 27785, Ley Orgánica del Sistema Nacional de Control y de la Contraloría General de la República, modificada por el artículo 3 de la Ley Nº 30742 Ley de Fortalecimiento de la Contraloría General de la República y del Sistema Nacional de Control. Artículo 2.- Financiamiento La…</w:t>
+            </w:r>
+          </w:p>
+        </w:tc>
+      </w:tr>
+      <w:tr>
+        <w:trPr>
+          <w:cantSplit/>
+        </w:trPr>
+        <w:tc>
+          <w:tcPr>
+            <w:tcW w:type="dxa" w:w="2041"/>
+            <w:shd w:val="clear" w:color="auto" w:fill="F2F5FA"/>
+          </w:tcPr>
+          <w:p>
+            <w:pPr>
+              <w:spacing w:before="20" w:after="20" w:line="264" w:lineRule="auto"/>
+            </w:pPr>
+            <w:r>
+              <w:rPr>
+                <w:rFonts w:ascii="Arial" w:hAnsi="Arial" w:eastAsia="Arial"/>
+                <w:b/>
+                <w:i w:val="0"/>
+                <w:color w:val="0A2F5C"/>
+                <w:sz w:val="17"/>
+              </w:rPr>
+              <w:t>Montos citados</w:t>
             </w:r>
           </w:p>
         </w:tc>
         <w:tc>
           <w:tcPr>
-            <w:tcW w:type="dxa" w:w="2268"/>
-            <w:shd w:val="clear" w:color="auto" w:fill="1F4E79"/>
+            <w:tcW w:type="dxa" w:w="7370"/>
           </w:tcPr>
           <w:p>
+            <w:pPr>
+              <w:spacing w:before="20" w:after="20" w:line="264" w:lineRule="auto"/>
+            </w:pPr>
             <w:r>
               <w:rPr>
-                <w:b/>
-                <w:color w:val="FFFFFF"/>
+                <w:rFonts w:ascii="Arial" w:hAnsi="Arial" w:eastAsia="Arial"/>
+                <w:b w:val="0"/>
+                <w:i w:val="0"/>
                 <w:sz w:val="18"/>
               </w:rPr>
-              <w:t>Norma</w:t>
+              <w:t>S/ 1’484,534.00 · S/ 75,485.00</w:t>
+            </w:r>
+          </w:p>
+        </w:tc>
+      </w:tr>
+      <w:tr>
+        <w:trPr>
+          <w:cantSplit/>
+        </w:trPr>
+        <w:tc>
+          <w:tcPr>
+            <w:tcW w:type="dxa" w:w="2041"/>
+            <w:shd w:val="clear" w:color="auto" w:fill="F2F5FA"/>
+          </w:tcPr>
+          <w:p>
+            <w:pPr>
+              <w:spacing w:before="20" w:after="20" w:line="264" w:lineRule="auto"/>
+            </w:pPr>
+            <w:r>
+              <w:rPr>
+                <w:rFonts w:ascii="Arial" w:hAnsi="Arial" w:eastAsia="Arial"/>
+                <w:b/>
+                <w:i w:val="0"/>
+                <w:color w:val="0A2F5C"/>
+                <w:sz w:val="17"/>
+              </w:rPr>
+              <w:t>Enlaces</w:t>
             </w:r>
           </w:p>
         </w:tc>
         <w:tc>
           <w:tcPr>
-            <w:tcW w:type="dxa" w:w="4139"/>
-            <w:shd w:val="clear" w:color="auto" w:fill="1F4E79"/>
+            <w:tcW w:type="dxa" w:w="7370"/>
           </w:tcPr>
           <w:p>
+            <w:pPr>
+              <w:spacing w:before="20" w:after="20" w:line="264" w:lineRule="auto"/>
+            </w:pPr>
+            <w:hyperlink r:id="rId14">
+              <w:r>
+                <w:rPr>
+                  <w:rFonts w:ascii="Arial" w:hAnsi="Arial" w:eastAsia="Arial" w:cs="Arial"/>
+                  <w:color w:val="0B5CAD"/>
+                  <w:sz w:val="17"/>
+                  <w:u w:val="single"/>
+                </w:rPr>
+                <w:t xml:space="preserve">Texto completo</w:t>
+              </w:r>
+            </w:hyperlink>
             <w:r>
               <w:rPr>
+                <w:rFonts w:ascii="Arial" w:hAnsi="Arial" w:eastAsia="Arial"/>
+                <w:b w:val="0"/>
+                <w:i w:val="0"/>
+                <w:color w:val="5B6880"/>
+                <w:sz w:val="17"/>
+              </w:rPr>
+              <w:t xml:space="preserve">   ·   </w:t>
+            </w:r>
+            <w:hyperlink r:id="rId26">
+              <w:r>
+                <w:rPr>
+                  <w:rFonts w:ascii="Arial" w:hAnsi="Arial" w:eastAsia="Arial" w:cs="Arial"/>
+                  <w:color w:val="0B5CAD"/>
+                  <w:sz w:val="17"/>
+                  <w:u w:val="single"/>
+                </w:rPr>
+                <w:t xml:space="preserve">El Peruano</w:t>
+              </w:r>
+            </w:hyperlink>
+            <w:r>
+              <w:rPr>
+                <w:rFonts w:ascii="Arial" w:hAnsi="Arial" w:eastAsia="Arial"/>
+                <w:b w:val="0"/>
+                <w:i w:val="0"/>
+                <w:color w:val="5B6880"/>
+                <w:sz w:val="17"/>
+              </w:rPr>
+              <w:t xml:space="preserve">   ·   </w:t>
+            </w:r>
+            <w:hyperlink r:id="rId27">
+              <w:r>
+                <w:rPr>
+                  <w:rFonts w:ascii="Arial" w:hAnsi="Arial" w:eastAsia="Arial" w:cs="Arial"/>
+                  <w:color w:val="0B5CAD"/>
+                  <w:sz w:val="17"/>
+                  <w:u w:val="single"/>
+                </w:rPr>
+                <w:t xml:space="preserve">PDF</w:t>
+              </w:r>
+            </w:hyperlink>
+          </w:p>
+        </w:tc>
+      </w:tr>
+    </w:tbl>
+    <w:p>
+      <w:pPr>
+        <w:spacing w:before="0" w:after="120" w:line="276" w:lineRule="auto"/>
+      </w:pPr>
+    </w:p>
+    <w:p>
+      <w:pPr>
+        <w:keepNext/>
+        <w:spacing w:before="160" w:after="80" w:line="276" w:lineRule="auto"/>
+      </w:pPr>
+      <w:r>
+        <w:rPr>
+          <w:rFonts w:ascii="Arial" w:hAnsi="Arial" w:eastAsia="Arial"/>
+          <w:b/>
+          <w:i w:val="0"/>
+          <w:color w:val="0B5CAD"/>
+          <w:sz w:val="21"/>
+        </w:rPr>
+        <w:t>2.2  Inversiones</w:t>
+      </w:r>
+    </w:p>
+    <w:tbl>
+      <w:tblPr>
+        <w:tblW w:type="auto" w:w="0"/>
+        <w:tblLook w:firstColumn="1" w:firstRow="1" w:lastColumn="0" w:lastRow="0" w:noHBand="0" w:noVBand="1" w:val="04A0"/>
+        <w:tblBorders>
+          <w:top w:val="single" w:sz="4" w:space="0" w:color="C9D2DF"/>
+          <w:left w:val="single" w:sz="4" w:space="0" w:color="C9D2DF"/>
+          <w:bottom w:val="single" w:sz="4" w:space="0" w:color="C9D2DF"/>
+          <w:right w:val="single" w:sz="4" w:space="0" w:color="C9D2DF"/>
+          <w:insideH w:val="single" w:sz="4" w:space="0" w:color="C9D2DF"/>
+          <w:insideV w:val="single" w:sz="4" w:space="0" w:color="C9D2DF"/>
+        </w:tblBorders>
+        <w:tblLayout w:type="fixed"/>
+        <w:tblCellMar>
+          <w:top w:w="50" w:type="dxa"/>
+          <w:bottom w:w="50" w:type="dxa"/>
+          <w:left w:w="100" w:type="dxa"/>
+          <w:right w:w="100" w:type="dxa"/>
+        </w:tblCellMar>
+      </w:tblPr>
+      <w:tblGrid>
+        <w:gridCol w:w="4706"/>
+        <w:gridCol w:w="4706"/>
+      </w:tblGrid>
+      <w:tr>
+        <w:trPr>
+          <w:cantSplit/>
+        </w:trPr>
+        <w:tc>
+          <w:tcPr>
+            <w:tcW w:type="dxa" w:w="7370"/>
+            <w:gridSpan w:val="2"/>
+            <w:shd w:val="clear" w:color="auto" w:fill="E8F0FA"/>
+            <w:tcBorders>
+              <w:left w:val="single" w:sz="30" w:space="0" w:color="1BAF7A"/>
+            </w:tcBorders>
+          </w:tcPr>
+          <w:p>
+            <w:pPr>
+              <w:spacing w:before="20" w:after="20" w:line="264" w:lineRule="auto"/>
+            </w:pPr>
+            <w:r>
+              <w:rPr>
+                <w:rFonts w:ascii="Arial" w:hAnsi="Arial" w:eastAsia="Arial"/>
                 <w:b/>
-                <w:color w:val="FFFFFF"/>
-                <w:sz w:val="18"/>
+                <w:i w:val="0"/>
+                <w:color w:val="0A2F5C"/>
+                <w:sz w:val="19"/>
               </w:rPr>
-              <w:t>Sumilla</w:t>
+              <w:t>5.  RESOLUCIÓN MINISTERIAL  N° 443-2026-EF/54</w:t>
             </w:r>
           </w:p>
         </w:tc>
       </w:tr>
       <w:tr>
+        <w:trPr>
+          <w:cantSplit/>
+        </w:trPr>
         <w:tc>
           <w:tcPr>
-            <w:tcW w:type="dxa" w:w="1247"/>
+            <w:tcW w:type="dxa" w:w="2041"/>
+            <w:shd w:val="clear" w:color="auto" w:fill="F2F5FA"/>
           </w:tcPr>
           <w:p>
+            <w:pPr>
+              <w:spacing w:before="20" w:after="20" w:line="264" w:lineRule="auto"/>
+            </w:pPr>
             <w:r>
               <w:rPr>
-                <w:sz w:val="18"/>
+                <w:rFonts w:ascii="Arial" w:hAnsi="Arial" w:eastAsia="Arial"/>
+                <w:b/>
+                <w:i w:val="0"/>
+                <w:color w:val="0A2F5C"/>
+                <w:sz w:val="17"/>
               </w:rPr>
-              <w:t>01/10/2026</w:t>
+              <w:t>Entidad emisora</w:t>
             </w:r>
           </w:p>
         </w:tc>
         <w:tc>
           <w:tcPr>
-            <w:tcW w:type="dxa" w:w="1984"/>
+            <w:tcW w:type="dxa" w:w="7370"/>
           </w:tcPr>
           <w:p>
+            <w:pPr>
+              <w:spacing w:before="20" w:after="20" w:line="264" w:lineRule="auto"/>
+            </w:pPr>
             <w:r>
               <w:rPr>
+                <w:rFonts w:ascii="Arial" w:hAnsi="Arial" w:eastAsia="Arial"/>
+                <w:b w:val="0"/>
+                <w:i w:val="0"/>
                 <w:sz w:val="18"/>
               </w:rPr>
               <w:t>ECONOMÍA Y FINANZAS</w:t>
             </w:r>
           </w:p>
         </w:tc>
+      </w:tr>
+      <w:tr>
+        <w:trPr>
+          <w:cantSplit/>
+        </w:trPr>
         <w:tc>
           <w:tcPr>
-            <w:tcW w:type="dxa" w:w="2268"/>
+            <w:tcW w:type="dxa" w:w="2041"/>
+            <w:shd w:val="clear" w:color="auto" w:fill="F2F5FA"/>
           </w:tcPr>
           <w:p>
+            <w:pPr>
+              <w:spacing w:before="20" w:after="20" w:line="264" w:lineRule="auto"/>
+            </w:pPr>
             <w:r>
               <w:rPr>
-                <w:sz w:val="18"/>
+                <w:rFonts w:ascii="Arial" w:hAnsi="Arial" w:eastAsia="Arial"/>
+                <w:b/>
+                <w:i w:val="0"/>
+                <w:color w:val="0A2F5C"/>
+                <w:sz w:val="17"/>
               </w:rPr>
+              <w:t>Publicación</w:t>
             </w:r>
-            <w:hyperlink r:id="rId21">
-              <w:r>
-                <w:rPr>
-                  <w:color w:val="0563C1"/>
-                  <w:u w:val="single"/>
-                </w:rPr>
-                <w:t>RESOLUCIÓN MINISTERIAL  N° 443-2026-EF/54</w:t>
-              </w:r>
-            </w:hyperlink>
           </w:p>
         </w:tc>
         <w:tc>
           <w:tcPr>
-            <w:tcW w:type="dxa" w:w="4139"/>
+            <w:tcW w:type="dxa" w:w="7370"/>
           </w:tcPr>
           <w:p>
+            <w:pPr>
+              <w:spacing w:before="20" w:after="20" w:line="264" w:lineRule="auto"/>
+            </w:pPr>
             <w:r>
               <w:rPr>
+                <w:rFonts w:ascii="Arial" w:hAnsi="Arial" w:eastAsia="Arial"/>
+                <w:b w:val="0"/>
+                <w:i w:val="0"/>
+                <w:sz w:val="18"/>
+              </w:rPr>
+              <w:t>01/10/2026 · Edición ordinaria</w:t>
+            </w:r>
+          </w:p>
+        </w:tc>
+      </w:tr>
+      <w:tr>
+        <w:trPr>
+          <w:cantSplit/>
+        </w:trPr>
+        <w:tc>
+          <w:tcPr>
+            <w:tcW w:type="dxa" w:w="2041"/>
+            <w:shd w:val="clear" w:color="auto" w:fill="F2F5FA"/>
+          </w:tcPr>
+          <w:p>
+            <w:pPr>
+              <w:spacing w:before="20" w:after="20" w:line="264" w:lineRule="auto"/>
+            </w:pPr>
+            <w:r>
+              <w:rPr>
+                <w:rFonts w:ascii="Arial" w:hAnsi="Arial" w:eastAsia="Arial"/>
+                <w:b/>
+                <w:i w:val="0"/>
+                <w:color w:val="0A2F5C"/>
+                <w:sz w:val="17"/>
+              </w:rPr>
+              <w:t>Temas</w:t>
+            </w:r>
+          </w:p>
+        </w:tc>
+        <w:tc>
+          <w:tcPr>
+            <w:tcW w:type="dxa" w:w="7370"/>
+          </w:tcPr>
+          <w:p>
+            <w:pPr>
+              <w:spacing w:before="20" w:after="20" w:line="264" w:lineRule="auto"/>
+            </w:pPr>
+            <w:r>
+              <w:rPr>
+                <w:rFonts w:ascii="Arial" w:hAnsi="Arial" w:eastAsia="Arial"/>
+                <w:b w:val="0"/>
+                <w:i w:val="0"/>
+                <w:sz w:val="18"/>
+              </w:rPr>
+              <w:t>Inversiones</w:t>
+            </w:r>
+          </w:p>
+        </w:tc>
+      </w:tr>
+      <w:tr>
+        <w:trPr>
+          <w:cantSplit/>
+        </w:trPr>
+        <w:tc>
+          <w:tcPr>
+            <w:tcW w:type="dxa" w:w="2041"/>
+            <w:shd w:val="clear" w:color="auto" w:fill="F2F5FA"/>
+          </w:tcPr>
+          <w:p>
+            <w:pPr>
+              <w:spacing w:before="20" w:after="20" w:line="264" w:lineRule="auto"/>
+            </w:pPr>
+            <w:r>
+              <w:rPr>
+                <w:rFonts w:ascii="Arial" w:hAnsi="Arial" w:eastAsia="Arial"/>
+                <w:b/>
+                <w:i w:val="0"/>
+                <w:color w:val="0A2F5C"/>
+                <w:sz w:val="17"/>
+              </w:rPr>
+              <w:t>Sumilla</w:t>
+            </w:r>
+          </w:p>
+        </w:tc>
+        <w:tc>
+          <w:tcPr>
+            <w:tcW w:type="dxa" w:w="7370"/>
+          </w:tcPr>
+          <w:p>
+            <w:pPr>
+              <w:spacing w:before="20" w:after="20" w:line="264" w:lineRule="auto"/>
+            </w:pPr>
+            <w:r>
+              <w:rPr>
+                <w:rFonts w:ascii="Arial" w:hAnsi="Arial" w:eastAsia="Arial"/>
+                <w:b w:val="0"/>
+                <w:i w:val="0"/>
                 <w:sz w:val="18"/>
               </w:rPr>
               <w:t>Resolución Ministerial que dispone la publicación del proyecto de Resolución Directoral que aprueba la Directiva que establece las bases estándar en el marco de la Ley Nº 32069 Ley General de Contrataciones Públicas</w:t>
@@ -1020,60 +3441,372 @@
         </w:tc>
       </w:tr>
       <w:tr>
+        <w:trPr>
+          <w:cantSplit/>
+        </w:trPr>
         <w:tc>
           <w:tcPr>
-            <w:tcW w:type="dxa" w:w="1247"/>
+            <w:tcW w:type="dxa" w:w="2041"/>
+            <w:shd w:val="clear" w:color="auto" w:fill="F2F5FA"/>
           </w:tcPr>
           <w:p>
+            <w:pPr>
+              <w:spacing w:before="20" w:after="20" w:line="264" w:lineRule="auto"/>
+            </w:pPr>
             <w:r>
               <w:rPr>
-                <w:sz w:val="18"/>
+                <w:rFonts w:ascii="Arial" w:hAnsi="Arial" w:eastAsia="Arial"/>
+                <w:b/>
+                <w:i w:val="0"/>
+                <w:color w:val="0A2F5C"/>
+                <w:sz w:val="17"/>
               </w:rPr>
-              <w:t>01/10/2026</w:t>
+              <w:t>Disposición principal</w:t>
             </w:r>
           </w:p>
         </w:tc>
         <w:tc>
           <w:tcPr>
-            <w:tcW w:type="dxa" w:w="1984"/>
+            <w:tcW w:type="dxa" w:w="7370"/>
           </w:tcPr>
           <w:p>
+            <w:pPr>
+              <w:spacing w:before="20" w:after="20" w:line="264" w:lineRule="auto"/>
+            </w:pPr>
             <w:r>
               <w:rPr>
+                <w:rFonts w:ascii="Arial" w:hAnsi="Arial" w:eastAsia="Arial"/>
+                <w:b w:val="0"/>
+                <w:i w:val="0"/>
+                <w:sz w:val="18"/>
+              </w:rPr>
+              <w:t>Artículo 1.- Publicación del proyecto Se dispone la publicación del proyecto de Resolución Directoral que aprueba la “Directiva que establece las bases estándar en el marco de la Ley Nº 32069, Ley General de Contrataciones Públicas”, en la sede digital del Ministerio de Economía y Finanzas (www.gob.pe/mef) el mismo día de la publicación de la presente Resolución Ministerial en el diario oficial El Peruano, por el plazo de quince (15) días calendario, contados desde el día siguiente de la publicación de la presente Resolución, para recoger las opiniones, comentarios y/o sugerencias de los actores involucrados en la contratación pública, así como del público en general. Artículo 2.- Mecanismo…</w:t>
+            </w:r>
+          </w:p>
+        </w:tc>
+      </w:tr>
+      <w:tr>
+        <w:trPr>
+          <w:cantSplit/>
+        </w:trPr>
+        <w:tc>
+          <w:tcPr>
+            <w:tcW w:type="dxa" w:w="2041"/>
+            <w:shd w:val="clear" w:color="auto" w:fill="F2F5FA"/>
+          </w:tcPr>
+          <w:p>
+            <w:pPr>
+              <w:spacing w:before="20" w:after="20" w:line="264" w:lineRule="auto"/>
+            </w:pPr>
+            <w:r>
+              <w:rPr>
+                <w:rFonts w:ascii="Arial" w:hAnsi="Arial" w:eastAsia="Arial"/>
+                <w:b/>
+                <w:i w:val="0"/>
+                <w:color w:val="0A2F5C"/>
+                <w:sz w:val="17"/>
+              </w:rPr>
+              <w:t>Enlaces</w:t>
+            </w:r>
+          </w:p>
+        </w:tc>
+        <w:tc>
+          <w:tcPr>
+            <w:tcW w:type="dxa" w:w="7370"/>
+          </w:tcPr>
+          <w:p>
+            <w:pPr>
+              <w:spacing w:before="20" w:after="20" w:line="264" w:lineRule="auto"/>
+            </w:pPr>
+            <w:hyperlink r:id="rId15">
+              <w:r>
+                <w:rPr>
+                  <w:rFonts w:ascii="Arial" w:hAnsi="Arial" w:eastAsia="Arial" w:cs="Arial"/>
+                  <w:color w:val="0B5CAD"/>
+                  <w:sz w:val="17"/>
+                  <w:u w:val="single"/>
+                </w:rPr>
+                <w:t xml:space="preserve">Texto completo</w:t>
+              </w:r>
+            </w:hyperlink>
+            <w:r>
+              <w:rPr>
+                <w:rFonts w:ascii="Arial" w:hAnsi="Arial" w:eastAsia="Arial"/>
+                <w:b w:val="0"/>
+                <w:i w:val="0"/>
+                <w:color w:val="5B6880"/>
+                <w:sz w:val="17"/>
+              </w:rPr>
+              <w:t xml:space="preserve">   ·   </w:t>
+            </w:r>
+            <w:hyperlink r:id="rId28">
+              <w:r>
+                <w:rPr>
+                  <w:rFonts w:ascii="Arial" w:hAnsi="Arial" w:eastAsia="Arial" w:cs="Arial"/>
+                  <w:color w:val="0B5CAD"/>
+                  <w:sz w:val="17"/>
+                  <w:u w:val="single"/>
+                </w:rPr>
+                <w:t xml:space="preserve">El Peruano</w:t>
+              </w:r>
+            </w:hyperlink>
+            <w:r>
+              <w:rPr>
+                <w:rFonts w:ascii="Arial" w:hAnsi="Arial" w:eastAsia="Arial"/>
+                <w:b w:val="0"/>
+                <w:i w:val="0"/>
+                <w:color w:val="5B6880"/>
+                <w:sz w:val="17"/>
+              </w:rPr>
+              <w:t xml:space="preserve">   ·   </w:t>
+            </w:r>
+            <w:hyperlink r:id="rId29">
+              <w:r>
+                <w:rPr>
+                  <w:rFonts w:ascii="Arial" w:hAnsi="Arial" w:eastAsia="Arial" w:cs="Arial"/>
+                  <w:color w:val="0B5CAD"/>
+                  <w:sz w:val="17"/>
+                  <w:u w:val="single"/>
+                </w:rPr>
+                <w:t xml:space="preserve">PDF</w:t>
+              </w:r>
+            </w:hyperlink>
+          </w:p>
+        </w:tc>
+      </w:tr>
+    </w:tbl>
+    <w:p>
+      <w:pPr>
+        <w:spacing w:before="0" w:after="120" w:line="276" w:lineRule="auto"/>
+      </w:pPr>
+    </w:p>
+    <w:tbl>
+      <w:tblPr>
+        <w:tblW w:type="auto" w:w="0"/>
+        <w:tblLook w:firstColumn="1" w:firstRow="1" w:lastColumn="0" w:lastRow="0" w:noHBand="0" w:noVBand="1" w:val="04A0"/>
+        <w:tblBorders>
+          <w:top w:val="single" w:sz="4" w:space="0" w:color="C9D2DF"/>
+          <w:left w:val="single" w:sz="4" w:space="0" w:color="C9D2DF"/>
+          <w:bottom w:val="single" w:sz="4" w:space="0" w:color="C9D2DF"/>
+          <w:right w:val="single" w:sz="4" w:space="0" w:color="C9D2DF"/>
+          <w:insideH w:val="single" w:sz="4" w:space="0" w:color="C9D2DF"/>
+          <w:insideV w:val="single" w:sz="4" w:space="0" w:color="C9D2DF"/>
+        </w:tblBorders>
+        <w:tblLayout w:type="fixed"/>
+        <w:tblCellMar>
+          <w:top w:w="50" w:type="dxa"/>
+          <w:bottom w:w="50" w:type="dxa"/>
+          <w:left w:w="100" w:type="dxa"/>
+          <w:right w:w="100" w:type="dxa"/>
+        </w:tblCellMar>
+      </w:tblPr>
+      <w:tblGrid>
+        <w:gridCol w:w="4706"/>
+        <w:gridCol w:w="4706"/>
+      </w:tblGrid>
+      <w:tr>
+        <w:trPr>
+          <w:cantSplit/>
+        </w:trPr>
+        <w:tc>
+          <w:tcPr>
+            <w:tcW w:type="dxa" w:w="7370"/>
+            <w:gridSpan w:val="2"/>
+            <w:shd w:val="clear" w:color="auto" w:fill="E8F0FA"/>
+            <w:tcBorders>
+              <w:left w:val="single" w:sz="30" w:space="0" w:color="1BAF7A"/>
+            </w:tcBorders>
+          </w:tcPr>
+          <w:p>
+            <w:pPr>
+              <w:spacing w:before="20" w:after="20" w:line="264" w:lineRule="auto"/>
+            </w:pPr>
+            <w:r>
+              <w:rPr>
+                <w:rFonts w:ascii="Arial" w:hAnsi="Arial" w:eastAsia="Arial"/>
+                <w:b/>
+                <w:i w:val="0"/>
+                <w:color w:val="0A2F5C"/>
+                <w:sz w:val="19"/>
+              </w:rPr>
+              <w:t>6.  DECRETO SUPREMO  N° 210-2026-EF</w:t>
+            </w:r>
+          </w:p>
+        </w:tc>
+      </w:tr>
+      <w:tr>
+        <w:trPr>
+          <w:cantSplit/>
+        </w:trPr>
+        <w:tc>
+          <w:tcPr>
+            <w:tcW w:type="dxa" w:w="2041"/>
+            <w:shd w:val="clear" w:color="auto" w:fill="F2F5FA"/>
+          </w:tcPr>
+          <w:p>
+            <w:pPr>
+              <w:spacing w:before="20" w:after="20" w:line="264" w:lineRule="auto"/>
+            </w:pPr>
+            <w:r>
+              <w:rPr>
+                <w:rFonts w:ascii="Arial" w:hAnsi="Arial" w:eastAsia="Arial"/>
+                <w:b/>
+                <w:i w:val="0"/>
+                <w:color w:val="0A2F5C"/>
+                <w:sz w:val="17"/>
+              </w:rPr>
+              <w:t>Entidad emisora</w:t>
+            </w:r>
+          </w:p>
+        </w:tc>
+        <w:tc>
+          <w:tcPr>
+            <w:tcW w:type="dxa" w:w="7370"/>
+          </w:tcPr>
+          <w:p>
+            <w:pPr>
+              <w:spacing w:before="20" w:after="20" w:line="264" w:lineRule="auto"/>
+            </w:pPr>
+            <w:r>
+              <w:rPr>
+                <w:rFonts w:ascii="Arial" w:hAnsi="Arial" w:eastAsia="Arial"/>
+                <w:b w:val="0"/>
+                <w:i w:val="0"/>
                 <w:sz w:val="18"/>
               </w:rPr>
               <w:t>ECONOMÍA Y FINANZAS</w:t>
             </w:r>
           </w:p>
         </w:tc>
+      </w:tr>
+      <w:tr>
+        <w:trPr>
+          <w:cantSplit/>
+        </w:trPr>
         <w:tc>
           <w:tcPr>
-            <w:tcW w:type="dxa" w:w="2268"/>
+            <w:tcW w:type="dxa" w:w="2041"/>
+            <w:shd w:val="clear" w:color="auto" w:fill="F2F5FA"/>
           </w:tcPr>
           <w:p>
+            <w:pPr>
+              <w:spacing w:before="20" w:after="20" w:line="264" w:lineRule="auto"/>
+            </w:pPr>
             <w:r>
               <w:rPr>
-                <w:sz w:val="18"/>
+                <w:rFonts w:ascii="Arial" w:hAnsi="Arial" w:eastAsia="Arial"/>
+                <w:b/>
+                <w:i w:val="0"/>
+                <w:color w:val="0A2F5C"/>
+                <w:sz w:val="17"/>
               </w:rPr>
+              <w:t>Publicación</w:t>
             </w:r>
-            <w:hyperlink r:id="rId22">
-              <w:r>
-                <w:rPr>
-                  <w:color w:val="0563C1"/>
-                  <w:u w:val="single"/>
-                </w:rPr>
-                <w:t>DECRETO SUPREMO  N° 210-2026-EF</w:t>
-              </w:r>
-            </w:hyperlink>
           </w:p>
         </w:tc>
         <w:tc>
           <w:tcPr>
-            <w:tcW w:type="dxa" w:w="4139"/>
+            <w:tcW w:type="dxa" w:w="7370"/>
           </w:tcPr>
           <w:p>
+            <w:pPr>
+              <w:spacing w:before="20" w:after="20" w:line="264" w:lineRule="auto"/>
+            </w:pPr>
             <w:r>
               <w:rPr>
+                <w:rFonts w:ascii="Arial" w:hAnsi="Arial" w:eastAsia="Arial"/>
+                <w:b w:val="0"/>
+                <w:i w:val="0"/>
+                <w:sz w:val="18"/>
+              </w:rPr>
+              <w:t>01/10/2026 · Edición ordinaria</w:t>
+            </w:r>
+          </w:p>
+        </w:tc>
+      </w:tr>
+      <w:tr>
+        <w:trPr>
+          <w:cantSplit/>
+        </w:trPr>
+        <w:tc>
+          <w:tcPr>
+            <w:tcW w:type="dxa" w:w="2041"/>
+            <w:shd w:val="clear" w:color="auto" w:fill="F2F5FA"/>
+          </w:tcPr>
+          <w:p>
+            <w:pPr>
+              <w:spacing w:before="20" w:after="20" w:line="264" w:lineRule="auto"/>
+            </w:pPr>
+            <w:r>
+              <w:rPr>
+                <w:rFonts w:ascii="Arial" w:hAnsi="Arial" w:eastAsia="Arial"/>
+                <w:b/>
+                <w:i w:val="0"/>
+                <w:color w:val="0A2F5C"/>
+                <w:sz w:val="17"/>
+              </w:rPr>
+              <w:t>Temas</w:t>
+            </w:r>
+          </w:p>
+        </w:tc>
+        <w:tc>
+          <w:tcPr>
+            <w:tcW w:type="dxa" w:w="7370"/>
+          </w:tcPr>
+          <w:p>
+            <w:pPr>
+              <w:spacing w:before="20" w:after="20" w:line="264" w:lineRule="auto"/>
+            </w:pPr>
+            <w:r>
+              <w:rPr>
+                <w:rFonts w:ascii="Arial" w:hAnsi="Arial" w:eastAsia="Arial"/>
+                <w:b w:val="0"/>
+                <w:i w:val="0"/>
+                <w:sz w:val="18"/>
+              </w:rPr>
+              <w:t>Inversiones</w:t>
+            </w:r>
+          </w:p>
+        </w:tc>
+      </w:tr>
+      <w:tr>
+        <w:trPr>
+          <w:cantSplit/>
+        </w:trPr>
+        <w:tc>
+          <w:tcPr>
+            <w:tcW w:type="dxa" w:w="2041"/>
+            <w:shd w:val="clear" w:color="auto" w:fill="F2F5FA"/>
+          </w:tcPr>
+          <w:p>
+            <w:pPr>
+              <w:spacing w:before="20" w:after="20" w:line="264" w:lineRule="auto"/>
+            </w:pPr>
+            <w:r>
+              <w:rPr>
+                <w:rFonts w:ascii="Arial" w:hAnsi="Arial" w:eastAsia="Arial"/>
+                <w:b/>
+                <w:i w:val="0"/>
+                <w:color w:val="0A2F5C"/>
+                <w:sz w:val="17"/>
+              </w:rPr>
+              <w:t>Sumilla</w:t>
+            </w:r>
+          </w:p>
+        </w:tc>
+        <w:tc>
+          <w:tcPr>
+            <w:tcW w:type="dxa" w:w="7370"/>
+          </w:tcPr>
+          <w:p>
+            <w:pPr>
+              <w:spacing w:before="20" w:after="20" w:line="264" w:lineRule="auto"/>
+            </w:pPr>
+            <w:r>
+              <w:rPr>
+                <w:rFonts w:ascii="Arial" w:hAnsi="Arial" w:eastAsia="Arial"/>
+                <w:b w:val="0"/>
+                <w:i w:val="0"/>
                 <w:sz w:val="18"/>
               </w:rPr>
               <w:t>Decreto Supremo que otorga mediante contrato las seguridades y garantías del Estado Peruano en respaldo de las declaraciones seguridades y obligaciones a cargo del concedente contenidas en el Contrato de Concesión del Proyecto Mejoramiento del sistema de alcantarillado y tratamiento de aguas servidas de la ciudad de Puerto Maldonado - distrito de Tambopata provincia de Tambopata departamento de Madre de Dios</w:t>
@@ -1082,60 +3815,327 @@
         </w:tc>
       </w:tr>
       <w:tr>
+        <w:trPr>
+          <w:cantSplit/>
+        </w:trPr>
         <w:tc>
           <w:tcPr>
-            <w:tcW w:type="dxa" w:w="1247"/>
+            <w:tcW w:type="dxa" w:w="2041"/>
+            <w:shd w:val="clear" w:color="auto" w:fill="F2F5FA"/>
           </w:tcPr>
           <w:p>
+            <w:pPr>
+              <w:spacing w:before="20" w:after="20" w:line="264" w:lineRule="auto"/>
+            </w:pPr>
             <w:r>
               <w:rPr>
-                <w:sz w:val="18"/>
+                <w:rFonts w:ascii="Arial" w:hAnsi="Arial" w:eastAsia="Arial"/>
+                <w:b/>
+                <w:i w:val="0"/>
+                <w:color w:val="0A2F5C"/>
+                <w:sz w:val="17"/>
               </w:rPr>
-              <w:t>01/10/2026 (Ext.)</w:t>
+              <w:t>Enlaces</w:t>
             </w:r>
           </w:p>
         </w:tc>
         <w:tc>
           <w:tcPr>
-            <w:tcW w:type="dxa" w:w="1984"/>
+            <w:tcW w:type="dxa" w:w="7370"/>
           </w:tcPr>
           <w:p>
+            <w:pPr>
+              <w:spacing w:before="20" w:after="20" w:line="264" w:lineRule="auto"/>
+            </w:pPr>
+            <w:hyperlink r:id="rId16">
+              <w:r>
+                <w:rPr>
+                  <w:rFonts w:ascii="Arial" w:hAnsi="Arial" w:eastAsia="Arial" w:cs="Arial"/>
+                  <w:color w:val="0B5CAD"/>
+                  <w:sz w:val="17"/>
+                  <w:u w:val="single"/>
+                </w:rPr>
+                <w:t xml:space="preserve">Texto completo</w:t>
+              </w:r>
+            </w:hyperlink>
             <w:r>
               <w:rPr>
+                <w:rFonts w:ascii="Arial" w:hAnsi="Arial" w:eastAsia="Arial"/>
+                <w:b w:val="0"/>
+                <w:i w:val="0"/>
+                <w:color w:val="5B6880"/>
+                <w:sz w:val="17"/>
+              </w:rPr>
+              <w:t xml:space="preserve">   ·   </w:t>
+            </w:r>
+            <w:hyperlink r:id="rId30">
+              <w:r>
+                <w:rPr>
+                  <w:rFonts w:ascii="Arial" w:hAnsi="Arial" w:eastAsia="Arial" w:cs="Arial"/>
+                  <w:color w:val="0B5CAD"/>
+                  <w:sz w:val="17"/>
+                  <w:u w:val="single"/>
+                </w:rPr>
+                <w:t xml:space="preserve">El Peruano</w:t>
+              </w:r>
+            </w:hyperlink>
+            <w:r>
+              <w:rPr>
+                <w:rFonts w:ascii="Arial" w:hAnsi="Arial" w:eastAsia="Arial"/>
+                <w:b w:val="0"/>
+                <w:i w:val="0"/>
+                <w:color w:val="5B6880"/>
+                <w:sz w:val="17"/>
+              </w:rPr>
+              <w:t xml:space="preserve">   ·   </w:t>
+            </w:r>
+            <w:hyperlink r:id="rId31">
+              <w:r>
+                <w:rPr>
+                  <w:rFonts w:ascii="Arial" w:hAnsi="Arial" w:eastAsia="Arial" w:cs="Arial"/>
+                  <w:color w:val="0B5CAD"/>
+                  <w:sz w:val="17"/>
+                  <w:u w:val="single"/>
+                </w:rPr>
+                <w:t xml:space="preserve">PDF</w:t>
+              </w:r>
+            </w:hyperlink>
+          </w:p>
+        </w:tc>
+      </w:tr>
+    </w:tbl>
+    <w:p>
+      <w:pPr>
+        <w:spacing w:before="0" w:after="120" w:line="276" w:lineRule="auto"/>
+      </w:pPr>
+    </w:p>
+    <w:tbl>
+      <w:tblPr>
+        <w:tblW w:type="auto" w:w="0"/>
+        <w:tblLook w:firstColumn="1" w:firstRow="1" w:lastColumn="0" w:lastRow="0" w:noHBand="0" w:noVBand="1" w:val="04A0"/>
+        <w:tblBorders>
+          <w:top w:val="single" w:sz="4" w:space="0" w:color="C9D2DF"/>
+          <w:left w:val="single" w:sz="4" w:space="0" w:color="C9D2DF"/>
+          <w:bottom w:val="single" w:sz="4" w:space="0" w:color="C9D2DF"/>
+          <w:right w:val="single" w:sz="4" w:space="0" w:color="C9D2DF"/>
+          <w:insideH w:val="single" w:sz="4" w:space="0" w:color="C9D2DF"/>
+          <w:insideV w:val="single" w:sz="4" w:space="0" w:color="C9D2DF"/>
+        </w:tblBorders>
+        <w:tblLayout w:type="fixed"/>
+        <w:tblCellMar>
+          <w:top w:w="50" w:type="dxa"/>
+          <w:bottom w:w="50" w:type="dxa"/>
+          <w:left w:w="100" w:type="dxa"/>
+          <w:right w:w="100" w:type="dxa"/>
+        </w:tblCellMar>
+      </w:tblPr>
+      <w:tblGrid>
+        <w:gridCol w:w="4706"/>
+        <w:gridCol w:w="4706"/>
+      </w:tblGrid>
+      <w:tr>
+        <w:trPr>
+          <w:cantSplit/>
+        </w:trPr>
+        <w:tc>
+          <w:tcPr>
+            <w:tcW w:type="dxa" w:w="7370"/>
+            <w:gridSpan w:val="2"/>
+            <w:shd w:val="clear" w:color="auto" w:fill="E8F0FA"/>
+            <w:tcBorders>
+              <w:left w:val="single" w:sz="30" w:space="0" w:color="1BAF7A"/>
+            </w:tcBorders>
+          </w:tcPr>
+          <w:p>
+            <w:pPr>
+              <w:spacing w:before="20" w:after="20" w:line="264" w:lineRule="auto"/>
+            </w:pPr>
+            <w:r>
+              <w:rPr>
+                <w:rFonts w:ascii="Arial" w:hAnsi="Arial" w:eastAsia="Arial"/>
+                <w:b/>
+                <w:i w:val="0"/>
+                <w:color w:val="0A2F5C"/>
+                <w:sz w:val="19"/>
+              </w:rPr>
+              <w:t>7.  RESOLUCIÓN MINISTERIAL N° 421-2026-MINEM/DM</w:t>
+            </w:r>
+          </w:p>
+        </w:tc>
+      </w:tr>
+      <w:tr>
+        <w:trPr>
+          <w:cantSplit/>
+        </w:trPr>
+        <w:tc>
+          <w:tcPr>
+            <w:tcW w:type="dxa" w:w="2041"/>
+            <w:shd w:val="clear" w:color="auto" w:fill="F2F5FA"/>
+          </w:tcPr>
+          <w:p>
+            <w:pPr>
+              <w:spacing w:before="20" w:after="20" w:line="264" w:lineRule="auto"/>
+            </w:pPr>
+            <w:r>
+              <w:rPr>
+                <w:rFonts w:ascii="Arial" w:hAnsi="Arial" w:eastAsia="Arial"/>
+                <w:b/>
+                <w:i w:val="0"/>
+                <w:color w:val="0A2F5C"/>
+                <w:sz w:val="17"/>
+              </w:rPr>
+              <w:t>Entidad emisora</w:t>
+            </w:r>
+          </w:p>
+        </w:tc>
+        <w:tc>
+          <w:tcPr>
+            <w:tcW w:type="dxa" w:w="7370"/>
+          </w:tcPr>
+          <w:p>
+            <w:pPr>
+              <w:spacing w:before="20" w:after="20" w:line="264" w:lineRule="auto"/>
+            </w:pPr>
+            <w:r>
+              <w:rPr>
+                <w:rFonts w:ascii="Arial" w:hAnsi="Arial" w:eastAsia="Arial"/>
+                <w:b w:val="0"/>
+                <w:i w:val="0"/>
                 <w:sz w:val="18"/>
               </w:rPr>
               <w:t>ENERGÍA Y MINAS</w:t>
             </w:r>
           </w:p>
         </w:tc>
+      </w:tr>
+      <w:tr>
+        <w:trPr>
+          <w:cantSplit/>
+        </w:trPr>
         <w:tc>
           <w:tcPr>
-            <w:tcW w:type="dxa" w:w="2268"/>
+            <w:tcW w:type="dxa" w:w="2041"/>
+            <w:shd w:val="clear" w:color="auto" w:fill="F2F5FA"/>
           </w:tcPr>
           <w:p>
+            <w:pPr>
+              <w:spacing w:before="20" w:after="20" w:line="264" w:lineRule="auto"/>
+            </w:pPr>
             <w:r>
               <w:rPr>
-                <w:sz w:val="18"/>
+                <w:rFonts w:ascii="Arial" w:hAnsi="Arial" w:eastAsia="Arial"/>
+                <w:b/>
+                <w:i w:val="0"/>
+                <w:color w:val="0A2F5C"/>
+                <w:sz w:val="17"/>
               </w:rPr>
+              <w:t>Publicación</w:t>
             </w:r>
-            <w:hyperlink r:id="rId23">
-              <w:r>
-                <w:rPr>
-                  <w:color w:val="0563C1"/>
-                  <w:u w:val="single"/>
-                </w:rPr>
-                <w:t>RESOLUCIÓN MINISTERIAL N° 421-2026-MINEM/DM</w:t>
-              </w:r>
-            </w:hyperlink>
           </w:p>
         </w:tc>
         <w:tc>
           <w:tcPr>
-            <w:tcW w:type="dxa" w:w="4139"/>
+            <w:tcW w:type="dxa" w:w="7370"/>
           </w:tcPr>
           <w:p>
+            <w:pPr>
+              <w:spacing w:before="20" w:after="20" w:line="264" w:lineRule="auto"/>
+            </w:pPr>
             <w:r>
               <w:rPr>
+                <w:rFonts w:ascii="Arial" w:hAnsi="Arial" w:eastAsia="Arial"/>
+                <w:b w:val="0"/>
+                <w:i w:val="0"/>
+                <w:sz w:val="18"/>
+              </w:rPr>
+              <w:t>01/10/2026 · Edición extraordinaria</w:t>
+            </w:r>
+          </w:p>
+        </w:tc>
+      </w:tr>
+      <w:tr>
+        <w:trPr>
+          <w:cantSplit/>
+        </w:trPr>
+        <w:tc>
+          <w:tcPr>
+            <w:tcW w:type="dxa" w:w="2041"/>
+            <w:shd w:val="clear" w:color="auto" w:fill="F2F5FA"/>
+          </w:tcPr>
+          <w:p>
+            <w:pPr>
+              <w:spacing w:before="20" w:after="20" w:line="264" w:lineRule="auto"/>
+            </w:pPr>
+            <w:r>
+              <w:rPr>
+                <w:rFonts w:ascii="Arial" w:hAnsi="Arial" w:eastAsia="Arial"/>
+                <w:b/>
+                <w:i w:val="0"/>
+                <w:color w:val="0A2F5C"/>
+                <w:sz w:val="17"/>
+              </w:rPr>
+              <w:t>Temas</w:t>
+            </w:r>
+          </w:p>
+        </w:tc>
+        <w:tc>
+          <w:tcPr>
+            <w:tcW w:type="dxa" w:w="7370"/>
+          </w:tcPr>
+          <w:p>
+            <w:pPr>
+              <w:spacing w:before="20" w:after="20" w:line="264" w:lineRule="auto"/>
+            </w:pPr>
+            <w:r>
+              <w:rPr>
+                <w:rFonts w:ascii="Arial" w:hAnsi="Arial" w:eastAsia="Arial"/>
+                <w:b w:val="0"/>
+                <w:i w:val="0"/>
+                <w:sz w:val="18"/>
+              </w:rPr>
+              <w:t>Inversiones</w:t>
+            </w:r>
+          </w:p>
+        </w:tc>
+      </w:tr>
+      <w:tr>
+        <w:trPr>
+          <w:cantSplit/>
+        </w:trPr>
+        <w:tc>
+          <w:tcPr>
+            <w:tcW w:type="dxa" w:w="2041"/>
+            <w:shd w:val="clear" w:color="auto" w:fill="F2F5FA"/>
+          </w:tcPr>
+          <w:p>
+            <w:pPr>
+              <w:spacing w:before="20" w:after="20" w:line="264" w:lineRule="auto"/>
+            </w:pPr>
+            <w:r>
+              <w:rPr>
+                <w:rFonts w:ascii="Arial" w:hAnsi="Arial" w:eastAsia="Arial"/>
+                <w:b/>
+                <w:i w:val="0"/>
+                <w:color w:val="0A2F5C"/>
+                <w:sz w:val="17"/>
+              </w:rPr>
+              <w:t>Sumilla</w:t>
+            </w:r>
+          </w:p>
+        </w:tc>
+        <w:tc>
+          <w:tcPr>
+            <w:tcW w:type="dxa" w:w="7370"/>
+          </w:tcPr>
+          <w:p>
+            <w:pPr>
+              <w:spacing w:before="20" w:after="20" w:line="264" w:lineRule="auto"/>
+            </w:pPr>
+            <w:r>
+              <w:rPr>
+                <w:rFonts w:ascii="Arial" w:hAnsi="Arial" w:eastAsia="Arial"/>
+                <w:b w:val="0"/>
+                <w:i w:val="0"/>
                 <w:sz w:val="18"/>
               </w:rPr>
               <w:t>Aprueban modificación de la cartera de inversiones del Programa Multianual de Inversiones – PMI correspondiente al periodo 2026-2028 del Sector Energía y Minas</w:t>
@@ -1144,60 +4144,372 @@
         </w:tc>
       </w:tr>
       <w:tr>
+        <w:trPr>
+          <w:cantSplit/>
+        </w:trPr>
         <w:tc>
           <w:tcPr>
-            <w:tcW w:type="dxa" w:w="1247"/>
+            <w:tcW w:type="dxa" w:w="2041"/>
+            <w:shd w:val="clear" w:color="auto" w:fill="F2F5FA"/>
           </w:tcPr>
           <w:p>
+            <w:pPr>
+              <w:spacing w:before="20" w:after="20" w:line="264" w:lineRule="auto"/>
+            </w:pPr>
             <w:r>
               <w:rPr>
-                <w:sz w:val="18"/>
+                <w:rFonts w:ascii="Arial" w:hAnsi="Arial" w:eastAsia="Arial"/>
+                <w:b/>
+                <w:i w:val="0"/>
+                <w:color w:val="0A2F5C"/>
+                <w:sz w:val="17"/>
               </w:rPr>
-              <w:t>01/10/2026 (Ext.)</w:t>
+              <w:t>Disposición principal</w:t>
             </w:r>
           </w:p>
         </w:tc>
         <w:tc>
           <w:tcPr>
-            <w:tcW w:type="dxa" w:w="1984"/>
+            <w:tcW w:type="dxa" w:w="7370"/>
           </w:tcPr>
           <w:p>
+            <w:pPr>
+              <w:spacing w:before="20" w:after="20" w:line="264" w:lineRule="auto"/>
+            </w:pPr>
             <w:r>
               <w:rPr>
+                <w:rFonts w:ascii="Arial" w:hAnsi="Arial" w:eastAsia="Arial"/>
+                <w:b w:val="0"/>
+                <w:i w:val="0"/>
+                <w:sz w:val="18"/>
+              </w:rPr>
+              <w:t>Artículo 1.- Aprobar la modificación de la cartera de inversiones del Programa Multianual de Inversiones - PMI correspondiente al periodo 2026-2028 del Sector Energía y Minas, mediante la incorporación de nueve (09) inversiones No Programadas (INP), las mismas que en Anexo forman parte integrante de la presente Resolución Ministerial. Artículo 2.- Remitir copia de la presente Resolución Ministerial a la Oficina General de Planeamiento y Presupuesto del Ministerio de Energía y Minas y a la Dirección General de Programación Multianual de Inversiones del Ministerio de Economía y Finanzas. Artículo 3.- Disponer la publicación de la presente Resolución Ministerial y su anexo en la sede digital…</w:t>
+            </w:r>
+          </w:p>
+        </w:tc>
+      </w:tr>
+      <w:tr>
+        <w:trPr>
+          <w:cantSplit/>
+        </w:trPr>
+        <w:tc>
+          <w:tcPr>
+            <w:tcW w:type="dxa" w:w="2041"/>
+            <w:shd w:val="clear" w:color="auto" w:fill="F2F5FA"/>
+          </w:tcPr>
+          <w:p>
+            <w:pPr>
+              <w:spacing w:before="20" w:after="20" w:line="264" w:lineRule="auto"/>
+            </w:pPr>
+            <w:r>
+              <w:rPr>
+                <w:rFonts w:ascii="Arial" w:hAnsi="Arial" w:eastAsia="Arial"/>
+                <w:b/>
+                <w:i w:val="0"/>
+                <w:color w:val="0A2F5C"/>
+                <w:sz w:val="17"/>
+              </w:rPr>
+              <w:t>Enlaces</w:t>
+            </w:r>
+          </w:p>
+        </w:tc>
+        <w:tc>
+          <w:tcPr>
+            <w:tcW w:type="dxa" w:w="7370"/>
+          </w:tcPr>
+          <w:p>
+            <w:pPr>
+              <w:spacing w:before="20" w:after="20" w:line="264" w:lineRule="auto"/>
+            </w:pPr>
+            <w:hyperlink r:id="rId17">
+              <w:r>
+                <w:rPr>
+                  <w:rFonts w:ascii="Arial" w:hAnsi="Arial" w:eastAsia="Arial" w:cs="Arial"/>
+                  <w:color w:val="0B5CAD"/>
+                  <w:sz w:val="17"/>
+                  <w:u w:val="single"/>
+                </w:rPr>
+                <w:t xml:space="preserve">Texto completo</w:t>
+              </w:r>
+            </w:hyperlink>
+            <w:r>
+              <w:rPr>
+                <w:rFonts w:ascii="Arial" w:hAnsi="Arial" w:eastAsia="Arial"/>
+                <w:b w:val="0"/>
+                <w:i w:val="0"/>
+                <w:color w:val="5B6880"/>
+                <w:sz w:val="17"/>
+              </w:rPr>
+              <w:t xml:space="preserve">   ·   </w:t>
+            </w:r>
+            <w:hyperlink r:id="rId32">
+              <w:r>
+                <w:rPr>
+                  <w:rFonts w:ascii="Arial" w:hAnsi="Arial" w:eastAsia="Arial" w:cs="Arial"/>
+                  <w:color w:val="0B5CAD"/>
+                  <w:sz w:val="17"/>
+                  <w:u w:val="single"/>
+                </w:rPr>
+                <w:t xml:space="preserve">El Peruano</w:t>
+              </w:r>
+            </w:hyperlink>
+            <w:r>
+              <w:rPr>
+                <w:rFonts w:ascii="Arial" w:hAnsi="Arial" w:eastAsia="Arial"/>
+                <w:b w:val="0"/>
+                <w:i w:val="0"/>
+                <w:color w:val="5B6880"/>
+                <w:sz w:val="17"/>
+              </w:rPr>
+              <w:t xml:space="preserve">   ·   </w:t>
+            </w:r>
+            <w:hyperlink r:id="rId33">
+              <w:r>
+                <w:rPr>
+                  <w:rFonts w:ascii="Arial" w:hAnsi="Arial" w:eastAsia="Arial" w:cs="Arial"/>
+                  <w:color w:val="0B5CAD"/>
+                  <w:sz w:val="17"/>
+                  <w:u w:val="single"/>
+                </w:rPr>
+                <w:t xml:space="preserve">PDF</w:t>
+              </w:r>
+            </w:hyperlink>
+          </w:p>
+        </w:tc>
+      </w:tr>
+    </w:tbl>
+    <w:p>
+      <w:pPr>
+        <w:spacing w:before="0" w:after="120" w:line="276" w:lineRule="auto"/>
+      </w:pPr>
+    </w:p>
+    <w:tbl>
+      <w:tblPr>
+        <w:tblW w:type="auto" w:w="0"/>
+        <w:tblLook w:firstColumn="1" w:firstRow="1" w:lastColumn="0" w:lastRow="0" w:noHBand="0" w:noVBand="1" w:val="04A0"/>
+        <w:tblBorders>
+          <w:top w:val="single" w:sz="4" w:space="0" w:color="C9D2DF"/>
+          <w:left w:val="single" w:sz="4" w:space="0" w:color="C9D2DF"/>
+          <w:bottom w:val="single" w:sz="4" w:space="0" w:color="C9D2DF"/>
+          <w:right w:val="single" w:sz="4" w:space="0" w:color="C9D2DF"/>
+          <w:insideH w:val="single" w:sz="4" w:space="0" w:color="C9D2DF"/>
+          <w:insideV w:val="single" w:sz="4" w:space="0" w:color="C9D2DF"/>
+        </w:tblBorders>
+        <w:tblLayout w:type="fixed"/>
+        <w:tblCellMar>
+          <w:top w:w="50" w:type="dxa"/>
+          <w:bottom w:w="50" w:type="dxa"/>
+          <w:left w:w="100" w:type="dxa"/>
+          <w:right w:w="100" w:type="dxa"/>
+        </w:tblCellMar>
+      </w:tblPr>
+      <w:tblGrid>
+        <w:gridCol w:w="4706"/>
+        <w:gridCol w:w="4706"/>
+      </w:tblGrid>
+      <w:tr>
+        <w:trPr>
+          <w:cantSplit/>
+        </w:trPr>
+        <w:tc>
+          <w:tcPr>
+            <w:tcW w:type="dxa" w:w="7370"/>
+            <w:gridSpan w:val="2"/>
+            <w:shd w:val="clear" w:color="auto" w:fill="E8F0FA"/>
+            <w:tcBorders>
+              <w:left w:val="single" w:sz="30" w:space="0" w:color="1BAF7A"/>
+            </w:tcBorders>
+          </w:tcPr>
+          <w:p>
+            <w:pPr>
+              <w:spacing w:before="20" w:after="20" w:line="264" w:lineRule="auto"/>
+            </w:pPr>
+            <w:r>
+              <w:rPr>
+                <w:rFonts w:ascii="Arial" w:hAnsi="Arial" w:eastAsia="Arial"/>
+                <w:b/>
+                <w:i w:val="0"/>
+                <w:color w:val="0A2F5C"/>
+                <w:sz w:val="19"/>
+              </w:rPr>
+              <w:t>8.  RESOLUCIÓN MINISTERIAL N° 422-2026-MINEM/DM</w:t>
+            </w:r>
+          </w:p>
+        </w:tc>
+      </w:tr>
+      <w:tr>
+        <w:trPr>
+          <w:cantSplit/>
+        </w:trPr>
+        <w:tc>
+          <w:tcPr>
+            <w:tcW w:type="dxa" w:w="2041"/>
+            <w:shd w:val="clear" w:color="auto" w:fill="F2F5FA"/>
+          </w:tcPr>
+          <w:p>
+            <w:pPr>
+              <w:spacing w:before="20" w:after="20" w:line="264" w:lineRule="auto"/>
+            </w:pPr>
+            <w:r>
+              <w:rPr>
+                <w:rFonts w:ascii="Arial" w:hAnsi="Arial" w:eastAsia="Arial"/>
+                <w:b/>
+                <w:i w:val="0"/>
+                <w:color w:val="0A2F5C"/>
+                <w:sz w:val="17"/>
+              </w:rPr>
+              <w:t>Entidad emisora</w:t>
+            </w:r>
+          </w:p>
+        </w:tc>
+        <w:tc>
+          <w:tcPr>
+            <w:tcW w:type="dxa" w:w="7370"/>
+          </w:tcPr>
+          <w:p>
+            <w:pPr>
+              <w:spacing w:before="20" w:after="20" w:line="264" w:lineRule="auto"/>
+            </w:pPr>
+            <w:r>
+              <w:rPr>
+                <w:rFonts w:ascii="Arial" w:hAnsi="Arial" w:eastAsia="Arial"/>
+                <w:b w:val="0"/>
+                <w:i w:val="0"/>
                 <w:sz w:val="18"/>
               </w:rPr>
               <w:t>ENERGÍA Y MINAS</w:t>
             </w:r>
           </w:p>
         </w:tc>
+      </w:tr>
+      <w:tr>
+        <w:trPr>
+          <w:cantSplit/>
+        </w:trPr>
         <w:tc>
           <w:tcPr>
-            <w:tcW w:type="dxa" w:w="2268"/>
+            <w:tcW w:type="dxa" w:w="2041"/>
+            <w:shd w:val="clear" w:color="auto" w:fill="F2F5FA"/>
           </w:tcPr>
           <w:p>
+            <w:pPr>
+              <w:spacing w:before="20" w:after="20" w:line="264" w:lineRule="auto"/>
+            </w:pPr>
             <w:r>
               <w:rPr>
-                <w:sz w:val="18"/>
+                <w:rFonts w:ascii="Arial" w:hAnsi="Arial" w:eastAsia="Arial"/>
+                <w:b/>
+                <w:i w:val="0"/>
+                <w:color w:val="0A2F5C"/>
+                <w:sz w:val="17"/>
               </w:rPr>
+              <w:t>Publicación</w:t>
             </w:r>
-            <w:hyperlink r:id="rId24">
-              <w:r>
-                <w:rPr>
-                  <w:color w:val="0563C1"/>
-                  <w:u w:val="single"/>
-                </w:rPr>
-                <w:t>RESOLUCIÓN MINISTERIAL N° 422-2026-MINEM/DM</w:t>
-              </w:r>
-            </w:hyperlink>
           </w:p>
         </w:tc>
         <w:tc>
           <w:tcPr>
-            <w:tcW w:type="dxa" w:w="4139"/>
+            <w:tcW w:type="dxa" w:w="7370"/>
           </w:tcPr>
           <w:p>
+            <w:pPr>
+              <w:spacing w:before="20" w:after="20" w:line="264" w:lineRule="auto"/>
+            </w:pPr>
             <w:r>
               <w:rPr>
+                <w:rFonts w:ascii="Arial" w:hAnsi="Arial" w:eastAsia="Arial"/>
+                <w:b w:val="0"/>
+                <w:i w:val="0"/>
+                <w:sz w:val="18"/>
+              </w:rPr>
+              <w:t>01/10/2026 · Edición extraordinaria</w:t>
+            </w:r>
+          </w:p>
+        </w:tc>
+      </w:tr>
+      <w:tr>
+        <w:trPr>
+          <w:cantSplit/>
+        </w:trPr>
+        <w:tc>
+          <w:tcPr>
+            <w:tcW w:type="dxa" w:w="2041"/>
+            <w:shd w:val="clear" w:color="auto" w:fill="F2F5FA"/>
+          </w:tcPr>
+          <w:p>
+            <w:pPr>
+              <w:spacing w:before="20" w:after="20" w:line="264" w:lineRule="auto"/>
+            </w:pPr>
+            <w:r>
+              <w:rPr>
+                <w:rFonts w:ascii="Arial" w:hAnsi="Arial" w:eastAsia="Arial"/>
+                <w:b/>
+                <w:i w:val="0"/>
+                <w:color w:val="0A2F5C"/>
+                <w:sz w:val="17"/>
+              </w:rPr>
+              <w:t>Temas</w:t>
+            </w:r>
+          </w:p>
+        </w:tc>
+        <w:tc>
+          <w:tcPr>
+            <w:tcW w:type="dxa" w:w="7370"/>
+          </w:tcPr>
+          <w:p>
+            <w:pPr>
+              <w:spacing w:before="20" w:after="20" w:line="264" w:lineRule="auto"/>
+            </w:pPr>
+            <w:r>
+              <w:rPr>
+                <w:rFonts w:ascii="Arial" w:hAnsi="Arial" w:eastAsia="Arial"/>
+                <w:b w:val="0"/>
+                <w:i w:val="0"/>
+                <w:sz w:val="18"/>
+              </w:rPr>
+              <w:t>Inversiones</w:t>
+            </w:r>
+          </w:p>
+        </w:tc>
+      </w:tr>
+      <w:tr>
+        <w:trPr>
+          <w:cantSplit/>
+        </w:trPr>
+        <w:tc>
+          <w:tcPr>
+            <w:tcW w:type="dxa" w:w="2041"/>
+            <w:shd w:val="clear" w:color="auto" w:fill="F2F5FA"/>
+          </w:tcPr>
+          <w:p>
+            <w:pPr>
+              <w:spacing w:before="20" w:after="20" w:line="264" w:lineRule="auto"/>
+            </w:pPr>
+            <w:r>
+              <w:rPr>
+                <w:rFonts w:ascii="Arial" w:hAnsi="Arial" w:eastAsia="Arial"/>
+                <w:b/>
+                <w:i w:val="0"/>
+                <w:color w:val="0A2F5C"/>
+                <w:sz w:val="17"/>
+              </w:rPr>
+              <w:t>Sumilla</w:t>
+            </w:r>
+          </w:p>
+        </w:tc>
+        <w:tc>
+          <w:tcPr>
+            <w:tcW w:type="dxa" w:w="7370"/>
+          </w:tcPr>
+          <w:p>
+            <w:pPr>
+              <w:spacing w:before="20" w:after="20" w:line="264" w:lineRule="auto"/>
+            </w:pPr>
+            <w:r>
+              <w:rPr>
+                <w:rFonts w:ascii="Arial" w:hAnsi="Arial" w:eastAsia="Arial"/>
+                <w:b w:val="0"/>
+                <w:i w:val="0"/>
                 <w:sz w:val="18"/>
               </w:rPr>
               <w:t>Aprueban modificación de la cartera de inversiones del Programa Multianual de Inversiones – PMI correspondiente al periodo 2026-2028 del Sector Energía y Minas</w:t>
@@ -1206,60 +4518,372 @@
         </w:tc>
       </w:tr>
       <w:tr>
+        <w:trPr>
+          <w:cantSplit/>
+        </w:trPr>
         <w:tc>
           <w:tcPr>
-            <w:tcW w:type="dxa" w:w="1247"/>
+            <w:tcW w:type="dxa" w:w="2041"/>
+            <w:shd w:val="clear" w:color="auto" w:fill="F2F5FA"/>
           </w:tcPr>
           <w:p>
+            <w:pPr>
+              <w:spacing w:before="20" w:after="20" w:line="264" w:lineRule="auto"/>
+            </w:pPr>
             <w:r>
               <w:rPr>
-                <w:sz w:val="18"/>
+                <w:rFonts w:ascii="Arial" w:hAnsi="Arial" w:eastAsia="Arial"/>
+                <w:b/>
+                <w:i w:val="0"/>
+                <w:color w:val="0A2F5C"/>
+                <w:sz w:val="17"/>
               </w:rPr>
-              <w:t>01/10/2026 (Ext.)</w:t>
+              <w:t>Disposición principal</w:t>
             </w:r>
           </w:p>
         </w:tc>
         <w:tc>
           <w:tcPr>
-            <w:tcW w:type="dxa" w:w="1984"/>
+            <w:tcW w:type="dxa" w:w="7370"/>
           </w:tcPr>
           <w:p>
+            <w:pPr>
+              <w:spacing w:before="20" w:after="20" w:line="264" w:lineRule="auto"/>
+            </w:pPr>
             <w:r>
               <w:rPr>
+                <w:rFonts w:ascii="Arial" w:hAnsi="Arial" w:eastAsia="Arial"/>
+                <w:b w:val="0"/>
+                <w:i w:val="0"/>
+                <w:sz w:val="18"/>
+              </w:rPr>
+              <w:t>Artículo 1.- Aprobar la modificación de la cartera de inversiones del Programa Multianual de Inversiones - PMI correspondiente al periodo 2026-2028 del Sector Energía y Minas, mediante la incorporación de diecisiete (17) inversiones No Programadas (INP), las mismas que en Anexo forman parte integrante de la presente Resolución Ministerial. Artículo 2.- Remitir copia de la presente Resolución Ministerial a la Oficina General de Planeamiento y Presupuesto del Ministerio de Energía y Minas y a la Dirección General de Programación Multianual de Inversiones del Ministerio de Economía y Finanzas. Artículo 3.- Disponer la publicación de la presente Resolución Ministerial y su anexo en la sede…</w:t>
+            </w:r>
+          </w:p>
+        </w:tc>
+      </w:tr>
+      <w:tr>
+        <w:trPr>
+          <w:cantSplit/>
+        </w:trPr>
+        <w:tc>
+          <w:tcPr>
+            <w:tcW w:type="dxa" w:w="2041"/>
+            <w:shd w:val="clear" w:color="auto" w:fill="F2F5FA"/>
+          </w:tcPr>
+          <w:p>
+            <w:pPr>
+              <w:spacing w:before="20" w:after="20" w:line="264" w:lineRule="auto"/>
+            </w:pPr>
+            <w:r>
+              <w:rPr>
+                <w:rFonts w:ascii="Arial" w:hAnsi="Arial" w:eastAsia="Arial"/>
+                <w:b/>
+                <w:i w:val="0"/>
+                <w:color w:val="0A2F5C"/>
+                <w:sz w:val="17"/>
+              </w:rPr>
+              <w:t>Enlaces</w:t>
+            </w:r>
+          </w:p>
+        </w:tc>
+        <w:tc>
+          <w:tcPr>
+            <w:tcW w:type="dxa" w:w="7370"/>
+          </w:tcPr>
+          <w:p>
+            <w:pPr>
+              <w:spacing w:before="20" w:after="20" w:line="264" w:lineRule="auto"/>
+            </w:pPr>
+            <w:hyperlink r:id="rId18">
+              <w:r>
+                <w:rPr>
+                  <w:rFonts w:ascii="Arial" w:hAnsi="Arial" w:eastAsia="Arial" w:cs="Arial"/>
+                  <w:color w:val="0B5CAD"/>
+                  <w:sz w:val="17"/>
+                  <w:u w:val="single"/>
+                </w:rPr>
+                <w:t xml:space="preserve">Texto completo</w:t>
+              </w:r>
+            </w:hyperlink>
+            <w:r>
+              <w:rPr>
+                <w:rFonts w:ascii="Arial" w:hAnsi="Arial" w:eastAsia="Arial"/>
+                <w:b w:val="0"/>
+                <w:i w:val="0"/>
+                <w:color w:val="5B6880"/>
+                <w:sz w:val="17"/>
+              </w:rPr>
+              <w:t xml:space="preserve">   ·   </w:t>
+            </w:r>
+            <w:hyperlink r:id="rId34">
+              <w:r>
+                <w:rPr>
+                  <w:rFonts w:ascii="Arial" w:hAnsi="Arial" w:eastAsia="Arial" w:cs="Arial"/>
+                  <w:color w:val="0B5CAD"/>
+                  <w:sz w:val="17"/>
+                  <w:u w:val="single"/>
+                </w:rPr>
+                <w:t xml:space="preserve">El Peruano</w:t>
+              </w:r>
+            </w:hyperlink>
+            <w:r>
+              <w:rPr>
+                <w:rFonts w:ascii="Arial" w:hAnsi="Arial" w:eastAsia="Arial"/>
+                <w:b w:val="0"/>
+                <w:i w:val="0"/>
+                <w:color w:val="5B6880"/>
+                <w:sz w:val="17"/>
+              </w:rPr>
+              <w:t xml:space="preserve">   ·   </w:t>
+            </w:r>
+            <w:hyperlink r:id="rId35">
+              <w:r>
+                <w:rPr>
+                  <w:rFonts w:ascii="Arial" w:hAnsi="Arial" w:eastAsia="Arial" w:cs="Arial"/>
+                  <w:color w:val="0B5CAD"/>
+                  <w:sz w:val="17"/>
+                  <w:u w:val="single"/>
+                </w:rPr>
+                <w:t xml:space="preserve">PDF</w:t>
+              </w:r>
+            </w:hyperlink>
+          </w:p>
+        </w:tc>
+      </w:tr>
+    </w:tbl>
+    <w:p>
+      <w:pPr>
+        <w:spacing w:before="0" w:after="120" w:line="276" w:lineRule="auto"/>
+      </w:pPr>
+    </w:p>
+    <w:tbl>
+      <w:tblPr>
+        <w:tblW w:type="auto" w:w="0"/>
+        <w:tblLook w:firstColumn="1" w:firstRow="1" w:lastColumn="0" w:lastRow="0" w:noHBand="0" w:noVBand="1" w:val="04A0"/>
+        <w:tblBorders>
+          <w:top w:val="single" w:sz="4" w:space="0" w:color="C9D2DF"/>
+          <w:left w:val="single" w:sz="4" w:space="0" w:color="C9D2DF"/>
+          <w:bottom w:val="single" w:sz="4" w:space="0" w:color="C9D2DF"/>
+          <w:right w:val="single" w:sz="4" w:space="0" w:color="C9D2DF"/>
+          <w:insideH w:val="single" w:sz="4" w:space="0" w:color="C9D2DF"/>
+          <w:insideV w:val="single" w:sz="4" w:space="0" w:color="C9D2DF"/>
+        </w:tblBorders>
+        <w:tblLayout w:type="fixed"/>
+        <w:tblCellMar>
+          <w:top w:w="50" w:type="dxa"/>
+          <w:bottom w:w="50" w:type="dxa"/>
+          <w:left w:w="100" w:type="dxa"/>
+          <w:right w:w="100" w:type="dxa"/>
+        </w:tblCellMar>
+      </w:tblPr>
+      <w:tblGrid>
+        <w:gridCol w:w="4706"/>
+        <w:gridCol w:w="4706"/>
+      </w:tblGrid>
+      <w:tr>
+        <w:trPr>
+          <w:cantSplit/>
+        </w:trPr>
+        <w:tc>
+          <w:tcPr>
+            <w:tcW w:type="dxa" w:w="7370"/>
+            <w:gridSpan w:val="2"/>
+            <w:shd w:val="clear" w:color="auto" w:fill="E8F0FA"/>
+            <w:tcBorders>
+              <w:left w:val="single" w:sz="30" w:space="0" w:color="1BAF7A"/>
+            </w:tcBorders>
+          </w:tcPr>
+          <w:p>
+            <w:pPr>
+              <w:spacing w:before="20" w:after="20" w:line="264" w:lineRule="auto"/>
+            </w:pPr>
+            <w:r>
+              <w:rPr>
+                <w:rFonts w:ascii="Arial" w:hAnsi="Arial" w:eastAsia="Arial"/>
+                <w:b/>
+                <w:i w:val="0"/>
+                <w:color w:val="0A2F5C"/>
+                <w:sz w:val="19"/>
+              </w:rPr>
+              <w:t>9.  RESOLUCIÓN MINISTERIAL N° 540-2026-MTC/01</w:t>
+            </w:r>
+          </w:p>
+        </w:tc>
+      </w:tr>
+      <w:tr>
+        <w:trPr>
+          <w:cantSplit/>
+        </w:trPr>
+        <w:tc>
+          <w:tcPr>
+            <w:tcW w:type="dxa" w:w="2041"/>
+            <w:shd w:val="clear" w:color="auto" w:fill="F2F5FA"/>
+          </w:tcPr>
+          <w:p>
+            <w:pPr>
+              <w:spacing w:before="20" w:after="20" w:line="264" w:lineRule="auto"/>
+            </w:pPr>
+            <w:r>
+              <w:rPr>
+                <w:rFonts w:ascii="Arial" w:hAnsi="Arial" w:eastAsia="Arial"/>
+                <w:b/>
+                <w:i w:val="0"/>
+                <w:color w:val="0A2F5C"/>
+                <w:sz w:val="17"/>
+              </w:rPr>
+              <w:t>Entidad emisora</w:t>
+            </w:r>
+          </w:p>
+        </w:tc>
+        <w:tc>
+          <w:tcPr>
+            <w:tcW w:type="dxa" w:w="7370"/>
+          </w:tcPr>
+          <w:p>
+            <w:pPr>
+              <w:spacing w:before="20" w:after="20" w:line="264" w:lineRule="auto"/>
+            </w:pPr>
+            <w:r>
+              <w:rPr>
+                <w:rFonts w:ascii="Arial" w:hAnsi="Arial" w:eastAsia="Arial"/>
+                <w:b w:val="0"/>
+                <w:i w:val="0"/>
                 <w:sz w:val="18"/>
               </w:rPr>
               <w:t>TRANSPORTES Y COMUNICACIONES</w:t>
             </w:r>
           </w:p>
         </w:tc>
+      </w:tr>
+      <w:tr>
+        <w:trPr>
+          <w:cantSplit/>
+        </w:trPr>
         <w:tc>
           <w:tcPr>
-            <w:tcW w:type="dxa" w:w="2268"/>
+            <w:tcW w:type="dxa" w:w="2041"/>
+            <w:shd w:val="clear" w:color="auto" w:fill="F2F5FA"/>
           </w:tcPr>
           <w:p>
+            <w:pPr>
+              <w:spacing w:before="20" w:after="20" w:line="264" w:lineRule="auto"/>
+            </w:pPr>
             <w:r>
               <w:rPr>
-                <w:sz w:val="18"/>
+                <w:rFonts w:ascii="Arial" w:hAnsi="Arial" w:eastAsia="Arial"/>
+                <w:b/>
+                <w:i w:val="0"/>
+                <w:color w:val="0A2F5C"/>
+                <w:sz w:val="17"/>
               </w:rPr>
+              <w:t>Publicación</w:t>
             </w:r>
-            <w:hyperlink r:id="rId25">
-              <w:r>
-                <w:rPr>
-                  <w:color w:val="0563C1"/>
-                  <w:u w:val="single"/>
-                </w:rPr>
-                <w:t>RESOLUCIÓN MINISTERIAL N° 540-2026-MTC/01</w:t>
-              </w:r>
-            </w:hyperlink>
           </w:p>
         </w:tc>
         <w:tc>
           <w:tcPr>
-            <w:tcW w:type="dxa" w:w="4139"/>
+            <w:tcW w:type="dxa" w:w="7370"/>
           </w:tcPr>
           <w:p>
+            <w:pPr>
+              <w:spacing w:before="20" w:after="20" w:line="264" w:lineRule="auto"/>
+            </w:pPr>
             <w:r>
               <w:rPr>
+                <w:rFonts w:ascii="Arial" w:hAnsi="Arial" w:eastAsia="Arial"/>
+                <w:b w:val="0"/>
+                <w:i w:val="0"/>
+                <w:sz w:val="18"/>
+              </w:rPr>
+              <w:t>01/10/2026 · Edición extraordinaria</w:t>
+            </w:r>
+          </w:p>
+        </w:tc>
+      </w:tr>
+      <w:tr>
+        <w:trPr>
+          <w:cantSplit/>
+        </w:trPr>
+        <w:tc>
+          <w:tcPr>
+            <w:tcW w:type="dxa" w:w="2041"/>
+            <w:shd w:val="clear" w:color="auto" w:fill="F2F5FA"/>
+          </w:tcPr>
+          <w:p>
+            <w:pPr>
+              <w:spacing w:before="20" w:after="20" w:line="264" w:lineRule="auto"/>
+            </w:pPr>
+            <w:r>
+              <w:rPr>
+                <w:rFonts w:ascii="Arial" w:hAnsi="Arial" w:eastAsia="Arial"/>
+                <w:b/>
+                <w:i w:val="0"/>
+                <w:color w:val="0A2F5C"/>
+                <w:sz w:val="17"/>
+              </w:rPr>
+              <w:t>Temas</w:t>
+            </w:r>
+          </w:p>
+        </w:tc>
+        <w:tc>
+          <w:tcPr>
+            <w:tcW w:type="dxa" w:w="7370"/>
+          </w:tcPr>
+          <w:p>
+            <w:pPr>
+              <w:spacing w:before="20" w:after="20" w:line="264" w:lineRule="auto"/>
+            </w:pPr>
+            <w:r>
+              <w:rPr>
+                <w:rFonts w:ascii="Arial" w:hAnsi="Arial" w:eastAsia="Arial"/>
+                <w:b w:val="0"/>
+                <w:i w:val="0"/>
+                <w:sz w:val="18"/>
+              </w:rPr>
+              <w:t>Inversiones</w:t>
+            </w:r>
+          </w:p>
+        </w:tc>
+      </w:tr>
+      <w:tr>
+        <w:trPr>
+          <w:cantSplit/>
+        </w:trPr>
+        <w:tc>
+          <w:tcPr>
+            <w:tcW w:type="dxa" w:w="2041"/>
+            <w:shd w:val="clear" w:color="auto" w:fill="F2F5FA"/>
+          </w:tcPr>
+          <w:p>
+            <w:pPr>
+              <w:spacing w:before="20" w:after="20" w:line="264" w:lineRule="auto"/>
+            </w:pPr>
+            <w:r>
+              <w:rPr>
+                <w:rFonts w:ascii="Arial" w:hAnsi="Arial" w:eastAsia="Arial"/>
+                <w:b/>
+                <w:i w:val="0"/>
+                <w:color w:val="0A2F5C"/>
+                <w:sz w:val="17"/>
+              </w:rPr>
+              <w:t>Sumilla</w:t>
+            </w:r>
+          </w:p>
+        </w:tc>
+        <w:tc>
+          <w:tcPr>
+            <w:tcW w:type="dxa" w:w="7370"/>
+          </w:tcPr>
+          <w:p>
+            <w:pPr>
+              <w:spacing w:before="20" w:after="20" w:line="264" w:lineRule="auto"/>
+            </w:pPr>
+            <w:r>
+              <w:rPr>
+                <w:rFonts w:ascii="Arial" w:hAnsi="Arial" w:eastAsia="Arial"/>
+                <w:b w:val="0"/>
+                <w:i w:val="0"/>
                 <w:sz w:val="18"/>
               </w:rPr>
               <w:t>Aprueban incorporación de dos (2) Inversiones No Programadas (INP) en la Cartera de Inversiones del Programa Multianual de Inversiones (PMI) 2026-2028 del Sector Transportes y Comunicaciones</w:t>
@@ -1267,496 +4891,312 @@
           </w:p>
         </w:tc>
       </w:tr>
+      <w:tr>
+        <w:trPr>
+          <w:cantSplit/>
+        </w:trPr>
+        <w:tc>
+          <w:tcPr>
+            <w:tcW w:type="dxa" w:w="2041"/>
+            <w:shd w:val="clear" w:color="auto" w:fill="F2F5FA"/>
+          </w:tcPr>
+          <w:p>
+            <w:pPr>
+              <w:spacing w:before="20" w:after="20" w:line="264" w:lineRule="auto"/>
+            </w:pPr>
+            <w:r>
+              <w:rPr>
+                <w:rFonts w:ascii="Arial" w:hAnsi="Arial" w:eastAsia="Arial"/>
+                <w:b/>
+                <w:i w:val="0"/>
+                <w:color w:val="0A2F5C"/>
+                <w:sz w:val="17"/>
+              </w:rPr>
+              <w:t>Disposición principal</w:t>
+            </w:r>
+          </w:p>
+        </w:tc>
+        <w:tc>
+          <w:tcPr>
+            <w:tcW w:type="dxa" w:w="7370"/>
+          </w:tcPr>
+          <w:p>
+            <w:pPr>
+              <w:spacing w:before="20" w:after="20" w:line="264" w:lineRule="auto"/>
+            </w:pPr>
+            <w:r>
+              <w:rPr>
+                <w:rFonts w:ascii="Arial" w:hAnsi="Arial" w:eastAsia="Arial"/>
+                <w:b w:val="0"/>
+                <w:i w:val="0"/>
+                <w:sz w:val="18"/>
+              </w:rPr>
+              <w:t>Artículo 1.- Incorporación de inversiones no programadas Aprobar la incorporación de dos (2) Inversiones No Programadas (INP) en la Cartera de Inversiones del Programa Multianual de Inversiones (PMI) 2026-2028 del Sector Transportes y Comunicaciones, aprobado mediante Resolución Ministerial N° 099-2025-MTC/01, conforme al Anexo que forma parte integrante de la presente Resolución Ministerial. Artículo 2.- Comunicación Remitir copia de la presente Resolución Ministerial a la Oficina de Programación Multianual de Inversiones del Ministerio de Transportes y Comunicaciones para los fines pertinentes. Artículo 3.- Publicación Disponer la publicación de la presente Resolución Ministerial y su…</w:t>
+            </w:r>
+          </w:p>
+        </w:tc>
+      </w:tr>
+      <w:tr>
+        <w:trPr>
+          <w:cantSplit/>
+        </w:trPr>
+        <w:tc>
+          <w:tcPr>
+            <w:tcW w:type="dxa" w:w="2041"/>
+            <w:shd w:val="clear" w:color="auto" w:fill="F2F5FA"/>
+          </w:tcPr>
+          <w:p>
+            <w:pPr>
+              <w:spacing w:before="20" w:after="20" w:line="264" w:lineRule="auto"/>
+            </w:pPr>
+            <w:r>
+              <w:rPr>
+                <w:rFonts w:ascii="Arial" w:hAnsi="Arial" w:eastAsia="Arial"/>
+                <w:b/>
+                <w:i w:val="0"/>
+                <w:color w:val="0A2F5C"/>
+                <w:sz w:val="17"/>
+              </w:rPr>
+              <w:t>Enlaces</w:t>
+            </w:r>
+          </w:p>
+        </w:tc>
+        <w:tc>
+          <w:tcPr>
+            <w:tcW w:type="dxa" w:w="7370"/>
+          </w:tcPr>
+          <w:p>
+            <w:pPr>
+              <w:spacing w:before="20" w:after="20" w:line="264" w:lineRule="auto"/>
+            </w:pPr>
+            <w:hyperlink r:id="rId19">
+              <w:r>
+                <w:rPr>
+                  <w:rFonts w:ascii="Arial" w:hAnsi="Arial" w:eastAsia="Arial" w:cs="Arial"/>
+                  <w:color w:val="0B5CAD"/>
+                  <w:sz w:val="17"/>
+                  <w:u w:val="single"/>
+                </w:rPr>
+                <w:t xml:space="preserve">Texto completo</w:t>
+              </w:r>
+            </w:hyperlink>
+            <w:r>
+              <w:rPr>
+                <w:rFonts w:ascii="Arial" w:hAnsi="Arial" w:eastAsia="Arial"/>
+                <w:b w:val="0"/>
+                <w:i w:val="0"/>
+                <w:color w:val="5B6880"/>
+                <w:sz w:val="17"/>
+              </w:rPr>
+              <w:t xml:space="preserve">   ·   </w:t>
+            </w:r>
+            <w:hyperlink r:id="rId36">
+              <w:r>
+                <w:rPr>
+                  <w:rFonts w:ascii="Arial" w:hAnsi="Arial" w:eastAsia="Arial" w:cs="Arial"/>
+                  <w:color w:val="0B5CAD"/>
+                  <w:sz w:val="17"/>
+                  <w:u w:val="single"/>
+                </w:rPr>
+                <w:t xml:space="preserve">El Peruano</w:t>
+              </w:r>
+            </w:hyperlink>
+            <w:r>
+              <w:rPr>
+                <w:rFonts w:ascii="Arial" w:hAnsi="Arial" w:eastAsia="Arial"/>
+                <w:b w:val="0"/>
+                <w:i w:val="0"/>
+                <w:color w:val="5B6880"/>
+                <w:sz w:val="17"/>
+              </w:rPr>
+              <w:t xml:space="preserve">   ·   </w:t>
+            </w:r>
+            <w:hyperlink r:id="rId37">
+              <w:r>
+                <w:rPr>
+                  <w:rFonts w:ascii="Arial" w:hAnsi="Arial" w:eastAsia="Arial" w:cs="Arial"/>
+                  <w:color w:val="0B5CAD"/>
+                  <w:sz w:val="17"/>
+                  <w:u w:val="single"/>
+                </w:rPr>
+                <w:t xml:space="preserve">PDF</w:t>
+              </w:r>
+            </w:hyperlink>
+          </w:p>
+        </w:tc>
+      </w:tr>
     </w:tbl>
-    <w:p/>
     <w:p>
       <w:pPr>
-        <w:pStyle w:val="Heading3"/>
+        <w:spacing w:before="0" w:after="120" w:line="276" w:lineRule="auto"/>
+      </w:pPr>
+    </w:p>
+    <w:p>
+      <w:pPr>
+        <w:spacing w:before="200" w:after="0" w:line="276" w:lineRule="auto"/>
+        <w:jc w:val="both"/>
+        <w:pBdr>
+          <w:top w:val="single" w:sz="4" w:space="4" w:color="C9D2DF"/>
+        </w:pBdr>
       </w:pPr>
       <w:r>
-        <w:t>RESOLUCIÓN MINISTERIAL  N° 443-2026-EF/54</w:t>
-      </w:r>
-    </w:p>
-    <w:p>
-      <w:r>
         <w:rPr>
+          <w:rFonts w:ascii="Arial" w:hAnsi="Arial" w:eastAsia="Arial"/>
           <w:b/>
+          <w:i w:val="0"/>
+          <w:color w:val="5B6880"/>
+          <w:sz w:val="15"/>
         </w:rPr>
-        <w:t xml:space="preserve">Entidad: </w:t>
-      </w:r>
-      <w:r>
-        <w:t xml:space="preserve">ECONOMÍA Y FINANZAS   </w:t>
+        <w:t xml:space="preserve">Nota metodológica: </w:t>
       </w:r>
       <w:r>
         <w:rPr>
-          <w:b/>
+          <w:rFonts w:ascii="Arial" w:hAnsi="Arial" w:eastAsia="Arial"/>
+          <w:b w:val="0"/>
+          <w:i w:val="0"/>
+          <w:color w:val="5B6880"/>
+          <w:sz w:val="15"/>
         </w:rPr>
-        <w:t xml:space="preserve">Fecha: </w:t>
+        <w:t xml:space="preserve">se revisan todas las normas publicadas en el Diario Oficial El Peruano en el periodo. Una norma se selecciona cuando su entidad, título o sumilla contiene alguno de los términos definidos para cada tema, o cuando su texto completo menciona a la ATU. Los criterios pueden consultarse y editarse en el panel: </w:t>
       </w:r>
-      <w:r>
-        <w:t>01/10/2026</w:t>
-      </w:r>
-    </w:p>
-    <w:p>
-      <w:r>
-        <w:rPr>
-          <w:b/>
-        </w:rPr>
-        <w:t xml:space="preserve">Temas: </w:t>
-      </w:r>
-      <w:r>
-        <w:t>Inversiones</w:t>
-      </w:r>
-    </w:p>
-    <w:p>
-      <w:r>
-        <w:rPr>
-          <w:b/>
-        </w:rPr>
-        <w:t xml:space="preserve">Sumilla: </w:t>
-      </w:r>
-      <w:r>
-        <w:t>Resolución Ministerial que dispone la publicación del proyecto de Resolución Directoral que aprueba la Directiva que establece las bases estándar en el marco de la Ley Nº 32069 Ley General de Contrataciones Públicas</w:t>
-      </w:r>
-    </w:p>
-    <w:p>
-      <w:r>
-        <w:rPr>
-          <w:b/>
-        </w:rPr>
-        <w:t xml:space="preserve">Dispone: </w:t>
-      </w:r>
-      <w:r>
-        <w:t>Artículo 1.- Publicación del proyecto Se dispone la publicación del proyecto de Resolución Directoral que aprueba la “Directiva que establece las bases estándar en el marco de la Ley Nº 32069, Ley General de Contrataciones Públicas”, en la sede digital del Ministerio de Economía y Finanzas (www.gob.pe/mef) el mismo día de la publicación de la presente Resolución Ministerial en el diario oficial El Peruano, por el plazo de quince (15) días calendario, contados desde el día siguiente de la publicación de la presente Resolución, para recoger las opiniones, comentarios y/o sugerencias de los actores involucrados en la contratación pública, así como del público en general. Artículo 2.- Mecanismo…</w:t>
-      </w:r>
-    </w:p>
-    <w:p>
-      <w:hyperlink r:id="rId21">
+      <w:hyperlink r:id="rId38">
         <w:r>
           <w:rPr>
-            <w:color w:val="0563C1"/>
+            <w:rFonts w:ascii="Arial" w:hAnsi="Arial" w:eastAsia="Arial" w:cs="Arial"/>
+            <w:color w:val="0B5CAD"/>
+            <w:sz w:val="15"/>
             <w:u w:val="single"/>
           </w:rPr>
-          <w:t>Ver texto completo</w:t>
-        </w:r>
-      </w:hyperlink>
-      <w:r>
-        <w:t xml:space="preserve">   </w:t>
-      </w:r>
-      <w:hyperlink r:id="rId26">
-        <w:r>
-          <w:rPr>
-            <w:color w:val="0563C1"/>
-            <w:u w:val="single"/>
-          </w:rPr>
-          <w:t>Ver en El Peruano</w:t>
-        </w:r>
-      </w:hyperlink>
-      <w:r>
-        <w:t xml:space="preserve">   </w:t>
-      </w:r>
-      <w:hyperlink r:id="rId27">
-        <w:r>
-          <w:rPr>
-            <w:color w:val="0563C1"/>
-            <w:u w:val="single"/>
-          </w:rPr>
-          <w:t>PDF</w:t>
-        </w:r>
-      </w:hyperlink>
-    </w:p>
-    <w:p>
-      <w:pPr>
-        <w:pStyle w:val="Heading3"/>
-      </w:pPr>
-      <w:r>
-        <w:t>DECRETO SUPREMO  N° 210-2026-EF</w:t>
-      </w:r>
-    </w:p>
-    <w:p>
-      <w:r>
-        <w:rPr>
-          <w:b/>
-        </w:rPr>
-        <w:t xml:space="preserve">Entidad: </w:t>
-      </w:r>
-      <w:r>
-        <w:t xml:space="preserve">ECONOMÍA Y FINANZAS   </w:t>
-      </w:r>
-      <w:r>
-        <w:rPr>
-          <w:b/>
-        </w:rPr>
-        <w:t xml:space="preserve">Fecha: </w:t>
-      </w:r>
-      <w:r>
-        <w:t>01/10/2026</w:t>
-      </w:r>
-    </w:p>
-    <w:p>
-      <w:r>
-        <w:rPr>
-          <w:b/>
-        </w:rPr>
-        <w:t xml:space="preserve">Temas: </w:t>
-      </w:r>
-      <w:r>
-        <w:t>Inversiones</w:t>
-      </w:r>
-    </w:p>
-    <w:p>
-      <w:r>
-        <w:rPr>
-          <w:b/>
-        </w:rPr>
-        <w:t xml:space="preserve">Sumilla: </w:t>
-      </w:r>
-      <w:r>
-        <w:t>Decreto Supremo que otorga mediante contrato las seguridades y garantías del Estado Peruano en respaldo de las declaraciones seguridades y obligaciones a cargo del concedente contenidas en el Contrato de Concesión del Proyecto Mejoramiento del sistema de alcantarillado y tratamiento de aguas servidas de la ciudad de Puerto Maldonado - distrito de Tambopata provincia de Tambopata departamento de Madre de Dios</w:t>
-      </w:r>
-    </w:p>
-    <w:p>
-      <w:r>
-        <w:rPr>
-          <w:b/>
-        </w:rPr>
-        <w:t xml:space="preserve">Dispone: </w:t>
-      </w:r>
-      <w:r>
-        <w:t>Artículo 1.- Declaraciones y seguridades Otorgar, mediante contrato, las seguridades y garantías del Estado Peruano, en respaldo de las declaraciones, seguridades y obligaciones a cargo de la Agencia de Promoción de la Inversión Privada - PROINVERSIÓN, en calidad de Concedente, contenidas en el Contrato de Concesión del proyecto “Mejoramiento del sistema de alcantarillado y tratamiento de aguas servidas de la ciudad de Puerto Maldonado - distrito de Tambopata, provincia de Tambopata, departamento de Madre de Dios”, a celebrarse con la empresa Saneamiento Puerto Maldonado S.A., en calidad de Concesionario. Artículo 2.- Ámbito de las seguridades y garantías La amplitud de las seguridades y…</w:t>
-      </w:r>
-    </w:p>
-    <w:p>
-      <w:hyperlink r:id="rId22">
-        <w:r>
-          <w:rPr>
-            <w:color w:val="0563C1"/>
-            <w:u w:val="single"/>
-          </w:rPr>
-          <w:t>Ver texto completo</w:t>
-        </w:r>
-      </w:hyperlink>
-      <w:r>
-        <w:t xml:space="preserve">   </w:t>
-      </w:r>
-      <w:hyperlink r:id="rId28">
-        <w:r>
-          <w:rPr>
-            <w:color w:val="0563C1"/>
-            <w:u w:val="single"/>
-          </w:rPr>
-          <w:t>Ver en El Peruano</w:t>
-        </w:r>
-      </w:hyperlink>
-      <w:r>
-        <w:t xml:space="preserve">   </w:t>
-      </w:r>
-      <w:hyperlink r:id="rId29">
-        <w:r>
-          <w:rPr>
-            <w:color w:val="0563C1"/>
-            <w:u w:val="single"/>
-          </w:rPr>
-          <w:t>PDF</w:t>
-        </w:r>
-      </w:hyperlink>
-    </w:p>
-    <w:p>
-      <w:pPr>
-        <w:pStyle w:val="Heading3"/>
-      </w:pPr>
-      <w:r>
-        <w:t>RESOLUCIÓN MINISTERIAL N° 421-2026-MINEM/DM</w:t>
-      </w:r>
-    </w:p>
-    <w:p>
-      <w:r>
-        <w:rPr>
-          <w:b/>
-        </w:rPr>
-        <w:t xml:space="preserve">Entidad: </w:t>
-      </w:r>
-      <w:r>
-        <w:t xml:space="preserve">ENERGÍA Y MINAS   </w:t>
-      </w:r>
-      <w:r>
-        <w:rPr>
-          <w:b/>
-        </w:rPr>
-        <w:t xml:space="preserve">Fecha: </w:t>
-      </w:r>
-      <w:r>
-        <w:t>01/10/2026  (Edición Extraordinaria)</w:t>
-      </w:r>
-    </w:p>
-    <w:p>
-      <w:r>
-        <w:rPr>
-          <w:b/>
-        </w:rPr>
-        <w:t xml:space="preserve">Temas: </w:t>
-      </w:r>
-      <w:r>
-        <w:t>Inversiones</w:t>
-      </w:r>
-    </w:p>
-    <w:p>
-      <w:r>
-        <w:rPr>
-          <w:b/>
-        </w:rPr>
-        <w:t xml:space="preserve">Sumilla: </w:t>
-      </w:r>
-      <w:r>
-        <w:t>Aprueban modificación de la cartera de inversiones del Programa Multianual de Inversiones – PMI correspondiente al periodo 2026-2028 del Sector Energía y Minas</w:t>
-      </w:r>
-    </w:p>
-    <w:p>
-      <w:r>
-        <w:rPr>
-          <w:b/>
-        </w:rPr>
-        <w:t xml:space="preserve">Dispone: </w:t>
-      </w:r>
-      <w:r>
-        <w:t>Artículo 1.- Aprobar la modificación de la cartera de inversiones del Programa Multianual de Inversiones - PMI correspondiente al periodo 2026-2028 del Sector Energía y Minas, mediante la incorporación de nueve (09) inversiones No Programadas (INP), las mismas que en Anexo forman parte integrante de la presente Resolución Ministerial. Artículo 2.- Remitir copia de la presente Resolución Ministerial a la Oficina General de Planeamiento y Presupuesto del Ministerio de Energía y Minas y a la Dirección General de Programación Multianual de Inversiones del Ministerio de Economía y Finanzas. Artículo 3.- Disponer la publicación de la presente Resolución Ministerial y su anexo en la sede digital…</w:t>
-      </w:r>
-    </w:p>
-    <w:p>
-      <w:hyperlink r:id="rId23">
-        <w:r>
-          <w:rPr>
-            <w:color w:val="0563C1"/>
-            <w:u w:val="single"/>
-          </w:rPr>
-          <w:t>Ver texto completo</w:t>
-        </w:r>
-      </w:hyperlink>
-      <w:r>
-        <w:t xml:space="preserve">   </w:t>
-      </w:r>
-      <w:hyperlink r:id="rId30">
-        <w:r>
-          <w:rPr>
-            <w:color w:val="0563C1"/>
-            <w:u w:val="single"/>
-          </w:rPr>
-          <w:t>Ver en El Peruano</w:t>
-        </w:r>
-      </w:hyperlink>
-      <w:r>
-        <w:t xml:space="preserve">   </w:t>
-      </w:r>
-      <w:hyperlink r:id="rId31">
-        <w:r>
-          <w:rPr>
-            <w:color w:val="0563C1"/>
-            <w:u w:val="single"/>
-          </w:rPr>
-          <w:t>PDF</w:t>
-        </w:r>
-      </w:hyperlink>
-    </w:p>
-    <w:p>
-      <w:pPr>
-        <w:pStyle w:val="Heading3"/>
-      </w:pPr>
-      <w:r>
-        <w:t>RESOLUCIÓN MINISTERIAL N° 422-2026-MINEM/DM</w:t>
-      </w:r>
-    </w:p>
-    <w:p>
-      <w:r>
-        <w:rPr>
-          <w:b/>
-        </w:rPr>
-        <w:t xml:space="preserve">Entidad: </w:t>
-      </w:r>
-      <w:r>
-        <w:t xml:space="preserve">ENERGÍA Y MINAS   </w:t>
-      </w:r>
-      <w:r>
-        <w:rPr>
-          <w:b/>
-        </w:rPr>
-        <w:t xml:space="preserve">Fecha: </w:t>
-      </w:r>
-      <w:r>
-        <w:t>01/10/2026  (Edición Extraordinaria)</w:t>
-      </w:r>
-    </w:p>
-    <w:p>
-      <w:r>
-        <w:rPr>
-          <w:b/>
-        </w:rPr>
-        <w:t xml:space="preserve">Temas: </w:t>
-      </w:r>
-      <w:r>
-        <w:t>Inversiones</w:t>
-      </w:r>
-    </w:p>
-    <w:p>
-      <w:r>
-        <w:rPr>
-          <w:b/>
-        </w:rPr>
-        <w:t xml:space="preserve">Sumilla: </w:t>
-      </w:r>
-      <w:r>
-        <w:t>Aprueban modificación de la cartera de inversiones del Programa Multianual de Inversiones – PMI correspondiente al periodo 2026-2028 del Sector Energía y Minas</w:t>
-      </w:r>
-    </w:p>
-    <w:p>
-      <w:r>
-        <w:rPr>
-          <w:b/>
-        </w:rPr>
-        <w:t xml:space="preserve">Dispone: </w:t>
-      </w:r>
-      <w:r>
-        <w:t>Artículo 1.- Aprobar la modificación de la cartera de inversiones del Programa Multianual de Inversiones - PMI correspondiente al periodo 2026-2028 del Sector Energía y Minas, mediante la incorporación de diecisiete (17) inversiones No Programadas (INP), las mismas que en Anexo forman parte integrante de la presente Resolución Ministerial. Artículo 2.- Remitir copia de la presente Resolución Ministerial a la Oficina General de Planeamiento y Presupuesto del Ministerio de Energía y Minas y a la Dirección General de Programación Multianual de Inversiones del Ministerio de Economía y Finanzas. Artículo 3.- Disponer la publicación de la presente Resolución Ministerial y su anexo en la sede…</w:t>
-      </w:r>
-    </w:p>
-    <w:p>
-      <w:hyperlink r:id="rId24">
-        <w:r>
-          <w:rPr>
-            <w:color w:val="0563C1"/>
-            <w:u w:val="single"/>
-          </w:rPr>
-          <w:t>Ver texto completo</w:t>
-        </w:r>
-      </w:hyperlink>
-      <w:r>
-        <w:t xml:space="preserve">   </w:t>
-      </w:r>
-      <w:hyperlink r:id="rId32">
-        <w:r>
-          <w:rPr>
-            <w:color w:val="0563C1"/>
-            <w:u w:val="single"/>
-          </w:rPr>
-          <w:t>Ver en El Peruano</w:t>
-        </w:r>
-      </w:hyperlink>
-      <w:r>
-        <w:t xml:space="preserve">   </w:t>
-      </w:r>
-      <w:hyperlink r:id="rId33">
-        <w:r>
-          <w:rPr>
-            <w:color w:val="0563C1"/>
-            <w:u w:val="single"/>
-          </w:rPr>
-          <w:t>PDF</w:t>
-        </w:r>
-      </w:hyperlink>
-    </w:p>
-    <w:p>
-      <w:pPr>
-        <w:pStyle w:val="Heading3"/>
-      </w:pPr>
-      <w:r>
-        <w:t>RESOLUCIÓN MINISTERIAL N° 540-2026-MTC/01</w:t>
-      </w:r>
-    </w:p>
-    <w:p>
-      <w:r>
-        <w:rPr>
-          <w:b/>
-        </w:rPr>
-        <w:t xml:space="preserve">Entidad: </w:t>
-      </w:r>
-      <w:r>
-        <w:t xml:space="preserve">TRANSPORTES Y COMUNICACIONES   </w:t>
-      </w:r>
-      <w:r>
-        <w:rPr>
-          <w:b/>
-        </w:rPr>
-        <w:t xml:space="preserve">Fecha: </w:t>
-      </w:r>
-      <w:r>
-        <w:t>01/10/2026  (Edición Extraordinaria)</w:t>
-      </w:r>
-    </w:p>
-    <w:p>
-      <w:r>
-        <w:rPr>
-          <w:b/>
-        </w:rPr>
-        <w:t xml:space="preserve">Temas: </w:t>
-      </w:r>
-      <w:r>
-        <w:t>Inversiones</w:t>
-      </w:r>
-    </w:p>
-    <w:p>
-      <w:r>
-        <w:rPr>
-          <w:b/>
-        </w:rPr>
-        <w:t xml:space="preserve">Sumilla: </w:t>
-      </w:r>
-      <w:r>
-        <w:t>Aprueban incorporación de dos (2) Inversiones No Programadas (INP) en la Cartera de Inversiones del Programa Multianual de Inversiones (PMI) 2026-2028 del Sector Transportes y Comunicaciones</w:t>
-      </w:r>
-    </w:p>
-    <w:p>
-      <w:r>
-        <w:rPr>
-          <w:b/>
-        </w:rPr>
-        <w:t xml:space="preserve">Dispone: </w:t>
-      </w:r>
-      <w:r>
-        <w:t>Artículo 1.- Incorporación de inversiones no programadas Aprobar la incorporación de dos (2) Inversiones No Programadas (INP) en la Cartera de Inversiones del Programa Multianual de Inversiones (PMI) 2026-2028 del Sector Transportes y Comunicaciones, aprobado mediante Resolución Ministerial N° 099-2025-MTC/01, conforme al Anexo que forma parte integrante de la presente Resolución Ministerial. Artículo 2.- Comunicación Remitir copia de la presente Resolución Ministerial a la Oficina de Programación Multianual de Inversiones del Ministerio de Transportes y Comunicaciones para los fines pertinentes. Artículo 3.- Publicación Disponer la publicación de la presente Resolución Ministerial y su…</w:t>
-      </w:r>
-    </w:p>
-    <w:p>
-      <w:hyperlink r:id="rId25">
-        <w:r>
-          <w:rPr>
-            <w:color w:val="0563C1"/>
-            <w:u w:val="single"/>
-          </w:rPr>
-          <w:t>Ver texto completo</w:t>
-        </w:r>
-      </w:hyperlink>
-      <w:r>
-        <w:t xml:space="preserve">   </w:t>
-      </w:r>
-      <w:hyperlink r:id="rId34">
-        <w:r>
-          <w:rPr>
-            <w:color w:val="0563C1"/>
-            <w:u w:val="single"/>
-          </w:rPr>
-          <w:t>Ver en El Peruano</w:t>
-        </w:r>
-      </w:hyperlink>
-      <w:r>
-        <w:t xml:space="preserve">   </w:t>
-      </w:r>
-      <w:hyperlink r:id="rId35">
-        <w:r>
-          <w:rPr>
-            <w:color w:val="0563C1"/>
-            <w:u w:val="single"/>
-          </w:rPr>
-          <w:t>PDF</w:t>
+          <w:t xml:space="preserve">reneearmasr.github.io/monitor-normas-elperuano</w:t>
         </w:r>
       </w:hyperlink>
     </w:p>
     <w:sectPr>
-      <w:pgSz w:w="12240" w:h="15840"/>
-      <w:pgMar w:top="1440" w:right="1134" w:bottom="1440" w:left="1134" w:header="720" w:footer="720" w:gutter="0"/>
+      <w:headerReference w:type="default" r:id="rId9"/>
+      <w:footerReference w:type="default" r:id="rId10"/>
+      <w:pgSz w:w="11906" w:h="16838"/>
+      <w:pgMar w:top="1361" w:right="1247" w:bottom="1134" w:left="1247" w:header="567" w:footer="567" w:gutter="0"/>
       <w:cols w:space="720"/>
       <w:docGrid w:linePitch="360"/>
     </w:sectPr>
   </w:body>
 </w:document>
+</file>
+
+<file path=word/footer1.xml><?xml version="1.0" encoding="utf-8"?>
+<w:ftr xmlns:m="http://schemas.openxmlformats.org/officeDocument/2006/math" xmlns:mc="http://schemas.openxmlformats.org/markup-compatibility/2006" xmlns:mo="http://schemas.microsoft.com/office/mac/office/2008/main" xmlns:mv="urn:schemas-microsoft-com:mac:vml" xmlns:o="urn:schemas-microsoft-com:office:office" xmlns:r="http://schemas.openxmlformats.org/officeDocument/2006/relationships" xmlns:v="urn:schemas-microsoft-com:vml" xmlns:w10="urn:schemas-microsoft-com:office:word" xmlns:w14="http://schemas.microsoft.com/office/word/2010/wordml" xmlns:w="http://schemas.openxmlformats.org/wordprocessingml/2006/main" xmlns:wne="http://schemas.microsoft.com/office/word/2006/wordml" xmlns:wp14="http://schemas.microsoft.com/office/word/2010/wordprocessingDrawing" xmlns:wp="http://schemas.openxmlformats.org/drawingml/2006/wordprocessingDrawing" xmlns:wpc="http://schemas.microsoft.com/office/word/2010/wordprocessingCanvas" xmlns:wpg="http://schemas.microsoft.com/office/word/2010/wordprocessingGroup" xmlns:wpi="http://schemas.microsoft.com/office/word/2010/wordprocessingInk" xmlns:wps="http://schemas.microsoft.com/office/word/2010/wordprocessingShape" mc:Ignorable="w14 wp14">
+  <w:p>
+    <w:pPr>
+      <w:pStyle w:val="Footer"/>
+      <w:tabs>
+        <w:tab w:pos="4680" w:val="clear"/>
+        <w:tab w:pos="9360" w:val="clear"/>
+        <w:tab w:pos="9411" w:val="right"/>
+      </w:tabs>
+      <w:pBdr>
+        <w:top w:val="single" w:sz="6" w:space="4" w:color="C9D2DF"/>
+      </w:pBdr>
+    </w:pPr>
+    <w:r>
+      <w:rPr>
+        <w:rFonts w:ascii="Arial" w:hAnsi="Arial" w:eastAsia="Arial"/>
+        <w:b w:val="0"/>
+        <w:i w:val="0"/>
+        <w:color w:val="5B6880"/>
+        <w:sz w:val="15"/>
+      </w:rPr>
+      <w:t>Fuente: Diario Oficial El Peruano · Elaboración automática</w:t>
+    </w:r>
+    <w:r>
+      <w:rPr>
+        <w:rFonts w:ascii="Arial" w:hAnsi="Arial" w:eastAsia="Arial"/>
+        <w:b w:val="0"/>
+        <w:i w:val="0"/>
+        <w:color w:val="5B6880"/>
+        <w:sz w:val="15"/>
+      </w:rPr>
+      <w:tab/>
+      <w:t xml:space="preserve">Página </w:t>
+    </w:r>
+    <w:r>
+      <w:rPr>
+        <w:rFonts w:ascii="Arial" w:hAnsi="Arial" w:eastAsia="Arial"/>
+        <w:b w:val="0"/>
+        <w:i w:val="0"/>
+        <w:color w:val="5B6880"/>
+        <w:sz w:val="15"/>
+      </w:rPr>
+      <w:fldChar w:fldCharType="begin"/>
+      <w:instrText xml:space="preserve"> PAGE </w:instrText>
+      <w:fldChar w:fldCharType="separate"/>
+      <w:t>1</w:t>
+      <w:fldChar w:fldCharType="end"/>
+    </w:r>
+    <w:r>
+      <w:rPr>
+        <w:rFonts w:ascii="Arial" w:hAnsi="Arial" w:eastAsia="Arial"/>
+        <w:b w:val="0"/>
+        <w:i w:val="0"/>
+        <w:color w:val="5B6880"/>
+        <w:sz w:val="15"/>
+      </w:rPr>
+      <w:t xml:space="preserve"> de </w:t>
+    </w:r>
+    <w:r>
+      <w:rPr>
+        <w:rFonts w:ascii="Arial" w:hAnsi="Arial" w:eastAsia="Arial"/>
+        <w:b w:val="0"/>
+        <w:i w:val="0"/>
+        <w:color w:val="5B6880"/>
+        <w:sz w:val="15"/>
+      </w:rPr>
+      <w:fldChar w:fldCharType="begin"/>
+      <w:instrText xml:space="preserve"> NUMPAGES </w:instrText>
+      <w:fldChar w:fldCharType="separate"/>
+      <w:t>1</w:t>
+      <w:fldChar w:fldCharType="end"/>
+    </w:r>
+  </w:p>
+</w:ftr>
+</file>
+
+<file path=word/header1.xml><?xml version="1.0" encoding="utf-8"?>
+<w:hdr xmlns:m="http://schemas.openxmlformats.org/officeDocument/2006/math" xmlns:mc="http://schemas.openxmlformats.org/markup-compatibility/2006" xmlns:mo="http://schemas.microsoft.com/office/mac/office/2008/main" xmlns:mv="urn:schemas-microsoft-com:mac:vml" xmlns:o="urn:schemas-microsoft-com:office:office" xmlns:r="http://schemas.openxmlformats.org/officeDocument/2006/relationships" xmlns:v="urn:schemas-microsoft-com:vml" xmlns:w10="urn:schemas-microsoft-com:office:word" xmlns:w14="http://schemas.microsoft.com/office/word/2010/wordml" xmlns:w="http://schemas.openxmlformats.org/wordprocessingml/2006/main" xmlns:wne="http://schemas.microsoft.com/office/word/2006/wordml" xmlns:wp14="http://schemas.microsoft.com/office/word/2010/wordprocessingDrawing" xmlns:wp="http://schemas.openxmlformats.org/drawingml/2006/wordprocessingDrawing" xmlns:wpc="http://schemas.microsoft.com/office/word/2010/wordprocessingCanvas" xmlns:wpg="http://schemas.microsoft.com/office/word/2010/wordprocessingGroup" xmlns:wpi="http://schemas.microsoft.com/office/word/2010/wordprocessingInk" xmlns:wps="http://schemas.microsoft.com/office/word/2010/wordprocessingShape" mc:Ignorable="w14 wp14">
+  <w:p>
+    <w:pPr>
+      <w:pStyle w:val="Header"/>
+      <w:tabs>
+        <w:tab w:pos="4680" w:val="clear"/>
+        <w:tab w:pos="9360" w:val="clear"/>
+        <w:tab w:pos="9411" w:val="right"/>
+      </w:tabs>
+      <w:pBdr>
+        <w:bottom w:val="single" w:sz="8" w:space="4" w:color="0A2F5C"/>
+      </w:pBdr>
+    </w:pPr>
+    <w:r>
+      <w:rPr>
+        <w:rFonts w:ascii="Arial" w:hAnsi="Arial" w:eastAsia="Arial"/>
+        <w:b/>
+        <w:i w:val="0"/>
+        <w:color w:val="0A2F5C"/>
+        <w:sz w:val="15"/>
+      </w:rPr>
+      <w:t>AUTORIDAD DE TRANSPORTE URBANO PARA LIMA Y CALLAO</w:t>
+    </w:r>
+    <w:r>
+      <w:rPr>
+        <w:rFonts w:ascii="Arial" w:hAnsi="Arial" w:eastAsia="Arial"/>
+        <w:b w:val="0"/>
+        <w:i w:val="0"/>
+        <w:color w:val="5B6880"/>
+        <w:sz w:val="15"/>
+      </w:rPr>
+      <w:tab/>
+      <w:t>Monitor de Normas Legales</w:t>
+    </w:r>
+  </w:p>
+</w:hdr>
 </file>
 
 <file path=word/numbering.xml><?xml version="1.0" encoding="utf-8"?>
@@ -2123,8 +5563,8 @@
     <w:qFormat/>
     <w:rsid w:val="00FC693F"/>
     <w:rPr>
-      <w:rFonts w:ascii="Calibri" w:hAnsi="Calibri"/>
-      <w:sz w:val="21"/>
+      <w:rFonts w:ascii="Arial" w:hAnsi="Arial" w:eastAsia="Arial"/>
+      <w:sz w:val="20"/>
     </w:rPr>
   </w:style>
   <w:style w:type="paragraph" w:styleId="Header">

--- a/docs/resumenes/Normas_ElPeruano_20261001.docx
+++ b/docs/resumenes/Normas_ElPeruano_20261001.docx
@@ -145,7 +145,7 @@
                 <w:i w:val="0"/>
                 <w:sz w:val="19"/>
               </w:rPr>
-              <w:t>26/10/2026 17:04</w:t>
+              <w:t>27/10/2026 11:05</w:t>
             </w:r>
           </w:p>
         </w:tc>
@@ -187,7 +187,7 @@
                 <w:i w:val="0"/>
                 <w:sz w:val="19"/>
               </w:rPr>
-              <w:t>78</w:t>
+              <w:t>80</w:t>
             </w:r>
           </w:p>
         </w:tc>
@@ -228,7 +228,7 @@
                 <w:color w:val="0A2F5C"/>
                 <w:sz w:val="19"/>
               </w:rPr>
-              <w:t>9</w:t>
+              <w:t>11</w:t>
             </w:r>
           </w:p>
         </w:tc>
@@ -265,7 +265,7 @@
           <w:i w:val="0"/>
           <w:sz w:val="20"/>
         </w:rPr>
-        <w:t>De las 78 normas publicadas en el periodo, 9 resultan de interés institucional: 4 de normatividad presupuestal y 5 de inversiones. No se identificaron normas que involucren a la ATU. El Cuadro 1 presenta la relación completa y la sección 2, el detalle de cada norma.</w:t>
+        <w:t>De las 80 normas publicadas en el periodo, 11 resultan de interés institucional: 4 de normatividad presupuestal y 7 de inversiones. No se identificaron normas que involucren a la ATU. El Cuadro 1 presenta la relación completa y la sección 2, el detalle de cada norma.</w:t>
       </w:r>
     </w:p>
     <w:p>
@@ -915,7 +915,7 @@
                 <w:color w:val="0A2F5C"/>
                 <w:sz w:val="17"/>
               </w:rPr>
-              <w:t>INVERSIONES  (5)</w:t>
+              <w:t>INVERSIONES  (7)</w:t>
             </w:r>
           </w:p>
         </w:tc>
@@ -962,7 +962,7 @@
                   <w:sz w:val="17"/>
                   <w:u w:val="single"/>
                 </w:rPr>
-                <w:t xml:space="preserve">RESOLUCIÓN MINISTERIAL  N° 443-2026-EF/54</w:t>
+                <w:t xml:space="preserve">DECRETO SUPREMO  N° 210-2026-EF</w:t>
               </w:r>
             </w:hyperlink>
           </w:p>
@@ -997,7 +997,7 @@
                 <w:i w:val="0"/>
                 <w:sz w:val="17"/>
               </w:rPr>
-              <w:t>Resolución Ministerial que dispone la publicación del proyecto de Resolución Directoral que aprueba la Directiva que establece las bases estándar en el marco de la Ley Nº 32069 Ley General de Contrataciones Públicas</w:t>
+              <w:t>Decreto Supremo que otorga mediante contrato las seguridades y garantías del Estado Peruano en respaldo de las declaraciones seguridades y obligaciones a cargo del concedente contenidas en el Contrato de Concesión del Proyecto Mejoramiento del sistema de alcantarillado y tratamiento de aguas servidas de la ciudad de Puerto Maldonado - distrito de Tambopata provincia de Tambopata departamento de Madre de Dios</w:t>
             </w:r>
           </w:p>
         </w:tc>
@@ -1064,7 +1064,7 @@
                   <w:sz w:val="17"/>
                   <w:u w:val="single"/>
                 </w:rPr>
-                <w:t xml:space="preserve">DECRETO SUPREMO  N° 210-2026-EF</w:t>
+                <w:t xml:space="preserve">RESOLUCIÓN MINISTERIAL  N° 443-2026-EF/54</w:t>
               </w:r>
             </w:hyperlink>
           </w:p>
@@ -1099,7 +1099,7 @@
                 <w:i w:val="0"/>
                 <w:sz w:val="17"/>
               </w:rPr>
-              <w:t>Decreto Supremo que otorga mediante contrato las seguridades y garantías del Estado Peruano en respaldo de las declaraciones seguridades y obligaciones a cargo del concedente contenidas en el Contrato de Concesión del Proyecto Mejoramiento del sistema de alcantarillado y tratamiento de aguas servidas de la ciudad de Puerto Maldonado - distrito de Tambopata provincia de Tambopata departamento de Madre de Dios</w:t>
+              <w:t>Resolución Ministerial que dispone la publicación del proyecto de Resolución Directoral que aprueba la Directiva que establece las bases estándar en el marco de la Ley Nº 32069 Ley General de Contrataciones Públicas</w:t>
             </w:r>
           </w:p>
         </w:tc>
@@ -1394,6 +1394,210 @@
               <w:spacing w:before="20" w:after="20" w:line="264" w:lineRule="auto"/>
             </w:pPr>
             <w:hyperlink r:id="rId19">
+              <w:r>
+                <w:rPr>
+                  <w:rFonts w:ascii="Arial" w:hAnsi="Arial" w:eastAsia="Arial" w:cs="Arial"/>
+                  <w:b/>
+                  <w:color w:val="0B5CAD"/>
+                  <w:sz w:val="17"/>
+                  <w:u w:val="single"/>
+                </w:rPr>
+                <w:t xml:space="preserve">RESOLUCIÓN  N° 000125-2026-CD/OSIPTEL</w:t>
+              </w:r>
+            </w:hyperlink>
+          </w:p>
+          <w:p>
+            <w:pPr>
+              <w:spacing w:before="0" w:after="20" w:line="252" w:lineRule="auto"/>
+            </w:pPr>
+            <w:r>
+              <w:rPr>
+                <w:rFonts w:ascii="Arial" w:hAnsi="Arial" w:eastAsia="Arial"/>
+                <w:b w:val="0"/>
+                <w:i w:val="0"/>
+                <w:color w:val="5B6880"/>
+                <w:sz w:val="15"/>
+              </w:rPr>
+              <w:t>ORGANISMO SUPERVISOR DE INVERSIÓN PRIVADA EN TELECOMUNICACIONES</w:t>
+            </w:r>
+          </w:p>
+        </w:tc>
+        <w:tc>
+          <w:tcPr>
+            <w:tcW w:type="dxa" w:w="4762"/>
+          </w:tcPr>
+          <w:p>
+            <w:pPr>
+              <w:spacing w:before="20" w:after="20" w:line="264" w:lineRule="auto"/>
+            </w:pPr>
+            <w:r>
+              <w:rPr>
+                <w:rFonts w:ascii="Arial" w:hAnsi="Arial" w:eastAsia="Arial"/>
+                <w:b w:val="0"/>
+                <w:i w:val="0"/>
+                <w:sz w:val="17"/>
+              </w:rPr>
+              <w:t>Aprueban la exclusión de la empresa concesionaria Integratel Perú S.A.A. de las obligaciones relacionadas con la prueba de imputación tarifaria prevista en el Reglamento de Imputación Tarifaria; y dictan otras disposiciones</w:t>
+            </w:r>
+          </w:p>
+        </w:tc>
+        <w:tc>
+          <w:tcPr>
+            <w:tcW w:type="dxa" w:w="1247"/>
+          </w:tcPr>
+          <w:p>
+            <w:pPr>
+              <w:spacing w:before="20" w:after="20" w:line="264" w:lineRule="auto"/>
+              <w:jc w:val="center"/>
+            </w:pPr>
+            <w:r>
+              <w:rPr>
+                <w:rFonts w:ascii="Arial" w:hAnsi="Arial" w:eastAsia="Arial"/>
+                <w:b w:val="0"/>
+                <w:i w:val="0"/>
+                <w:sz w:val="17"/>
+              </w:rPr>
+              <w:t>01/10/2026</w:t>
+            </w:r>
+          </w:p>
+        </w:tc>
+      </w:tr>
+      <w:tr>
+        <w:trPr>
+          <w:cantSplit/>
+        </w:trPr>
+        <w:tc>
+          <w:tcPr>
+            <w:tcW w:type="dxa" w:w="567"/>
+          </w:tcPr>
+          <w:p>
+            <w:pPr>
+              <w:spacing w:before="20" w:after="20" w:line="264" w:lineRule="auto"/>
+              <w:jc w:val="center"/>
+            </w:pPr>
+            <w:r>
+              <w:rPr>
+                <w:rFonts w:ascii="Arial" w:hAnsi="Arial" w:eastAsia="Arial"/>
+                <w:b/>
+                <w:i w:val="0"/>
+                <w:color w:val="0A2F5C"/>
+                <w:sz w:val="18"/>
+              </w:rPr>
+              <w:t>10</w:t>
+            </w:r>
+          </w:p>
+        </w:tc>
+        <w:tc>
+          <w:tcPr>
+            <w:tcW w:type="dxa" w:w="2835"/>
+          </w:tcPr>
+          <w:p>
+            <w:pPr>
+              <w:spacing w:before="20" w:after="20" w:line="264" w:lineRule="auto"/>
+            </w:pPr>
+            <w:hyperlink r:id="rId20">
+              <w:r>
+                <w:rPr>
+                  <w:rFonts w:ascii="Arial" w:hAnsi="Arial" w:eastAsia="Arial" w:cs="Arial"/>
+                  <w:b/>
+                  <w:color w:val="0B5CAD"/>
+                  <w:sz w:val="17"/>
+                  <w:u w:val="single"/>
+                </w:rPr>
+                <w:t xml:space="preserve">RESOLUCIÓN  N° 000126-2026-CD/OSIPTEL</w:t>
+              </w:r>
+            </w:hyperlink>
+          </w:p>
+          <w:p>
+            <w:pPr>
+              <w:spacing w:before="0" w:after="20" w:line="252" w:lineRule="auto"/>
+            </w:pPr>
+            <w:r>
+              <w:rPr>
+                <w:rFonts w:ascii="Arial" w:hAnsi="Arial" w:eastAsia="Arial"/>
+                <w:b w:val="0"/>
+                <w:i w:val="0"/>
+                <w:color w:val="5B6880"/>
+                <w:sz w:val="15"/>
+              </w:rPr>
+              <w:t>ORGANISMO SUPERVISOR DE INVERSIÓN PRIVADA EN TELECOMUNICACIONES</w:t>
+            </w:r>
+          </w:p>
+        </w:tc>
+        <w:tc>
+          <w:tcPr>
+            <w:tcW w:type="dxa" w:w="4762"/>
+          </w:tcPr>
+          <w:p>
+            <w:pPr>
+              <w:spacing w:before="20" w:after="20" w:line="264" w:lineRule="auto"/>
+            </w:pPr>
+            <w:r>
+              <w:rPr>
+                <w:rFonts w:ascii="Arial" w:hAnsi="Arial" w:eastAsia="Arial"/>
+                <w:b w:val="0"/>
+                <w:i w:val="0"/>
+                <w:sz w:val="17"/>
+              </w:rPr>
+              <w:t>Aprueban Norma que establece disposiciones para la aplicación del Sandbox Regulatorio del Organismo Supervisor de Inversión Privada en Telecomunicaciones - Osiptel</w:t>
+            </w:r>
+          </w:p>
+        </w:tc>
+        <w:tc>
+          <w:tcPr>
+            <w:tcW w:type="dxa" w:w="1247"/>
+          </w:tcPr>
+          <w:p>
+            <w:pPr>
+              <w:spacing w:before="20" w:after="20" w:line="264" w:lineRule="auto"/>
+              <w:jc w:val="center"/>
+            </w:pPr>
+            <w:r>
+              <w:rPr>
+                <w:rFonts w:ascii="Arial" w:hAnsi="Arial" w:eastAsia="Arial"/>
+                <w:b w:val="0"/>
+                <w:i w:val="0"/>
+                <w:sz w:val="17"/>
+              </w:rPr>
+              <w:t>01/10/2026</w:t>
+            </w:r>
+          </w:p>
+        </w:tc>
+      </w:tr>
+      <w:tr>
+        <w:trPr>
+          <w:cantSplit/>
+        </w:trPr>
+        <w:tc>
+          <w:tcPr>
+            <w:tcW w:type="dxa" w:w="567"/>
+          </w:tcPr>
+          <w:p>
+            <w:pPr>
+              <w:spacing w:before="20" w:after="20" w:line="264" w:lineRule="auto"/>
+              <w:jc w:val="center"/>
+            </w:pPr>
+            <w:r>
+              <w:rPr>
+                <w:rFonts w:ascii="Arial" w:hAnsi="Arial" w:eastAsia="Arial"/>
+                <w:b/>
+                <w:i w:val="0"/>
+                <w:color w:val="0A2F5C"/>
+                <w:sz w:val="18"/>
+              </w:rPr>
+              <w:t>11</w:t>
+            </w:r>
+          </w:p>
+        </w:tc>
+        <w:tc>
+          <w:tcPr>
+            <w:tcW w:type="dxa" w:w="2835"/>
+          </w:tcPr>
+          <w:p>
+            <w:pPr>
+              <w:spacing w:before="20" w:after="20" w:line="264" w:lineRule="auto"/>
+            </w:pPr>
+            <w:hyperlink r:id="rId21">
               <w:r>
                 <w:rPr>
                   <w:rFonts w:ascii="Arial" w:hAnsi="Arial" w:eastAsia="Arial" w:cs="Arial"/>
@@ -1892,7 +2096,7 @@
               </w:rPr>
               <w:t xml:space="preserve">   ·   </w:t>
             </w:r>
-            <w:hyperlink r:id="rId20">
+            <w:hyperlink r:id="rId22">
               <w:r>
                 <w:rPr>
                   <w:rFonts w:ascii="Arial" w:hAnsi="Arial" w:eastAsia="Arial" w:cs="Arial"/>
@@ -1913,7 +2117,7 @@
               </w:rPr>
               <w:t xml:space="preserve">   ·   </w:t>
             </w:r>
-            <w:hyperlink r:id="rId21">
+            <w:hyperlink r:id="rId23">
               <w:r>
                 <w:rPr>
                   <w:rFonts w:ascii="Arial" w:hAnsi="Arial" w:eastAsia="Arial" w:cs="Arial"/>
@@ -2311,7 +2515,7 @@
               </w:rPr>
               <w:t xml:space="preserve">   ·   </w:t>
             </w:r>
-            <w:hyperlink r:id="rId22">
+            <w:hyperlink r:id="rId24">
               <w:r>
                 <w:rPr>
                   <w:rFonts w:ascii="Arial" w:hAnsi="Arial" w:eastAsia="Arial" w:cs="Arial"/>
@@ -2332,7 +2536,7 @@
               </w:rPr>
               <w:t xml:space="preserve">   ·   </w:t>
             </w:r>
-            <w:hyperlink r:id="rId23">
+            <w:hyperlink r:id="rId25">
               <w:r>
                 <w:rPr>
                   <w:rFonts w:ascii="Arial" w:hAnsi="Arial" w:eastAsia="Arial" w:cs="Arial"/>
@@ -2730,7 +2934,7 @@
               </w:rPr>
               <w:t xml:space="preserve">   ·   </w:t>
             </w:r>
-            <w:hyperlink r:id="rId24">
+            <w:hyperlink r:id="rId26">
               <w:r>
                 <w:rPr>
                   <w:rFonts w:ascii="Arial" w:hAnsi="Arial" w:eastAsia="Arial" w:cs="Arial"/>
@@ -2751,7 +2955,7 @@
               </w:rPr>
               <w:t xml:space="preserve">   ·   </w:t>
             </w:r>
-            <w:hyperlink r:id="rId25">
+            <w:hyperlink r:id="rId27">
               <w:r>
                 <w:rPr>
                   <w:rFonts w:ascii="Arial" w:hAnsi="Arial" w:eastAsia="Arial" w:cs="Arial"/>
@@ -3026,96 +3230,6 @@
                 <w:color w:val="0A2F5C"/>
                 <w:sz w:val="17"/>
               </w:rPr>
-              <w:t>Disposición principal</w:t>
-            </w:r>
-          </w:p>
-        </w:tc>
-        <w:tc>
-          <w:tcPr>
-            <w:tcW w:type="dxa" w:w="7370"/>
-          </w:tcPr>
-          <w:p>
-            <w:pPr>
-              <w:spacing w:before="20" w:after="20" w:line="264" w:lineRule="auto"/>
-            </w:pPr>
-            <w:r>
-              <w:rPr>
-                <w:rFonts w:ascii="Arial" w:hAnsi="Arial" w:eastAsia="Arial"/>
-                <w:b w:val="0"/>
-                <w:i w:val="0"/>
-                <w:sz w:val="18"/>
-              </w:rPr>
-              <w:t>Artículo 1.- Autorización de transferencia financiera Autorizar la transferencia financiera en favor de la Unidad Ejecutora 001-196: Contraloría General por el importe de S/ 1,484,534.00 correspondiente al pago de la retribución económica para la Auditoría Financiera Gubernamental del periodo 2026, conforme al detalle de la certificación de crédito presupuestal Nº 000000613, en cumplimiento del artículo 20 de la Ley N° 27785, Ley Orgánica del Sistema Nacional de Control y de la Contraloría General de la República, modificada por el artículo 3 de la Ley Nº 30742 Ley de Fortalecimiento de la Contraloría General de la República y del Sistema Nacional de Control. Artículo 2.- Financiamiento La…</w:t>
-            </w:r>
-          </w:p>
-        </w:tc>
-      </w:tr>
-      <w:tr>
-        <w:trPr>
-          <w:cantSplit/>
-        </w:trPr>
-        <w:tc>
-          <w:tcPr>
-            <w:tcW w:type="dxa" w:w="2041"/>
-            <w:shd w:val="clear" w:color="auto" w:fill="F2F5FA"/>
-          </w:tcPr>
-          <w:p>
-            <w:pPr>
-              <w:spacing w:before="20" w:after="20" w:line="264" w:lineRule="auto"/>
-            </w:pPr>
-            <w:r>
-              <w:rPr>
-                <w:rFonts w:ascii="Arial" w:hAnsi="Arial" w:eastAsia="Arial"/>
-                <w:b/>
-                <w:i w:val="0"/>
-                <w:color w:val="0A2F5C"/>
-                <w:sz w:val="17"/>
-              </w:rPr>
-              <w:t>Montos citados</w:t>
-            </w:r>
-          </w:p>
-        </w:tc>
-        <w:tc>
-          <w:tcPr>
-            <w:tcW w:type="dxa" w:w="7370"/>
-          </w:tcPr>
-          <w:p>
-            <w:pPr>
-              <w:spacing w:before="20" w:after="20" w:line="264" w:lineRule="auto"/>
-            </w:pPr>
-            <w:r>
-              <w:rPr>
-                <w:rFonts w:ascii="Arial" w:hAnsi="Arial" w:eastAsia="Arial"/>
-                <w:b w:val="0"/>
-                <w:i w:val="0"/>
-                <w:sz w:val="18"/>
-              </w:rPr>
-              <w:t>S/ 1’484,534.00 · S/ 75,485.00</w:t>
-            </w:r>
-          </w:p>
-        </w:tc>
-      </w:tr>
-      <w:tr>
-        <w:trPr>
-          <w:cantSplit/>
-        </w:trPr>
-        <w:tc>
-          <w:tcPr>
-            <w:tcW w:type="dxa" w:w="2041"/>
-            <w:shd w:val="clear" w:color="auto" w:fill="F2F5FA"/>
-          </w:tcPr>
-          <w:p>
-            <w:pPr>
-              <w:spacing w:before="20" w:after="20" w:line="264" w:lineRule="auto"/>
-            </w:pPr>
-            <w:r>
-              <w:rPr>
-                <w:rFonts w:ascii="Arial" w:hAnsi="Arial" w:eastAsia="Arial"/>
-                <w:b/>
-                <w:i w:val="0"/>
-                <w:color w:val="0A2F5C"/>
-                <w:sz w:val="17"/>
-              </w:rPr>
               <w:t>Enlaces</w:t>
             </w:r>
           </w:p>
@@ -3149,7 +3263,7 @@
               </w:rPr>
               <w:t xml:space="preserve">   ·   </w:t>
             </w:r>
-            <w:hyperlink r:id="rId26">
+            <w:hyperlink r:id="rId28">
               <w:r>
                 <w:rPr>
                   <w:rFonts w:ascii="Arial" w:hAnsi="Arial" w:eastAsia="Arial" w:cs="Arial"/>
@@ -3170,7 +3284,7 @@
               </w:rPr>
               <w:t xml:space="preserve">   ·   </w:t>
             </w:r>
-            <w:hyperlink r:id="rId27">
+            <w:hyperlink r:id="rId29">
               <w:r>
                 <w:rPr>
                   <w:rFonts w:ascii="Arial" w:hAnsi="Arial" w:eastAsia="Arial" w:cs="Arial"/>
@@ -3255,7 +3369,381 @@
                 <w:color w:val="0A2F5C"/>
                 <w:sz w:val="19"/>
               </w:rPr>
-              <w:t>5.  RESOLUCIÓN MINISTERIAL  N° 443-2026-EF/54</w:t>
+              <w:t>5.  DECRETO SUPREMO  N° 210-2026-EF</w:t>
+            </w:r>
+          </w:p>
+        </w:tc>
+      </w:tr>
+      <w:tr>
+        <w:trPr>
+          <w:cantSplit/>
+        </w:trPr>
+        <w:tc>
+          <w:tcPr>
+            <w:tcW w:type="dxa" w:w="2041"/>
+            <w:shd w:val="clear" w:color="auto" w:fill="F2F5FA"/>
+          </w:tcPr>
+          <w:p>
+            <w:pPr>
+              <w:spacing w:before="20" w:after="20" w:line="264" w:lineRule="auto"/>
+            </w:pPr>
+            <w:r>
+              <w:rPr>
+                <w:rFonts w:ascii="Arial" w:hAnsi="Arial" w:eastAsia="Arial"/>
+                <w:b/>
+                <w:i w:val="0"/>
+                <w:color w:val="0A2F5C"/>
+                <w:sz w:val="17"/>
+              </w:rPr>
+              <w:t>Entidad emisora</w:t>
+            </w:r>
+          </w:p>
+        </w:tc>
+        <w:tc>
+          <w:tcPr>
+            <w:tcW w:type="dxa" w:w="7370"/>
+          </w:tcPr>
+          <w:p>
+            <w:pPr>
+              <w:spacing w:before="20" w:after="20" w:line="264" w:lineRule="auto"/>
+            </w:pPr>
+            <w:r>
+              <w:rPr>
+                <w:rFonts w:ascii="Arial" w:hAnsi="Arial" w:eastAsia="Arial"/>
+                <w:b w:val="0"/>
+                <w:i w:val="0"/>
+                <w:sz w:val="18"/>
+              </w:rPr>
+              <w:t>ECONOMÍA Y FINANZAS</w:t>
+            </w:r>
+          </w:p>
+        </w:tc>
+      </w:tr>
+      <w:tr>
+        <w:trPr>
+          <w:cantSplit/>
+        </w:trPr>
+        <w:tc>
+          <w:tcPr>
+            <w:tcW w:type="dxa" w:w="2041"/>
+            <w:shd w:val="clear" w:color="auto" w:fill="F2F5FA"/>
+          </w:tcPr>
+          <w:p>
+            <w:pPr>
+              <w:spacing w:before="20" w:after="20" w:line="264" w:lineRule="auto"/>
+            </w:pPr>
+            <w:r>
+              <w:rPr>
+                <w:rFonts w:ascii="Arial" w:hAnsi="Arial" w:eastAsia="Arial"/>
+                <w:b/>
+                <w:i w:val="0"/>
+                <w:color w:val="0A2F5C"/>
+                <w:sz w:val="17"/>
+              </w:rPr>
+              <w:t>Publicación</w:t>
+            </w:r>
+          </w:p>
+        </w:tc>
+        <w:tc>
+          <w:tcPr>
+            <w:tcW w:type="dxa" w:w="7370"/>
+          </w:tcPr>
+          <w:p>
+            <w:pPr>
+              <w:spacing w:before="20" w:after="20" w:line="264" w:lineRule="auto"/>
+            </w:pPr>
+            <w:r>
+              <w:rPr>
+                <w:rFonts w:ascii="Arial" w:hAnsi="Arial" w:eastAsia="Arial"/>
+                <w:b w:val="0"/>
+                <w:i w:val="0"/>
+                <w:sz w:val="18"/>
+              </w:rPr>
+              <w:t>01/10/2026 · Edición ordinaria</w:t>
+            </w:r>
+          </w:p>
+        </w:tc>
+      </w:tr>
+      <w:tr>
+        <w:trPr>
+          <w:cantSplit/>
+        </w:trPr>
+        <w:tc>
+          <w:tcPr>
+            <w:tcW w:type="dxa" w:w="2041"/>
+            <w:shd w:val="clear" w:color="auto" w:fill="F2F5FA"/>
+          </w:tcPr>
+          <w:p>
+            <w:pPr>
+              <w:spacing w:before="20" w:after="20" w:line="264" w:lineRule="auto"/>
+            </w:pPr>
+            <w:r>
+              <w:rPr>
+                <w:rFonts w:ascii="Arial" w:hAnsi="Arial" w:eastAsia="Arial"/>
+                <w:b/>
+                <w:i w:val="0"/>
+                <w:color w:val="0A2F5C"/>
+                <w:sz w:val="17"/>
+              </w:rPr>
+              <w:t>Temas</w:t>
+            </w:r>
+          </w:p>
+        </w:tc>
+        <w:tc>
+          <w:tcPr>
+            <w:tcW w:type="dxa" w:w="7370"/>
+          </w:tcPr>
+          <w:p>
+            <w:pPr>
+              <w:spacing w:before="20" w:after="20" w:line="264" w:lineRule="auto"/>
+            </w:pPr>
+            <w:r>
+              <w:rPr>
+                <w:rFonts w:ascii="Arial" w:hAnsi="Arial" w:eastAsia="Arial"/>
+                <w:b w:val="0"/>
+                <w:i w:val="0"/>
+                <w:sz w:val="18"/>
+              </w:rPr>
+              <w:t>Inversiones</w:t>
+            </w:r>
+          </w:p>
+        </w:tc>
+      </w:tr>
+      <w:tr>
+        <w:trPr>
+          <w:cantSplit/>
+        </w:trPr>
+        <w:tc>
+          <w:tcPr>
+            <w:tcW w:type="dxa" w:w="2041"/>
+            <w:shd w:val="clear" w:color="auto" w:fill="F2F5FA"/>
+          </w:tcPr>
+          <w:p>
+            <w:pPr>
+              <w:spacing w:before="20" w:after="20" w:line="264" w:lineRule="auto"/>
+            </w:pPr>
+            <w:r>
+              <w:rPr>
+                <w:rFonts w:ascii="Arial" w:hAnsi="Arial" w:eastAsia="Arial"/>
+                <w:b/>
+                <w:i w:val="0"/>
+                <w:color w:val="0A2F5C"/>
+                <w:sz w:val="17"/>
+              </w:rPr>
+              <w:t>Sumilla</w:t>
+            </w:r>
+          </w:p>
+        </w:tc>
+        <w:tc>
+          <w:tcPr>
+            <w:tcW w:type="dxa" w:w="7370"/>
+          </w:tcPr>
+          <w:p>
+            <w:pPr>
+              <w:spacing w:before="20" w:after="20" w:line="264" w:lineRule="auto"/>
+            </w:pPr>
+            <w:r>
+              <w:rPr>
+                <w:rFonts w:ascii="Arial" w:hAnsi="Arial" w:eastAsia="Arial"/>
+                <w:b w:val="0"/>
+                <w:i w:val="0"/>
+                <w:sz w:val="18"/>
+              </w:rPr>
+              <w:t>Decreto Supremo que otorga mediante contrato las seguridades y garantías del Estado Peruano en respaldo de las declaraciones seguridades y obligaciones a cargo del concedente contenidas en el Contrato de Concesión del Proyecto Mejoramiento del sistema de alcantarillado y tratamiento de aguas servidas de la ciudad de Puerto Maldonado - distrito de Tambopata provincia de Tambopata departamento de Madre de Dios</w:t>
+            </w:r>
+          </w:p>
+        </w:tc>
+      </w:tr>
+      <w:tr>
+        <w:trPr>
+          <w:cantSplit/>
+        </w:trPr>
+        <w:tc>
+          <w:tcPr>
+            <w:tcW w:type="dxa" w:w="2041"/>
+            <w:shd w:val="clear" w:color="auto" w:fill="F2F5FA"/>
+          </w:tcPr>
+          <w:p>
+            <w:pPr>
+              <w:spacing w:before="20" w:after="20" w:line="264" w:lineRule="auto"/>
+            </w:pPr>
+            <w:r>
+              <w:rPr>
+                <w:rFonts w:ascii="Arial" w:hAnsi="Arial" w:eastAsia="Arial"/>
+                <w:b/>
+                <w:i w:val="0"/>
+                <w:color w:val="0A2F5C"/>
+                <w:sz w:val="17"/>
+              </w:rPr>
+              <w:t>Disposición principal</w:t>
+            </w:r>
+          </w:p>
+        </w:tc>
+        <w:tc>
+          <w:tcPr>
+            <w:tcW w:type="dxa" w:w="7370"/>
+          </w:tcPr>
+          <w:p>
+            <w:pPr>
+              <w:spacing w:before="20" w:after="20" w:line="264" w:lineRule="auto"/>
+            </w:pPr>
+            <w:r>
+              <w:rPr>
+                <w:rFonts w:ascii="Arial" w:hAnsi="Arial" w:eastAsia="Arial"/>
+                <w:b w:val="0"/>
+                <w:i w:val="0"/>
+                <w:sz w:val="18"/>
+              </w:rPr>
+              <w:t>Artículo 1.- Declaraciones y seguridades Otorgar, mediante contrato, las seguridades y garantías del Estado Peruano, en respaldo de las declaraciones, seguridades y obligaciones a cargo de la Agencia de Promoción de la Inversión Privada - PROINVERSIÓN, en calidad de Concedente, contenidas en el Contrato de Concesión del proyecto “Mejoramiento del sistema de alcantarillado y tratamiento de aguas servidas de la ciudad de Puerto Maldonado - distrito de Tambopata, provincia de Tambopata, departamento de Madre de Dios”, a celebrarse con la empresa Saneamiento Puerto Maldonado S.A., en calidad de Concesionario. Artículo 2.- Ámbito de las seguridades y garantías La amplitud de las seguridades y…</w:t>
+            </w:r>
+          </w:p>
+        </w:tc>
+      </w:tr>
+      <w:tr>
+        <w:trPr>
+          <w:cantSplit/>
+        </w:trPr>
+        <w:tc>
+          <w:tcPr>
+            <w:tcW w:type="dxa" w:w="2041"/>
+            <w:shd w:val="clear" w:color="auto" w:fill="F2F5FA"/>
+          </w:tcPr>
+          <w:p>
+            <w:pPr>
+              <w:spacing w:before="20" w:after="20" w:line="264" w:lineRule="auto"/>
+            </w:pPr>
+            <w:r>
+              <w:rPr>
+                <w:rFonts w:ascii="Arial" w:hAnsi="Arial" w:eastAsia="Arial"/>
+                <w:b/>
+                <w:i w:val="0"/>
+                <w:color w:val="0A2F5C"/>
+                <w:sz w:val="17"/>
+              </w:rPr>
+              <w:t>Enlaces</w:t>
+            </w:r>
+          </w:p>
+        </w:tc>
+        <w:tc>
+          <w:tcPr>
+            <w:tcW w:type="dxa" w:w="7370"/>
+          </w:tcPr>
+          <w:p>
+            <w:pPr>
+              <w:spacing w:before="20" w:after="20" w:line="264" w:lineRule="auto"/>
+            </w:pPr>
+            <w:hyperlink r:id="rId15">
+              <w:r>
+                <w:rPr>
+                  <w:rFonts w:ascii="Arial" w:hAnsi="Arial" w:eastAsia="Arial" w:cs="Arial"/>
+                  <w:color w:val="0B5CAD"/>
+                  <w:sz w:val="17"/>
+                  <w:u w:val="single"/>
+                </w:rPr>
+                <w:t xml:space="preserve">Texto completo</w:t>
+              </w:r>
+            </w:hyperlink>
+            <w:r>
+              <w:rPr>
+                <w:rFonts w:ascii="Arial" w:hAnsi="Arial" w:eastAsia="Arial"/>
+                <w:b w:val="0"/>
+                <w:i w:val="0"/>
+                <w:color w:val="5B6880"/>
+                <w:sz w:val="17"/>
+              </w:rPr>
+              <w:t xml:space="preserve">   ·   </w:t>
+            </w:r>
+            <w:hyperlink r:id="rId30">
+              <w:r>
+                <w:rPr>
+                  <w:rFonts w:ascii="Arial" w:hAnsi="Arial" w:eastAsia="Arial" w:cs="Arial"/>
+                  <w:color w:val="0B5CAD"/>
+                  <w:sz w:val="17"/>
+                  <w:u w:val="single"/>
+                </w:rPr>
+                <w:t xml:space="preserve">El Peruano</w:t>
+              </w:r>
+            </w:hyperlink>
+            <w:r>
+              <w:rPr>
+                <w:rFonts w:ascii="Arial" w:hAnsi="Arial" w:eastAsia="Arial"/>
+                <w:b w:val="0"/>
+                <w:i w:val="0"/>
+                <w:color w:val="5B6880"/>
+                <w:sz w:val="17"/>
+              </w:rPr>
+              <w:t xml:space="preserve">   ·   </w:t>
+            </w:r>
+            <w:hyperlink r:id="rId31">
+              <w:r>
+                <w:rPr>
+                  <w:rFonts w:ascii="Arial" w:hAnsi="Arial" w:eastAsia="Arial" w:cs="Arial"/>
+                  <w:color w:val="0B5CAD"/>
+                  <w:sz w:val="17"/>
+                  <w:u w:val="single"/>
+                </w:rPr>
+                <w:t xml:space="preserve">PDF</w:t>
+              </w:r>
+            </w:hyperlink>
+          </w:p>
+        </w:tc>
+      </w:tr>
+    </w:tbl>
+    <w:p>
+      <w:pPr>
+        <w:spacing w:before="0" w:after="120" w:line="276" w:lineRule="auto"/>
+      </w:pPr>
+    </w:p>
+    <w:tbl>
+      <w:tblPr>
+        <w:tblW w:type="auto" w:w="0"/>
+        <w:tblLook w:firstColumn="1" w:firstRow="1" w:lastColumn="0" w:lastRow="0" w:noHBand="0" w:noVBand="1" w:val="04A0"/>
+        <w:tblBorders>
+          <w:top w:val="single" w:sz="4" w:space="0" w:color="C9D2DF"/>
+          <w:left w:val="single" w:sz="4" w:space="0" w:color="C9D2DF"/>
+          <w:bottom w:val="single" w:sz="4" w:space="0" w:color="C9D2DF"/>
+          <w:right w:val="single" w:sz="4" w:space="0" w:color="C9D2DF"/>
+          <w:insideH w:val="single" w:sz="4" w:space="0" w:color="C9D2DF"/>
+          <w:insideV w:val="single" w:sz="4" w:space="0" w:color="C9D2DF"/>
+        </w:tblBorders>
+        <w:tblLayout w:type="fixed"/>
+        <w:tblCellMar>
+          <w:top w:w="50" w:type="dxa"/>
+          <w:bottom w:w="50" w:type="dxa"/>
+          <w:left w:w="100" w:type="dxa"/>
+          <w:right w:w="100" w:type="dxa"/>
+        </w:tblCellMar>
+      </w:tblPr>
+      <w:tblGrid>
+        <w:gridCol w:w="4706"/>
+        <w:gridCol w:w="4706"/>
+      </w:tblGrid>
+      <w:tr>
+        <w:trPr>
+          <w:cantSplit/>
+        </w:trPr>
+        <w:tc>
+          <w:tcPr>
+            <w:tcW w:type="dxa" w:w="7370"/>
+            <w:gridSpan w:val="2"/>
+            <w:shd w:val="clear" w:color="auto" w:fill="E8F0FA"/>
+            <w:tcBorders>
+              <w:left w:val="single" w:sz="30" w:space="0" w:color="1BAF7A"/>
+            </w:tcBorders>
+          </w:tcPr>
+          <w:p>
+            <w:pPr>
+              <w:spacing w:before="20" w:after="20" w:line="264" w:lineRule="auto"/>
+            </w:pPr>
+            <w:r>
+              <w:rPr>
+                <w:rFonts w:ascii="Arial" w:hAnsi="Arial" w:eastAsia="Arial"/>
+                <w:b/>
+                <w:i w:val="0"/>
+                <w:color w:val="0A2F5C"/>
+                <w:sz w:val="19"/>
+              </w:rPr>
+              <w:t>6.  RESOLUCIÓN MINISTERIAL  N° 443-2026-EF/54</w:t>
             </w:r>
           </w:p>
         </w:tc>
@@ -3518,335 +4006,6 @@
             <w:pPr>
               <w:spacing w:before="20" w:after="20" w:line="264" w:lineRule="auto"/>
             </w:pPr>
-            <w:hyperlink r:id="rId15">
-              <w:r>
-                <w:rPr>
-                  <w:rFonts w:ascii="Arial" w:hAnsi="Arial" w:eastAsia="Arial" w:cs="Arial"/>
-                  <w:color w:val="0B5CAD"/>
-                  <w:sz w:val="17"/>
-                  <w:u w:val="single"/>
-                </w:rPr>
-                <w:t xml:space="preserve">Texto completo</w:t>
-              </w:r>
-            </w:hyperlink>
-            <w:r>
-              <w:rPr>
-                <w:rFonts w:ascii="Arial" w:hAnsi="Arial" w:eastAsia="Arial"/>
-                <w:b w:val="0"/>
-                <w:i w:val="0"/>
-                <w:color w:val="5B6880"/>
-                <w:sz w:val="17"/>
-              </w:rPr>
-              <w:t xml:space="preserve">   ·   </w:t>
-            </w:r>
-            <w:hyperlink r:id="rId28">
-              <w:r>
-                <w:rPr>
-                  <w:rFonts w:ascii="Arial" w:hAnsi="Arial" w:eastAsia="Arial" w:cs="Arial"/>
-                  <w:color w:val="0B5CAD"/>
-                  <w:sz w:val="17"/>
-                  <w:u w:val="single"/>
-                </w:rPr>
-                <w:t xml:space="preserve">El Peruano</w:t>
-              </w:r>
-            </w:hyperlink>
-            <w:r>
-              <w:rPr>
-                <w:rFonts w:ascii="Arial" w:hAnsi="Arial" w:eastAsia="Arial"/>
-                <w:b w:val="0"/>
-                <w:i w:val="0"/>
-                <w:color w:val="5B6880"/>
-                <w:sz w:val="17"/>
-              </w:rPr>
-              <w:t xml:space="preserve">   ·   </w:t>
-            </w:r>
-            <w:hyperlink r:id="rId29">
-              <w:r>
-                <w:rPr>
-                  <w:rFonts w:ascii="Arial" w:hAnsi="Arial" w:eastAsia="Arial" w:cs="Arial"/>
-                  <w:color w:val="0B5CAD"/>
-                  <w:sz w:val="17"/>
-                  <w:u w:val="single"/>
-                </w:rPr>
-                <w:t xml:space="preserve">PDF</w:t>
-              </w:r>
-            </w:hyperlink>
-          </w:p>
-        </w:tc>
-      </w:tr>
-    </w:tbl>
-    <w:p>
-      <w:pPr>
-        <w:spacing w:before="0" w:after="120" w:line="276" w:lineRule="auto"/>
-      </w:pPr>
-    </w:p>
-    <w:tbl>
-      <w:tblPr>
-        <w:tblW w:type="auto" w:w="0"/>
-        <w:tblLook w:firstColumn="1" w:firstRow="1" w:lastColumn="0" w:lastRow="0" w:noHBand="0" w:noVBand="1" w:val="04A0"/>
-        <w:tblBorders>
-          <w:top w:val="single" w:sz="4" w:space="0" w:color="C9D2DF"/>
-          <w:left w:val="single" w:sz="4" w:space="0" w:color="C9D2DF"/>
-          <w:bottom w:val="single" w:sz="4" w:space="0" w:color="C9D2DF"/>
-          <w:right w:val="single" w:sz="4" w:space="0" w:color="C9D2DF"/>
-          <w:insideH w:val="single" w:sz="4" w:space="0" w:color="C9D2DF"/>
-          <w:insideV w:val="single" w:sz="4" w:space="0" w:color="C9D2DF"/>
-        </w:tblBorders>
-        <w:tblLayout w:type="fixed"/>
-        <w:tblCellMar>
-          <w:top w:w="50" w:type="dxa"/>
-          <w:bottom w:w="50" w:type="dxa"/>
-          <w:left w:w="100" w:type="dxa"/>
-          <w:right w:w="100" w:type="dxa"/>
-        </w:tblCellMar>
-      </w:tblPr>
-      <w:tblGrid>
-        <w:gridCol w:w="4706"/>
-        <w:gridCol w:w="4706"/>
-      </w:tblGrid>
-      <w:tr>
-        <w:trPr>
-          <w:cantSplit/>
-        </w:trPr>
-        <w:tc>
-          <w:tcPr>
-            <w:tcW w:type="dxa" w:w="7370"/>
-            <w:gridSpan w:val="2"/>
-            <w:shd w:val="clear" w:color="auto" w:fill="E8F0FA"/>
-            <w:tcBorders>
-              <w:left w:val="single" w:sz="30" w:space="0" w:color="1BAF7A"/>
-            </w:tcBorders>
-          </w:tcPr>
-          <w:p>
-            <w:pPr>
-              <w:spacing w:before="20" w:after="20" w:line="264" w:lineRule="auto"/>
-            </w:pPr>
-            <w:r>
-              <w:rPr>
-                <w:rFonts w:ascii="Arial" w:hAnsi="Arial" w:eastAsia="Arial"/>
-                <w:b/>
-                <w:i w:val="0"/>
-                <w:color w:val="0A2F5C"/>
-                <w:sz w:val="19"/>
-              </w:rPr>
-              <w:t>6.  DECRETO SUPREMO  N° 210-2026-EF</w:t>
-            </w:r>
-          </w:p>
-        </w:tc>
-      </w:tr>
-      <w:tr>
-        <w:trPr>
-          <w:cantSplit/>
-        </w:trPr>
-        <w:tc>
-          <w:tcPr>
-            <w:tcW w:type="dxa" w:w="2041"/>
-            <w:shd w:val="clear" w:color="auto" w:fill="F2F5FA"/>
-          </w:tcPr>
-          <w:p>
-            <w:pPr>
-              <w:spacing w:before="20" w:after="20" w:line="264" w:lineRule="auto"/>
-            </w:pPr>
-            <w:r>
-              <w:rPr>
-                <w:rFonts w:ascii="Arial" w:hAnsi="Arial" w:eastAsia="Arial"/>
-                <w:b/>
-                <w:i w:val="0"/>
-                <w:color w:val="0A2F5C"/>
-                <w:sz w:val="17"/>
-              </w:rPr>
-              <w:t>Entidad emisora</w:t>
-            </w:r>
-          </w:p>
-        </w:tc>
-        <w:tc>
-          <w:tcPr>
-            <w:tcW w:type="dxa" w:w="7370"/>
-          </w:tcPr>
-          <w:p>
-            <w:pPr>
-              <w:spacing w:before="20" w:after="20" w:line="264" w:lineRule="auto"/>
-            </w:pPr>
-            <w:r>
-              <w:rPr>
-                <w:rFonts w:ascii="Arial" w:hAnsi="Arial" w:eastAsia="Arial"/>
-                <w:b w:val="0"/>
-                <w:i w:val="0"/>
-                <w:sz w:val="18"/>
-              </w:rPr>
-              <w:t>ECONOMÍA Y FINANZAS</w:t>
-            </w:r>
-          </w:p>
-        </w:tc>
-      </w:tr>
-      <w:tr>
-        <w:trPr>
-          <w:cantSplit/>
-        </w:trPr>
-        <w:tc>
-          <w:tcPr>
-            <w:tcW w:type="dxa" w:w="2041"/>
-            <w:shd w:val="clear" w:color="auto" w:fill="F2F5FA"/>
-          </w:tcPr>
-          <w:p>
-            <w:pPr>
-              <w:spacing w:before="20" w:after="20" w:line="264" w:lineRule="auto"/>
-            </w:pPr>
-            <w:r>
-              <w:rPr>
-                <w:rFonts w:ascii="Arial" w:hAnsi="Arial" w:eastAsia="Arial"/>
-                <w:b/>
-                <w:i w:val="0"/>
-                <w:color w:val="0A2F5C"/>
-                <w:sz w:val="17"/>
-              </w:rPr>
-              <w:t>Publicación</w:t>
-            </w:r>
-          </w:p>
-        </w:tc>
-        <w:tc>
-          <w:tcPr>
-            <w:tcW w:type="dxa" w:w="7370"/>
-          </w:tcPr>
-          <w:p>
-            <w:pPr>
-              <w:spacing w:before="20" w:after="20" w:line="264" w:lineRule="auto"/>
-            </w:pPr>
-            <w:r>
-              <w:rPr>
-                <w:rFonts w:ascii="Arial" w:hAnsi="Arial" w:eastAsia="Arial"/>
-                <w:b w:val="0"/>
-                <w:i w:val="0"/>
-                <w:sz w:val="18"/>
-              </w:rPr>
-              <w:t>01/10/2026 · Edición ordinaria</w:t>
-            </w:r>
-          </w:p>
-        </w:tc>
-      </w:tr>
-      <w:tr>
-        <w:trPr>
-          <w:cantSplit/>
-        </w:trPr>
-        <w:tc>
-          <w:tcPr>
-            <w:tcW w:type="dxa" w:w="2041"/>
-            <w:shd w:val="clear" w:color="auto" w:fill="F2F5FA"/>
-          </w:tcPr>
-          <w:p>
-            <w:pPr>
-              <w:spacing w:before="20" w:after="20" w:line="264" w:lineRule="auto"/>
-            </w:pPr>
-            <w:r>
-              <w:rPr>
-                <w:rFonts w:ascii="Arial" w:hAnsi="Arial" w:eastAsia="Arial"/>
-                <w:b/>
-                <w:i w:val="0"/>
-                <w:color w:val="0A2F5C"/>
-                <w:sz w:val="17"/>
-              </w:rPr>
-              <w:t>Temas</w:t>
-            </w:r>
-          </w:p>
-        </w:tc>
-        <w:tc>
-          <w:tcPr>
-            <w:tcW w:type="dxa" w:w="7370"/>
-          </w:tcPr>
-          <w:p>
-            <w:pPr>
-              <w:spacing w:before="20" w:after="20" w:line="264" w:lineRule="auto"/>
-            </w:pPr>
-            <w:r>
-              <w:rPr>
-                <w:rFonts w:ascii="Arial" w:hAnsi="Arial" w:eastAsia="Arial"/>
-                <w:b w:val="0"/>
-                <w:i w:val="0"/>
-                <w:sz w:val="18"/>
-              </w:rPr>
-              <w:t>Inversiones</w:t>
-            </w:r>
-          </w:p>
-        </w:tc>
-      </w:tr>
-      <w:tr>
-        <w:trPr>
-          <w:cantSplit/>
-        </w:trPr>
-        <w:tc>
-          <w:tcPr>
-            <w:tcW w:type="dxa" w:w="2041"/>
-            <w:shd w:val="clear" w:color="auto" w:fill="F2F5FA"/>
-          </w:tcPr>
-          <w:p>
-            <w:pPr>
-              <w:spacing w:before="20" w:after="20" w:line="264" w:lineRule="auto"/>
-            </w:pPr>
-            <w:r>
-              <w:rPr>
-                <w:rFonts w:ascii="Arial" w:hAnsi="Arial" w:eastAsia="Arial"/>
-                <w:b/>
-                <w:i w:val="0"/>
-                <w:color w:val="0A2F5C"/>
-                <w:sz w:val="17"/>
-              </w:rPr>
-              <w:t>Sumilla</w:t>
-            </w:r>
-          </w:p>
-        </w:tc>
-        <w:tc>
-          <w:tcPr>
-            <w:tcW w:type="dxa" w:w="7370"/>
-          </w:tcPr>
-          <w:p>
-            <w:pPr>
-              <w:spacing w:before="20" w:after="20" w:line="264" w:lineRule="auto"/>
-            </w:pPr>
-            <w:r>
-              <w:rPr>
-                <w:rFonts w:ascii="Arial" w:hAnsi="Arial" w:eastAsia="Arial"/>
-                <w:b w:val="0"/>
-                <w:i w:val="0"/>
-                <w:sz w:val="18"/>
-              </w:rPr>
-              <w:t>Decreto Supremo que otorga mediante contrato las seguridades y garantías del Estado Peruano en respaldo de las declaraciones seguridades y obligaciones a cargo del concedente contenidas en el Contrato de Concesión del Proyecto Mejoramiento del sistema de alcantarillado y tratamiento de aguas servidas de la ciudad de Puerto Maldonado - distrito de Tambopata provincia de Tambopata departamento de Madre de Dios</w:t>
-            </w:r>
-          </w:p>
-        </w:tc>
-      </w:tr>
-      <w:tr>
-        <w:trPr>
-          <w:cantSplit/>
-        </w:trPr>
-        <w:tc>
-          <w:tcPr>
-            <w:tcW w:type="dxa" w:w="2041"/>
-            <w:shd w:val="clear" w:color="auto" w:fill="F2F5FA"/>
-          </w:tcPr>
-          <w:p>
-            <w:pPr>
-              <w:spacing w:before="20" w:after="20" w:line="264" w:lineRule="auto"/>
-            </w:pPr>
-            <w:r>
-              <w:rPr>
-                <w:rFonts w:ascii="Arial" w:hAnsi="Arial" w:eastAsia="Arial"/>
-                <w:b/>
-                <w:i w:val="0"/>
-                <w:color w:val="0A2F5C"/>
-                <w:sz w:val="17"/>
-              </w:rPr>
-              <w:t>Enlaces</w:t>
-            </w:r>
-          </w:p>
-        </w:tc>
-        <w:tc>
-          <w:tcPr>
-            <w:tcW w:type="dxa" w:w="7370"/>
-          </w:tcPr>
-          <w:p>
-            <w:pPr>
-              <w:spacing w:before="20" w:after="20" w:line="264" w:lineRule="auto"/>
-            </w:pPr>
             <w:hyperlink r:id="rId16">
               <w:r>
                 <w:rPr>
@@ -3868,7 +4027,7 @@
               </w:rPr>
               <w:t xml:space="preserve">   ·   </w:t>
             </w:r>
-            <w:hyperlink r:id="rId30">
+            <w:hyperlink r:id="rId32">
               <w:r>
                 <w:rPr>
                   <w:rFonts w:ascii="Arial" w:hAnsi="Arial" w:eastAsia="Arial" w:cs="Arial"/>
@@ -3889,7 +4048,7 @@
               </w:rPr>
               <w:t xml:space="preserve">   ·   </w:t>
             </w:r>
-            <w:hyperlink r:id="rId31">
+            <w:hyperlink r:id="rId33">
               <w:r>
                 <w:rPr>
                   <w:rFonts w:ascii="Arial" w:hAnsi="Arial" w:eastAsia="Arial" w:cs="Arial"/>
@@ -4242,7 +4401,7 @@
               </w:rPr>
               <w:t xml:space="preserve">   ·   </w:t>
             </w:r>
-            <w:hyperlink r:id="rId32">
+            <w:hyperlink r:id="rId34">
               <w:r>
                 <w:rPr>
                   <w:rFonts w:ascii="Arial" w:hAnsi="Arial" w:eastAsia="Arial" w:cs="Arial"/>
@@ -4263,7 +4422,7 @@
               </w:rPr>
               <w:t xml:space="preserve">   ·   </w:t>
             </w:r>
-            <w:hyperlink r:id="rId33">
+            <w:hyperlink r:id="rId35">
               <w:r>
                 <w:rPr>
                   <w:rFonts w:ascii="Arial" w:hAnsi="Arial" w:eastAsia="Arial" w:cs="Arial"/>
@@ -4616,7 +4775,7 @@
               </w:rPr>
               <w:t xml:space="preserve">   ·   </w:t>
             </w:r>
-            <w:hyperlink r:id="rId34">
+            <w:hyperlink r:id="rId36">
               <w:r>
                 <w:rPr>
                   <w:rFonts w:ascii="Arial" w:hAnsi="Arial" w:eastAsia="Arial" w:cs="Arial"/>
@@ -4637,7 +4796,7 @@
               </w:rPr>
               <w:t xml:space="preserve">   ·   </w:t>
             </w:r>
-            <w:hyperlink r:id="rId35">
+            <w:hyperlink r:id="rId37">
               <w:r>
                 <w:rPr>
                   <w:rFonts w:ascii="Arial" w:hAnsi="Arial" w:eastAsia="Arial" w:cs="Arial"/>
@@ -4706,7 +4865,755 @@
                 <w:color w:val="0A2F5C"/>
                 <w:sz w:val="19"/>
               </w:rPr>
-              <w:t>9.  RESOLUCIÓN MINISTERIAL N° 540-2026-MTC/01</w:t>
+              <w:t>9.  RESOLUCIÓN  N° 000125-2026-CD/OSIPTEL</w:t>
+            </w:r>
+          </w:p>
+        </w:tc>
+      </w:tr>
+      <w:tr>
+        <w:trPr>
+          <w:cantSplit/>
+        </w:trPr>
+        <w:tc>
+          <w:tcPr>
+            <w:tcW w:type="dxa" w:w="2041"/>
+            <w:shd w:val="clear" w:color="auto" w:fill="F2F5FA"/>
+          </w:tcPr>
+          <w:p>
+            <w:pPr>
+              <w:spacing w:before="20" w:after="20" w:line="264" w:lineRule="auto"/>
+            </w:pPr>
+            <w:r>
+              <w:rPr>
+                <w:rFonts w:ascii="Arial" w:hAnsi="Arial" w:eastAsia="Arial"/>
+                <w:b/>
+                <w:i w:val="0"/>
+                <w:color w:val="0A2F5C"/>
+                <w:sz w:val="17"/>
+              </w:rPr>
+              <w:t>Entidad emisora</w:t>
+            </w:r>
+          </w:p>
+        </w:tc>
+        <w:tc>
+          <w:tcPr>
+            <w:tcW w:type="dxa" w:w="7370"/>
+          </w:tcPr>
+          <w:p>
+            <w:pPr>
+              <w:spacing w:before="20" w:after="20" w:line="264" w:lineRule="auto"/>
+            </w:pPr>
+            <w:r>
+              <w:rPr>
+                <w:rFonts w:ascii="Arial" w:hAnsi="Arial" w:eastAsia="Arial"/>
+                <w:b w:val="0"/>
+                <w:i w:val="0"/>
+                <w:sz w:val="18"/>
+              </w:rPr>
+              <w:t>ORGANISMO SUPERVISOR DE INVERSIÓN PRIVADA EN TELECOMUNICACIONES</w:t>
+            </w:r>
+          </w:p>
+        </w:tc>
+      </w:tr>
+      <w:tr>
+        <w:trPr>
+          <w:cantSplit/>
+        </w:trPr>
+        <w:tc>
+          <w:tcPr>
+            <w:tcW w:type="dxa" w:w="2041"/>
+            <w:shd w:val="clear" w:color="auto" w:fill="F2F5FA"/>
+          </w:tcPr>
+          <w:p>
+            <w:pPr>
+              <w:spacing w:before="20" w:after="20" w:line="264" w:lineRule="auto"/>
+            </w:pPr>
+            <w:r>
+              <w:rPr>
+                <w:rFonts w:ascii="Arial" w:hAnsi="Arial" w:eastAsia="Arial"/>
+                <w:b/>
+                <w:i w:val="0"/>
+                <w:color w:val="0A2F5C"/>
+                <w:sz w:val="17"/>
+              </w:rPr>
+              <w:t>Publicación</w:t>
+            </w:r>
+          </w:p>
+        </w:tc>
+        <w:tc>
+          <w:tcPr>
+            <w:tcW w:type="dxa" w:w="7370"/>
+          </w:tcPr>
+          <w:p>
+            <w:pPr>
+              <w:spacing w:before="20" w:after="20" w:line="264" w:lineRule="auto"/>
+            </w:pPr>
+            <w:r>
+              <w:rPr>
+                <w:rFonts w:ascii="Arial" w:hAnsi="Arial" w:eastAsia="Arial"/>
+                <w:b w:val="0"/>
+                <w:i w:val="0"/>
+                <w:sz w:val="18"/>
+              </w:rPr>
+              <w:t>01/10/2026 · Edición ordinaria</w:t>
+            </w:r>
+          </w:p>
+        </w:tc>
+      </w:tr>
+      <w:tr>
+        <w:trPr>
+          <w:cantSplit/>
+        </w:trPr>
+        <w:tc>
+          <w:tcPr>
+            <w:tcW w:type="dxa" w:w="2041"/>
+            <w:shd w:val="clear" w:color="auto" w:fill="F2F5FA"/>
+          </w:tcPr>
+          <w:p>
+            <w:pPr>
+              <w:spacing w:before="20" w:after="20" w:line="264" w:lineRule="auto"/>
+            </w:pPr>
+            <w:r>
+              <w:rPr>
+                <w:rFonts w:ascii="Arial" w:hAnsi="Arial" w:eastAsia="Arial"/>
+                <w:b/>
+                <w:i w:val="0"/>
+                <w:color w:val="0A2F5C"/>
+                <w:sz w:val="17"/>
+              </w:rPr>
+              <w:t>Temas</w:t>
+            </w:r>
+          </w:p>
+        </w:tc>
+        <w:tc>
+          <w:tcPr>
+            <w:tcW w:type="dxa" w:w="7370"/>
+          </w:tcPr>
+          <w:p>
+            <w:pPr>
+              <w:spacing w:before="20" w:after="20" w:line="264" w:lineRule="auto"/>
+            </w:pPr>
+            <w:r>
+              <w:rPr>
+                <w:rFonts w:ascii="Arial" w:hAnsi="Arial" w:eastAsia="Arial"/>
+                <w:b w:val="0"/>
+                <w:i w:val="0"/>
+                <w:sz w:val="18"/>
+              </w:rPr>
+              <w:t>Inversiones</w:t>
+            </w:r>
+          </w:p>
+        </w:tc>
+      </w:tr>
+      <w:tr>
+        <w:trPr>
+          <w:cantSplit/>
+        </w:trPr>
+        <w:tc>
+          <w:tcPr>
+            <w:tcW w:type="dxa" w:w="2041"/>
+            <w:shd w:val="clear" w:color="auto" w:fill="F2F5FA"/>
+          </w:tcPr>
+          <w:p>
+            <w:pPr>
+              <w:spacing w:before="20" w:after="20" w:line="264" w:lineRule="auto"/>
+            </w:pPr>
+            <w:r>
+              <w:rPr>
+                <w:rFonts w:ascii="Arial" w:hAnsi="Arial" w:eastAsia="Arial"/>
+                <w:b/>
+                <w:i w:val="0"/>
+                <w:color w:val="0A2F5C"/>
+                <w:sz w:val="17"/>
+              </w:rPr>
+              <w:t>Sumilla</w:t>
+            </w:r>
+          </w:p>
+        </w:tc>
+        <w:tc>
+          <w:tcPr>
+            <w:tcW w:type="dxa" w:w="7370"/>
+          </w:tcPr>
+          <w:p>
+            <w:pPr>
+              <w:spacing w:before="20" w:after="20" w:line="264" w:lineRule="auto"/>
+            </w:pPr>
+            <w:r>
+              <w:rPr>
+                <w:rFonts w:ascii="Arial" w:hAnsi="Arial" w:eastAsia="Arial"/>
+                <w:b w:val="0"/>
+                <w:i w:val="0"/>
+                <w:sz w:val="18"/>
+              </w:rPr>
+              <w:t>Aprueban la exclusión de la empresa concesionaria Integratel Perú S.A.A. de las obligaciones relacionadas con la prueba de imputación tarifaria prevista en el Reglamento de Imputación Tarifaria; y dictan otras disposiciones</w:t>
+            </w:r>
+          </w:p>
+        </w:tc>
+      </w:tr>
+      <w:tr>
+        <w:trPr>
+          <w:cantSplit/>
+        </w:trPr>
+        <w:tc>
+          <w:tcPr>
+            <w:tcW w:type="dxa" w:w="2041"/>
+            <w:shd w:val="clear" w:color="auto" w:fill="F2F5FA"/>
+          </w:tcPr>
+          <w:p>
+            <w:pPr>
+              <w:spacing w:before="20" w:after="20" w:line="264" w:lineRule="auto"/>
+            </w:pPr>
+            <w:r>
+              <w:rPr>
+                <w:rFonts w:ascii="Arial" w:hAnsi="Arial" w:eastAsia="Arial"/>
+                <w:b/>
+                <w:i w:val="0"/>
+                <w:color w:val="0A2F5C"/>
+                <w:sz w:val="17"/>
+              </w:rPr>
+              <w:t>Disposición principal</w:t>
+            </w:r>
+          </w:p>
+        </w:tc>
+        <w:tc>
+          <w:tcPr>
+            <w:tcW w:type="dxa" w:w="7370"/>
+          </w:tcPr>
+          <w:p>
+            <w:pPr>
+              <w:spacing w:before="20" w:after="20" w:line="264" w:lineRule="auto"/>
+            </w:pPr>
+            <w:r>
+              <w:rPr>
+                <w:rFonts w:ascii="Arial" w:hAnsi="Arial" w:eastAsia="Arial"/>
+                <w:b w:val="0"/>
+                <w:i w:val="0"/>
+                <w:sz w:val="18"/>
+              </w:rPr>
+              <w:t>Artículo 1.- Aprobar la exclusión del servicio telefónico de larga distancia nacional prestado en la modalidad de abonado y teléfonos públicos, para llamadas que son terminadas y originadas en la red fija, ya sea a través de tarjetas de pago o acceso automático, de la prueba de imputación tarifaria prevista en el Reglamento de Imputación Tarifaria, aprobado mediante Resolución de Consejo Directivo N° 049-2006-CD/OSIPTEL. Artículo 2.- Aprobar la exclusión de la empresa concesionaria Integratel Perú S.A.A. de las obligaciones relacionadas con la prueba de imputación tarifaria prevista en el Reglamento de Imputación Tarifaria, aprobado mediante Resolución de Consejo Directivo N°…</w:t>
+            </w:r>
+          </w:p>
+        </w:tc>
+      </w:tr>
+      <w:tr>
+        <w:trPr>
+          <w:cantSplit/>
+        </w:trPr>
+        <w:tc>
+          <w:tcPr>
+            <w:tcW w:type="dxa" w:w="2041"/>
+            <w:shd w:val="clear" w:color="auto" w:fill="F2F5FA"/>
+          </w:tcPr>
+          <w:p>
+            <w:pPr>
+              <w:spacing w:before="20" w:after="20" w:line="264" w:lineRule="auto"/>
+            </w:pPr>
+            <w:r>
+              <w:rPr>
+                <w:rFonts w:ascii="Arial" w:hAnsi="Arial" w:eastAsia="Arial"/>
+                <w:b/>
+                <w:i w:val="0"/>
+                <w:color w:val="0A2F5C"/>
+                <w:sz w:val="17"/>
+              </w:rPr>
+              <w:t>Enlaces</w:t>
+            </w:r>
+          </w:p>
+        </w:tc>
+        <w:tc>
+          <w:tcPr>
+            <w:tcW w:type="dxa" w:w="7370"/>
+          </w:tcPr>
+          <w:p>
+            <w:pPr>
+              <w:spacing w:before="20" w:after="20" w:line="264" w:lineRule="auto"/>
+            </w:pPr>
+            <w:hyperlink r:id="rId19">
+              <w:r>
+                <w:rPr>
+                  <w:rFonts w:ascii="Arial" w:hAnsi="Arial" w:eastAsia="Arial" w:cs="Arial"/>
+                  <w:color w:val="0B5CAD"/>
+                  <w:sz w:val="17"/>
+                  <w:u w:val="single"/>
+                </w:rPr>
+                <w:t xml:space="preserve">Texto completo</w:t>
+              </w:r>
+            </w:hyperlink>
+            <w:r>
+              <w:rPr>
+                <w:rFonts w:ascii="Arial" w:hAnsi="Arial" w:eastAsia="Arial"/>
+                <w:b w:val="0"/>
+                <w:i w:val="0"/>
+                <w:color w:val="5B6880"/>
+                <w:sz w:val="17"/>
+              </w:rPr>
+              <w:t xml:space="preserve">   ·   </w:t>
+            </w:r>
+            <w:hyperlink r:id="rId38">
+              <w:r>
+                <w:rPr>
+                  <w:rFonts w:ascii="Arial" w:hAnsi="Arial" w:eastAsia="Arial" w:cs="Arial"/>
+                  <w:color w:val="0B5CAD"/>
+                  <w:sz w:val="17"/>
+                  <w:u w:val="single"/>
+                </w:rPr>
+                <w:t xml:space="preserve">El Peruano</w:t>
+              </w:r>
+            </w:hyperlink>
+            <w:r>
+              <w:rPr>
+                <w:rFonts w:ascii="Arial" w:hAnsi="Arial" w:eastAsia="Arial"/>
+                <w:b w:val="0"/>
+                <w:i w:val="0"/>
+                <w:color w:val="5B6880"/>
+                <w:sz w:val="17"/>
+              </w:rPr>
+              <w:t xml:space="preserve">   ·   </w:t>
+            </w:r>
+            <w:hyperlink r:id="rId39">
+              <w:r>
+                <w:rPr>
+                  <w:rFonts w:ascii="Arial" w:hAnsi="Arial" w:eastAsia="Arial" w:cs="Arial"/>
+                  <w:color w:val="0B5CAD"/>
+                  <w:sz w:val="17"/>
+                  <w:u w:val="single"/>
+                </w:rPr>
+                <w:t xml:space="preserve">PDF</w:t>
+              </w:r>
+            </w:hyperlink>
+          </w:p>
+        </w:tc>
+      </w:tr>
+    </w:tbl>
+    <w:p>
+      <w:pPr>
+        <w:spacing w:before="0" w:after="120" w:line="276" w:lineRule="auto"/>
+      </w:pPr>
+    </w:p>
+    <w:tbl>
+      <w:tblPr>
+        <w:tblW w:type="auto" w:w="0"/>
+        <w:tblLook w:firstColumn="1" w:firstRow="1" w:lastColumn="0" w:lastRow="0" w:noHBand="0" w:noVBand="1" w:val="04A0"/>
+        <w:tblBorders>
+          <w:top w:val="single" w:sz="4" w:space="0" w:color="C9D2DF"/>
+          <w:left w:val="single" w:sz="4" w:space="0" w:color="C9D2DF"/>
+          <w:bottom w:val="single" w:sz="4" w:space="0" w:color="C9D2DF"/>
+          <w:right w:val="single" w:sz="4" w:space="0" w:color="C9D2DF"/>
+          <w:insideH w:val="single" w:sz="4" w:space="0" w:color="C9D2DF"/>
+          <w:insideV w:val="single" w:sz="4" w:space="0" w:color="C9D2DF"/>
+        </w:tblBorders>
+        <w:tblLayout w:type="fixed"/>
+        <w:tblCellMar>
+          <w:top w:w="50" w:type="dxa"/>
+          <w:bottom w:w="50" w:type="dxa"/>
+          <w:left w:w="100" w:type="dxa"/>
+          <w:right w:w="100" w:type="dxa"/>
+        </w:tblCellMar>
+      </w:tblPr>
+      <w:tblGrid>
+        <w:gridCol w:w="4706"/>
+        <w:gridCol w:w="4706"/>
+      </w:tblGrid>
+      <w:tr>
+        <w:trPr>
+          <w:cantSplit/>
+        </w:trPr>
+        <w:tc>
+          <w:tcPr>
+            <w:tcW w:type="dxa" w:w="7370"/>
+            <w:gridSpan w:val="2"/>
+            <w:shd w:val="clear" w:color="auto" w:fill="E8F0FA"/>
+            <w:tcBorders>
+              <w:left w:val="single" w:sz="30" w:space="0" w:color="1BAF7A"/>
+            </w:tcBorders>
+          </w:tcPr>
+          <w:p>
+            <w:pPr>
+              <w:spacing w:before="20" w:after="20" w:line="264" w:lineRule="auto"/>
+            </w:pPr>
+            <w:r>
+              <w:rPr>
+                <w:rFonts w:ascii="Arial" w:hAnsi="Arial" w:eastAsia="Arial"/>
+                <w:b/>
+                <w:i w:val="0"/>
+                <w:color w:val="0A2F5C"/>
+                <w:sz w:val="19"/>
+              </w:rPr>
+              <w:t>10.  RESOLUCIÓN  N° 000126-2026-CD/OSIPTEL</w:t>
+            </w:r>
+          </w:p>
+        </w:tc>
+      </w:tr>
+      <w:tr>
+        <w:trPr>
+          <w:cantSplit/>
+        </w:trPr>
+        <w:tc>
+          <w:tcPr>
+            <w:tcW w:type="dxa" w:w="2041"/>
+            <w:shd w:val="clear" w:color="auto" w:fill="F2F5FA"/>
+          </w:tcPr>
+          <w:p>
+            <w:pPr>
+              <w:spacing w:before="20" w:after="20" w:line="264" w:lineRule="auto"/>
+            </w:pPr>
+            <w:r>
+              <w:rPr>
+                <w:rFonts w:ascii="Arial" w:hAnsi="Arial" w:eastAsia="Arial"/>
+                <w:b/>
+                <w:i w:val="0"/>
+                <w:color w:val="0A2F5C"/>
+                <w:sz w:val="17"/>
+              </w:rPr>
+              <w:t>Entidad emisora</w:t>
+            </w:r>
+          </w:p>
+        </w:tc>
+        <w:tc>
+          <w:tcPr>
+            <w:tcW w:type="dxa" w:w="7370"/>
+          </w:tcPr>
+          <w:p>
+            <w:pPr>
+              <w:spacing w:before="20" w:after="20" w:line="264" w:lineRule="auto"/>
+            </w:pPr>
+            <w:r>
+              <w:rPr>
+                <w:rFonts w:ascii="Arial" w:hAnsi="Arial" w:eastAsia="Arial"/>
+                <w:b w:val="0"/>
+                <w:i w:val="0"/>
+                <w:sz w:val="18"/>
+              </w:rPr>
+              <w:t>ORGANISMO SUPERVISOR DE INVERSIÓN PRIVADA EN TELECOMUNICACIONES</w:t>
+            </w:r>
+          </w:p>
+        </w:tc>
+      </w:tr>
+      <w:tr>
+        <w:trPr>
+          <w:cantSplit/>
+        </w:trPr>
+        <w:tc>
+          <w:tcPr>
+            <w:tcW w:type="dxa" w:w="2041"/>
+            <w:shd w:val="clear" w:color="auto" w:fill="F2F5FA"/>
+          </w:tcPr>
+          <w:p>
+            <w:pPr>
+              <w:spacing w:before="20" w:after="20" w:line="264" w:lineRule="auto"/>
+            </w:pPr>
+            <w:r>
+              <w:rPr>
+                <w:rFonts w:ascii="Arial" w:hAnsi="Arial" w:eastAsia="Arial"/>
+                <w:b/>
+                <w:i w:val="0"/>
+                <w:color w:val="0A2F5C"/>
+                <w:sz w:val="17"/>
+              </w:rPr>
+              <w:t>Publicación</w:t>
+            </w:r>
+          </w:p>
+        </w:tc>
+        <w:tc>
+          <w:tcPr>
+            <w:tcW w:type="dxa" w:w="7370"/>
+          </w:tcPr>
+          <w:p>
+            <w:pPr>
+              <w:spacing w:before="20" w:after="20" w:line="264" w:lineRule="auto"/>
+            </w:pPr>
+            <w:r>
+              <w:rPr>
+                <w:rFonts w:ascii="Arial" w:hAnsi="Arial" w:eastAsia="Arial"/>
+                <w:b w:val="0"/>
+                <w:i w:val="0"/>
+                <w:sz w:val="18"/>
+              </w:rPr>
+              <w:t>01/10/2026 · Edición ordinaria</w:t>
+            </w:r>
+          </w:p>
+        </w:tc>
+      </w:tr>
+      <w:tr>
+        <w:trPr>
+          <w:cantSplit/>
+        </w:trPr>
+        <w:tc>
+          <w:tcPr>
+            <w:tcW w:type="dxa" w:w="2041"/>
+            <w:shd w:val="clear" w:color="auto" w:fill="F2F5FA"/>
+          </w:tcPr>
+          <w:p>
+            <w:pPr>
+              <w:spacing w:before="20" w:after="20" w:line="264" w:lineRule="auto"/>
+            </w:pPr>
+            <w:r>
+              <w:rPr>
+                <w:rFonts w:ascii="Arial" w:hAnsi="Arial" w:eastAsia="Arial"/>
+                <w:b/>
+                <w:i w:val="0"/>
+                <w:color w:val="0A2F5C"/>
+                <w:sz w:val="17"/>
+              </w:rPr>
+              <w:t>Temas</w:t>
+            </w:r>
+          </w:p>
+        </w:tc>
+        <w:tc>
+          <w:tcPr>
+            <w:tcW w:type="dxa" w:w="7370"/>
+          </w:tcPr>
+          <w:p>
+            <w:pPr>
+              <w:spacing w:before="20" w:after="20" w:line="264" w:lineRule="auto"/>
+            </w:pPr>
+            <w:r>
+              <w:rPr>
+                <w:rFonts w:ascii="Arial" w:hAnsi="Arial" w:eastAsia="Arial"/>
+                <w:b w:val="0"/>
+                <w:i w:val="0"/>
+                <w:sz w:val="18"/>
+              </w:rPr>
+              <w:t>Inversiones</w:t>
+            </w:r>
+          </w:p>
+        </w:tc>
+      </w:tr>
+      <w:tr>
+        <w:trPr>
+          <w:cantSplit/>
+        </w:trPr>
+        <w:tc>
+          <w:tcPr>
+            <w:tcW w:type="dxa" w:w="2041"/>
+            <w:shd w:val="clear" w:color="auto" w:fill="F2F5FA"/>
+          </w:tcPr>
+          <w:p>
+            <w:pPr>
+              <w:spacing w:before="20" w:after="20" w:line="264" w:lineRule="auto"/>
+            </w:pPr>
+            <w:r>
+              <w:rPr>
+                <w:rFonts w:ascii="Arial" w:hAnsi="Arial" w:eastAsia="Arial"/>
+                <w:b/>
+                <w:i w:val="0"/>
+                <w:color w:val="0A2F5C"/>
+                <w:sz w:val="17"/>
+              </w:rPr>
+              <w:t>Sumilla</w:t>
+            </w:r>
+          </w:p>
+        </w:tc>
+        <w:tc>
+          <w:tcPr>
+            <w:tcW w:type="dxa" w:w="7370"/>
+          </w:tcPr>
+          <w:p>
+            <w:pPr>
+              <w:spacing w:before="20" w:after="20" w:line="264" w:lineRule="auto"/>
+            </w:pPr>
+            <w:r>
+              <w:rPr>
+                <w:rFonts w:ascii="Arial" w:hAnsi="Arial" w:eastAsia="Arial"/>
+                <w:b w:val="0"/>
+                <w:i w:val="0"/>
+                <w:sz w:val="18"/>
+              </w:rPr>
+              <w:t>Aprueban Norma que establece disposiciones para la aplicación del Sandbox Regulatorio del Organismo Supervisor de Inversión Privada en Telecomunicaciones - Osiptel</w:t>
+            </w:r>
+          </w:p>
+        </w:tc>
+      </w:tr>
+      <w:tr>
+        <w:trPr>
+          <w:cantSplit/>
+        </w:trPr>
+        <w:tc>
+          <w:tcPr>
+            <w:tcW w:type="dxa" w:w="2041"/>
+            <w:shd w:val="clear" w:color="auto" w:fill="F2F5FA"/>
+          </w:tcPr>
+          <w:p>
+            <w:pPr>
+              <w:spacing w:before="20" w:after="20" w:line="264" w:lineRule="auto"/>
+            </w:pPr>
+            <w:r>
+              <w:rPr>
+                <w:rFonts w:ascii="Arial" w:hAnsi="Arial" w:eastAsia="Arial"/>
+                <w:b/>
+                <w:i w:val="0"/>
+                <w:color w:val="0A2F5C"/>
+                <w:sz w:val="17"/>
+              </w:rPr>
+              <w:t>Disposición principal</w:t>
+            </w:r>
+          </w:p>
+        </w:tc>
+        <w:tc>
+          <w:tcPr>
+            <w:tcW w:type="dxa" w:w="7370"/>
+          </w:tcPr>
+          <w:p>
+            <w:pPr>
+              <w:spacing w:before="20" w:after="20" w:line="264" w:lineRule="auto"/>
+            </w:pPr>
+            <w:r>
+              <w:rPr>
+                <w:rFonts w:ascii="Arial" w:hAnsi="Arial" w:eastAsia="Arial"/>
+                <w:b w:val="0"/>
+                <w:i w:val="0"/>
+                <w:sz w:val="18"/>
+              </w:rPr>
+              <w:t>Artículo 1.- Aprobar la Norma que establece disposiciones para la aplicación del Sandbox Regulatorio del Organismo Supervisor de Inversión Privada en Telecomunicaciones - Osiptel, que forma parte integrante de la presente resolución. Artículo 2.- Encargar a la Oficina de Comunicaciones y Relaciones Institucionales: i. Publicar la presente resolución, así como la norma aprobada en el artículo 1 en el diario oficial El Peruano. ii. Publicar la presente resolución, la norma aprobada en el artículo 1, la Exposición de Motivos, el Análisis de Impacto Regulatorio contenido en el Informe Nº 000198-2026-DPRC/OSIPTEL y la Matriz de Comentarios, en la sede digital del Osiptel…</w:t>
+            </w:r>
+          </w:p>
+        </w:tc>
+      </w:tr>
+      <w:tr>
+        <w:trPr>
+          <w:cantSplit/>
+        </w:trPr>
+        <w:tc>
+          <w:tcPr>
+            <w:tcW w:type="dxa" w:w="2041"/>
+            <w:shd w:val="clear" w:color="auto" w:fill="F2F5FA"/>
+          </w:tcPr>
+          <w:p>
+            <w:pPr>
+              <w:spacing w:before="20" w:after="20" w:line="264" w:lineRule="auto"/>
+            </w:pPr>
+            <w:r>
+              <w:rPr>
+                <w:rFonts w:ascii="Arial" w:hAnsi="Arial" w:eastAsia="Arial"/>
+                <w:b/>
+                <w:i w:val="0"/>
+                <w:color w:val="0A2F5C"/>
+                <w:sz w:val="17"/>
+              </w:rPr>
+              <w:t>Enlaces</w:t>
+            </w:r>
+          </w:p>
+        </w:tc>
+        <w:tc>
+          <w:tcPr>
+            <w:tcW w:type="dxa" w:w="7370"/>
+          </w:tcPr>
+          <w:p>
+            <w:pPr>
+              <w:spacing w:before="20" w:after="20" w:line="264" w:lineRule="auto"/>
+            </w:pPr>
+            <w:hyperlink r:id="rId20">
+              <w:r>
+                <w:rPr>
+                  <w:rFonts w:ascii="Arial" w:hAnsi="Arial" w:eastAsia="Arial" w:cs="Arial"/>
+                  <w:color w:val="0B5CAD"/>
+                  <w:sz w:val="17"/>
+                  <w:u w:val="single"/>
+                </w:rPr>
+                <w:t xml:space="preserve">Texto completo</w:t>
+              </w:r>
+            </w:hyperlink>
+            <w:r>
+              <w:rPr>
+                <w:rFonts w:ascii="Arial" w:hAnsi="Arial" w:eastAsia="Arial"/>
+                <w:b w:val="0"/>
+                <w:i w:val="0"/>
+                <w:color w:val="5B6880"/>
+                <w:sz w:val="17"/>
+              </w:rPr>
+              <w:t xml:space="preserve">   ·   </w:t>
+            </w:r>
+            <w:hyperlink r:id="rId40">
+              <w:r>
+                <w:rPr>
+                  <w:rFonts w:ascii="Arial" w:hAnsi="Arial" w:eastAsia="Arial" w:cs="Arial"/>
+                  <w:color w:val="0B5CAD"/>
+                  <w:sz w:val="17"/>
+                  <w:u w:val="single"/>
+                </w:rPr>
+                <w:t xml:space="preserve">El Peruano</w:t>
+              </w:r>
+            </w:hyperlink>
+            <w:r>
+              <w:rPr>
+                <w:rFonts w:ascii="Arial" w:hAnsi="Arial" w:eastAsia="Arial"/>
+                <w:b w:val="0"/>
+                <w:i w:val="0"/>
+                <w:color w:val="5B6880"/>
+                <w:sz w:val="17"/>
+              </w:rPr>
+              <w:t xml:space="preserve">   ·   </w:t>
+            </w:r>
+            <w:hyperlink r:id="rId41">
+              <w:r>
+                <w:rPr>
+                  <w:rFonts w:ascii="Arial" w:hAnsi="Arial" w:eastAsia="Arial" w:cs="Arial"/>
+                  <w:color w:val="0B5CAD"/>
+                  <w:sz w:val="17"/>
+                  <w:u w:val="single"/>
+                </w:rPr>
+                <w:t xml:space="preserve">PDF</w:t>
+              </w:r>
+            </w:hyperlink>
+          </w:p>
+        </w:tc>
+      </w:tr>
+    </w:tbl>
+    <w:p>
+      <w:pPr>
+        <w:spacing w:before="0" w:after="120" w:line="276" w:lineRule="auto"/>
+      </w:pPr>
+    </w:p>
+    <w:tbl>
+      <w:tblPr>
+        <w:tblW w:type="auto" w:w="0"/>
+        <w:tblLook w:firstColumn="1" w:firstRow="1" w:lastColumn="0" w:lastRow="0" w:noHBand="0" w:noVBand="1" w:val="04A0"/>
+        <w:tblBorders>
+          <w:top w:val="single" w:sz="4" w:space="0" w:color="C9D2DF"/>
+          <w:left w:val="single" w:sz="4" w:space="0" w:color="C9D2DF"/>
+          <w:bottom w:val="single" w:sz="4" w:space="0" w:color="C9D2DF"/>
+          <w:right w:val="single" w:sz="4" w:space="0" w:color="C9D2DF"/>
+          <w:insideH w:val="single" w:sz="4" w:space="0" w:color="C9D2DF"/>
+          <w:insideV w:val="single" w:sz="4" w:space="0" w:color="C9D2DF"/>
+        </w:tblBorders>
+        <w:tblLayout w:type="fixed"/>
+        <w:tblCellMar>
+          <w:top w:w="50" w:type="dxa"/>
+          <w:bottom w:w="50" w:type="dxa"/>
+          <w:left w:w="100" w:type="dxa"/>
+          <w:right w:w="100" w:type="dxa"/>
+        </w:tblCellMar>
+      </w:tblPr>
+      <w:tblGrid>
+        <w:gridCol w:w="4706"/>
+        <w:gridCol w:w="4706"/>
+      </w:tblGrid>
+      <w:tr>
+        <w:trPr>
+          <w:cantSplit/>
+        </w:trPr>
+        <w:tc>
+          <w:tcPr>
+            <w:tcW w:type="dxa" w:w="7370"/>
+            <w:gridSpan w:val="2"/>
+            <w:shd w:val="clear" w:color="auto" w:fill="E8F0FA"/>
+            <w:tcBorders>
+              <w:left w:val="single" w:sz="30" w:space="0" w:color="1BAF7A"/>
+            </w:tcBorders>
+          </w:tcPr>
+          <w:p>
+            <w:pPr>
+              <w:spacing w:before="20" w:after="20" w:line="264" w:lineRule="auto"/>
+            </w:pPr>
+            <w:r>
+              <w:rPr>
+                <w:rFonts w:ascii="Arial" w:hAnsi="Arial" w:eastAsia="Arial"/>
+                <w:b/>
+                <w:i w:val="0"/>
+                <w:color w:val="0A2F5C"/>
+                <w:sz w:val="19"/>
+              </w:rPr>
+              <w:t>11.  RESOLUCIÓN MINISTERIAL N° 540-2026-MTC/01</w:t>
             </w:r>
           </w:p>
         </w:tc>
@@ -4969,7 +5876,7 @@
             <w:pPr>
               <w:spacing w:before="20" w:after="20" w:line="264" w:lineRule="auto"/>
             </w:pPr>
-            <w:hyperlink r:id="rId19">
+            <w:hyperlink r:id="rId21">
               <w:r>
                 <w:rPr>
                   <w:rFonts w:ascii="Arial" w:hAnsi="Arial" w:eastAsia="Arial" w:cs="Arial"/>
@@ -4990,7 +5897,7 @@
               </w:rPr>
               <w:t xml:space="preserve">   ·   </w:t>
             </w:r>
-            <w:hyperlink r:id="rId36">
+            <w:hyperlink r:id="rId42">
               <w:r>
                 <w:rPr>
                   <w:rFonts w:ascii="Arial" w:hAnsi="Arial" w:eastAsia="Arial" w:cs="Arial"/>
@@ -5011,7 +5918,7 @@
               </w:rPr>
               <w:t xml:space="preserve">   ·   </w:t>
             </w:r>
-            <w:hyperlink r:id="rId37">
+            <w:hyperlink r:id="rId43">
               <w:r>
                 <w:rPr>
                   <w:rFonts w:ascii="Arial" w:hAnsi="Arial" w:eastAsia="Arial" w:cs="Arial"/>
@@ -5059,7 +5966,7 @@
         </w:rPr>
         <w:t xml:space="preserve">se revisan todas las normas publicadas en el Diario Oficial El Peruano en el periodo. Una norma se selecciona cuando su entidad, título o sumilla contiene alguno de los términos definidos para cada tema, o cuando su texto completo menciona a la ATU. Los criterios pueden consultarse y editarse en el panel: </w:t>
       </w:r>
-      <w:hyperlink r:id="rId38">
+      <w:hyperlink r:id="rId44">
         <w:r>
           <w:rPr>
             <w:rFonts w:ascii="Arial" w:hAnsi="Arial" w:eastAsia="Arial" w:cs="Arial"/>
